--- a/Document/25051512 report.docx
+++ b/Document/25051512 report.docx
@@ -1164,7 +1164,7 @@
         <w:fldChar w:fldCharType="separate"/>
       </w:r>
       <w:r>
-        <w:t>8</w:t>
+        <w:t>9</w:t>
       </w:r>
       <w:r>
         <w:fldChar w:fldCharType="end"/>
@@ -1367,6 +1367,8 @@
         </w:rPr>
         <w:fldChar w:fldCharType="end"/>
       </w:r>
+      <w:bookmarkStart w:id="152" w:name="_GoBack"/>
+      <w:bookmarkEnd w:id="152"/>
     </w:p>
     <w:p>
       <w:pPr>
@@ -1979,7 +1981,7 @@
         <w:fldChar w:fldCharType="separate"/>
       </w:r>
       <w:r>
-        <w:t>18</w:t>
+        <w:t>17</w:t>
       </w:r>
       <w:r>
         <w:fldChar w:fldCharType="end"/>
@@ -2864,7 +2866,7 @@
         <w:fldChar w:fldCharType="separate"/>
       </w:r>
       <w:r>
-        <w:t>27</w:t>
+        <w:t>26</w:t>
       </w:r>
       <w:r>
         <w:fldChar w:fldCharType="end"/>
@@ -4004,7 +4006,7 @@
           <w:szCs w:val="32"/>
           <w:lang w:val="en-US" w:eastAsia="zh-CN"/>
         </w:rPr>
-        <w:instrText xml:space="preserve"> HYPERLINK \l _Toc11053 </w:instrText>
+        <w:instrText xml:space="preserve"> HYPERLINK \l _Toc22455 </w:instrText>
       </w:r>
       <w:r>
         <w:rPr>
@@ -4039,7 +4041,7 @@
         <w:fldChar w:fldCharType="begin"/>
       </w:r>
       <w:r>
-        <w:instrText xml:space="preserve"> PAGEREF _Toc11053 \h </w:instrText>
+        <w:instrText xml:space="preserve"> PAGEREF _Toc22455 \h </w:instrText>
       </w:r>
       <w:r>
         <w:fldChar w:fldCharType="separate"/>
@@ -4083,7 +4085,7 @@
           <w:szCs w:val="32"/>
           <w:lang w:val="en-US" w:eastAsia="zh-CN"/>
         </w:rPr>
-        <w:instrText xml:space="preserve"> HYPERLINK \l _Toc7058 </w:instrText>
+        <w:instrText xml:space="preserve"> HYPERLINK \l _Toc3512 </w:instrText>
       </w:r>
       <w:r>
         <w:rPr>
@@ -4120,7 +4122,7 @@
         <w:fldChar w:fldCharType="begin"/>
       </w:r>
       <w:r>
-        <w:instrText xml:space="preserve"> PAGEREF _Toc7058 \h </w:instrText>
+        <w:instrText xml:space="preserve"> PAGEREF _Toc3512 \h </w:instrText>
       </w:r>
       <w:r>
         <w:fldChar w:fldCharType="separate"/>
@@ -4164,7 +4166,7 @@
           <w:szCs w:val="32"/>
           <w:lang w:val="en-US" w:eastAsia="zh-CN"/>
         </w:rPr>
-        <w:instrText xml:space="preserve"> HYPERLINK \l _Toc31967 </w:instrText>
+        <w:instrText xml:space="preserve"> HYPERLINK \l _Toc4177 </w:instrText>
       </w:r>
       <w:r>
         <w:rPr>
@@ -4200,7 +4202,7 @@
         <w:fldChar w:fldCharType="begin"/>
       </w:r>
       <w:r>
-        <w:instrText xml:space="preserve"> PAGEREF _Toc31967 \h </w:instrText>
+        <w:instrText xml:space="preserve"> PAGEREF _Toc4177 \h </w:instrText>
       </w:r>
       <w:r>
         <w:fldChar w:fldCharType="separate"/>
@@ -4244,7 +4246,7 @@
           <w:szCs w:val="32"/>
           <w:lang w:val="en-US" w:eastAsia="zh-CN"/>
         </w:rPr>
-        <w:instrText xml:space="preserve"> HYPERLINK \l _Toc16610 </w:instrText>
+        <w:instrText xml:space="preserve"> HYPERLINK \l _Toc18152 </w:instrText>
       </w:r>
       <w:r>
         <w:rPr>
@@ -4280,7 +4282,7 @@
         <w:fldChar w:fldCharType="begin"/>
       </w:r>
       <w:r>
-        <w:instrText xml:space="preserve"> PAGEREF _Toc16610 \h </w:instrText>
+        <w:instrText xml:space="preserve"> PAGEREF _Toc18152 \h </w:instrText>
       </w:r>
       <w:r>
         <w:fldChar w:fldCharType="separate"/>
@@ -4324,7 +4326,7 @@
           <w:szCs w:val="32"/>
           <w:lang w:val="en-US" w:eastAsia="zh-CN"/>
         </w:rPr>
-        <w:instrText xml:space="preserve"> HYPERLINK \l _Toc8273 </w:instrText>
+        <w:instrText xml:space="preserve"> HYPERLINK \l _Toc24060 </w:instrText>
       </w:r>
       <w:r>
         <w:rPr>
@@ -4360,7 +4362,7 @@
         <w:fldChar w:fldCharType="begin"/>
       </w:r>
       <w:r>
-        <w:instrText xml:space="preserve"> PAGEREF _Toc8273 \h </w:instrText>
+        <w:instrText xml:space="preserve"> PAGEREF _Toc24060 \h </w:instrText>
       </w:r>
       <w:r>
         <w:fldChar w:fldCharType="separate"/>
@@ -4404,7 +4406,7 @@
           <w:szCs w:val="32"/>
           <w:lang w:val="en-US" w:eastAsia="zh-CN"/>
         </w:rPr>
-        <w:instrText xml:space="preserve"> HYPERLINK \l _Toc13731 </w:instrText>
+        <w:instrText xml:space="preserve"> HYPERLINK \l _Toc24007 </w:instrText>
       </w:r>
       <w:r>
         <w:rPr>
@@ -4440,7 +4442,7 @@
         <w:fldChar w:fldCharType="begin"/>
       </w:r>
       <w:r>
-        <w:instrText xml:space="preserve"> PAGEREF _Toc13731 \h </w:instrText>
+        <w:instrText xml:space="preserve"> PAGEREF _Toc24007 \h </w:instrText>
       </w:r>
       <w:r>
         <w:fldChar w:fldCharType="separate"/>
@@ -4484,7 +4486,7 @@
           <w:szCs w:val="32"/>
           <w:lang w:val="en-US" w:eastAsia="zh-CN"/>
         </w:rPr>
-        <w:instrText xml:space="preserve"> HYPERLINK \l _Toc3004 </w:instrText>
+        <w:instrText xml:space="preserve"> HYPERLINK \l _Toc26473 </w:instrText>
       </w:r>
       <w:r>
         <w:rPr>
@@ -4520,7 +4522,7 @@
         <w:fldChar w:fldCharType="begin"/>
       </w:r>
       <w:r>
-        <w:instrText xml:space="preserve"> PAGEREF _Toc3004 \h </w:instrText>
+        <w:instrText xml:space="preserve"> PAGEREF _Toc26473 \h </w:instrText>
       </w:r>
       <w:r>
         <w:fldChar w:fldCharType="separate"/>
@@ -4564,7 +4566,7 @@
           <w:szCs w:val="32"/>
           <w:lang w:val="en-US" w:eastAsia="zh-CN"/>
         </w:rPr>
-        <w:instrText xml:space="preserve"> HYPERLINK \l _Toc9968 </w:instrText>
+        <w:instrText xml:space="preserve"> HYPERLINK \l _Toc21544 </w:instrText>
       </w:r>
       <w:r>
         <w:rPr>
@@ -4600,7 +4602,7 @@
         <w:fldChar w:fldCharType="begin"/>
       </w:r>
       <w:r>
-        <w:instrText xml:space="preserve"> PAGEREF _Toc9968 \h </w:instrText>
+        <w:instrText xml:space="preserve"> PAGEREF _Toc21544 \h </w:instrText>
       </w:r>
       <w:r>
         <w:fldChar w:fldCharType="separate"/>
@@ -4644,7 +4646,7 @@
           <w:szCs w:val="32"/>
           <w:lang w:val="en-US" w:eastAsia="zh-CN"/>
         </w:rPr>
-        <w:instrText xml:space="preserve"> HYPERLINK \l _Toc809 </w:instrText>
+        <w:instrText xml:space="preserve"> HYPERLINK \l _Toc4018 </w:instrText>
       </w:r>
       <w:r>
         <w:rPr>
@@ -4680,7 +4682,7 @@
         <w:fldChar w:fldCharType="begin"/>
       </w:r>
       <w:r>
-        <w:instrText xml:space="preserve"> PAGEREF _Toc809 \h </w:instrText>
+        <w:instrText xml:space="preserve"> PAGEREF _Toc4018 \h </w:instrText>
       </w:r>
       <w:r>
         <w:fldChar w:fldCharType="separate"/>
@@ -4724,7 +4726,7 @@
           <w:szCs w:val="32"/>
           <w:lang w:val="en-US" w:eastAsia="zh-CN"/>
         </w:rPr>
-        <w:instrText xml:space="preserve"> HYPERLINK \l _Toc6197 </w:instrText>
+        <w:instrText xml:space="preserve"> HYPERLINK \l _Toc3475 </w:instrText>
       </w:r>
       <w:r>
         <w:rPr>
@@ -4752,7 +4754,7 @@
         <w:fldChar w:fldCharType="begin"/>
       </w:r>
       <w:r>
-        <w:instrText xml:space="preserve"> PAGEREF _Toc6197 \h </w:instrText>
+        <w:instrText xml:space="preserve"> PAGEREF _Toc3475 \h </w:instrText>
       </w:r>
       <w:r>
         <w:fldChar w:fldCharType="separate"/>
@@ -4796,7 +4798,7 @@
           <w:szCs w:val="32"/>
           <w:lang w:val="en-US" w:eastAsia="zh-CN"/>
         </w:rPr>
-        <w:instrText xml:space="preserve"> HYPERLINK \l _Toc15748 </w:instrText>
+        <w:instrText xml:space="preserve"> HYPERLINK \l _Toc31549 </w:instrText>
       </w:r>
       <w:r>
         <w:rPr>
@@ -4824,7 +4826,7 @@
         <w:fldChar w:fldCharType="begin"/>
       </w:r>
       <w:r>
-        <w:instrText xml:space="preserve"> PAGEREF _Toc15748 \h </w:instrText>
+        <w:instrText xml:space="preserve"> PAGEREF _Toc31549 \h </w:instrText>
       </w:r>
       <w:r>
         <w:fldChar w:fldCharType="separate"/>
@@ -4868,7 +4870,7 @@
           <w:szCs w:val="32"/>
           <w:lang w:val="en-US" w:eastAsia="zh-CN"/>
         </w:rPr>
-        <w:instrText xml:space="preserve"> HYPERLINK \l _Toc20708 </w:instrText>
+        <w:instrText xml:space="preserve"> HYPERLINK \l _Toc6985 </w:instrText>
       </w:r>
       <w:r>
         <w:rPr>
@@ -4896,7 +4898,7 @@
         <w:fldChar w:fldCharType="begin"/>
       </w:r>
       <w:r>
-        <w:instrText xml:space="preserve"> PAGEREF _Toc20708 \h </w:instrText>
+        <w:instrText xml:space="preserve"> PAGEREF _Toc6985 \h </w:instrText>
       </w:r>
       <w:r>
         <w:fldChar w:fldCharType="separate"/>
@@ -4940,7 +4942,7 @@
           <w:szCs w:val="32"/>
           <w:lang w:val="en-US" w:eastAsia="zh-CN"/>
         </w:rPr>
-        <w:instrText xml:space="preserve"> HYPERLINK \l _Toc24563 </w:instrText>
+        <w:instrText xml:space="preserve"> HYPERLINK \l _Toc23524 </w:instrText>
       </w:r>
       <w:r>
         <w:rPr>
@@ -4968,7 +4970,7 @@
         <w:fldChar w:fldCharType="begin"/>
       </w:r>
       <w:r>
-        <w:instrText xml:space="preserve"> PAGEREF _Toc24563 \h </w:instrText>
+        <w:instrText xml:space="preserve"> PAGEREF _Toc23524 \h </w:instrText>
       </w:r>
       <w:r>
         <w:fldChar w:fldCharType="separate"/>
@@ -5012,7 +5014,7 @@
           <w:szCs w:val="32"/>
           <w:lang w:val="en-US" w:eastAsia="zh-CN"/>
         </w:rPr>
-        <w:instrText xml:space="preserve"> HYPERLINK \l _Toc21097 </w:instrText>
+        <w:instrText xml:space="preserve"> HYPERLINK \l _Toc2435 </w:instrText>
       </w:r>
       <w:r>
         <w:rPr>
@@ -5049,7 +5051,7 @@
         <w:fldChar w:fldCharType="begin"/>
       </w:r>
       <w:r>
-        <w:instrText xml:space="preserve"> PAGEREF _Toc21097 \h </w:instrText>
+        <w:instrText xml:space="preserve"> PAGEREF _Toc2435 \h </w:instrText>
       </w:r>
       <w:r>
         <w:fldChar w:fldCharType="separate"/>
@@ -5093,7 +5095,7 @@
           <w:szCs w:val="32"/>
           <w:lang w:val="en-US" w:eastAsia="zh-CN"/>
         </w:rPr>
-        <w:instrText xml:space="preserve"> HYPERLINK \l _Toc17254 </w:instrText>
+        <w:instrText xml:space="preserve"> HYPERLINK \l _Toc18514 </w:instrText>
       </w:r>
       <w:r>
         <w:rPr>
@@ -5130,7 +5132,7 @@
         <w:fldChar w:fldCharType="begin"/>
       </w:r>
       <w:r>
-        <w:instrText xml:space="preserve"> PAGEREF _Toc17254 \h </w:instrText>
+        <w:instrText xml:space="preserve"> PAGEREF _Toc18514 \h </w:instrText>
       </w:r>
       <w:r>
         <w:fldChar w:fldCharType="separate"/>
@@ -5174,7 +5176,7 @@
           <w:szCs w:val="32"/>
           <w:lang w:val="en-US" w:eastAsia="zh-CN"/>
         </w:rPr>
-        <w:instrText xml:space="preserve"> HYPERLINK \l _Toc27231 </w:instrText>
+        <w:instrText xml:space="preserve"> HYPERLINK \l _Toc4603 </w:instrText>
       </w:r>
       <w:r>
         <w:rPr>
@@ -5211,7 +5213,7 @@
         <w:fldChar w:fldCharType="begin"/>
       </w:r>
       <w:r>
-        <w:instrText xml:space="preserve"> PAGEREF _Toc27231 \h </w:instrText>
+        <w:instrText xml:space="preserve"> PAGEREF _Toc4603 \h </w:instrText>
       </w:r>
       <w:r>
         <w:fldChar w:fldCharType="separate"/>
@@ -5255,7 +5257,7 @@
           <w:szCs w:val="32"/>
           <w:lang w:val="en-US" w:eastAsia="zh-CN"/>
         </w:rPr>
-        <w:instrText xml:space="preserve"> HYPERLINK \l _Toc14446 </w:instrText>
+        <w:instrText xml:space="preserve"> HYPERLINK \l _Toc8880 </w:instrText>
       </w:r>
       <w:r>
         <w:rPr>
@@ -5283,7 +5285,7 @@
         <w:fldChar w:fldCharType="begin"/>
       </w:r>
       <w:r>
-        <w:instrText xml:space="preserve"> PAGEREF _Toc14446 \h </w:instrText>
+        <w:instrText xml:space="preserve"> PAGEREF _Toc8880 \h </w:instrText>
       </w:r>
       <w:r>
         <w:fldChar w:fldCharType="separate"/>
@@ -5327,7 +5329,7 @@
           <w:szCs w:val="32"/>
           <w:lang w:val="en-US" w:eastAsia="zh-CN"/>
         </w:rPr>
-        <w:instrText xml:space="preserve"> HYPERLINK \l _Toc13572 </w:instrText>
+        <w:instrText xml:space="preserve"> HYPERLINK \l _Toc22445 </w:instrText>
       </w:r>
       <w:r>
         <w:rPr>
@@ -5364,7 +5366,7 @@
         <w:fldChar w:fldCharType="begin"/>
       </w:r>
       <w:r>
-        <w:instrText xml:space="preserve"> PAGEREF _Toc13572 \h </w:instrText>
+        <w:instrText xml:space="preserve"> PAGEREF _Toc22445 \h </w:instrText>
       </w:r>
       <w:r>
         <w:fldChar w:fldCharType="separate"/>
@@ -5408,7 +5410,7 @@
           <w:szCs w:val="32"/>
           <w:lang w:val="en-US" w:eastAsia="zh-CN"/>
         </w:rPr>
-        <w:instrText xml:space="preserve"> HYPERLINK \l _Toc15698 </w:instrText>
+        <w:instrText xml:space="preserve"> HYPERLINK \l _Toc21122 </w:instrText>
       </w:r>
       <w:r>
         <w:rPr>
@@ -5445,7 +5447,7 @@
         <w:fldChar w:fldCharType="begin"/>
       </w:r>
       <w:r>
-        <w:instrText xml:space="preserve"> PAGEREF _Toc15698 \h </w:instrText>
+        <w:instrText xml:space="preserve"> PAGEREF _Toc21122 \h </w:instrText>
       </w:r>
       <w:r>
         <w:fldChar w:fldCharType="separate"/>
@@ -5489,7 +5491,7 @@
           <w:szCs w:val="32"/>
           <w:lang w:val="en-US" w:eastAsia="zh-CN"/>
         </w:rPr>
-        <w:instrText xml:space="preserve"> HYPERLINK \l _Toc9194 </w:instrText>
+        <w:instrText xml:space="preserve"> HYPERLINK \l _Toc4063 </w:instrText>
       </w:r>
       <w:r>
         <w:rPr>
@@ -5535,7 +5537,7 @@
         <w:fldChar w:fldCharType="begin"/>
       </w:r>
       <w:r>
-        <w:instrText xml:space="preserve"> PAGEREF _Toc9194 \h </w:instrText>
+        <w:instrText xml:space="preserve"> PAGEREF _Toc4063 \h </w:instrText>
       </w:r>
       <w:r>
         <w:fldChar w:fldCharType="separate"/>
@@ -5574,46 +5576,6 @@
         </w:rPr>
         <w:fldChar w:fldCharType="end"/>
       </w:r>
-    </w:p>
-    <w:p>
-      <w:pPr>
-        <w:rPr>
-          <w:rFonts w:hint="default"/>
-          <w:bCs/>
-          <w:szCs w:val="32"/>
-          <w:lang w:val="en-US" w:eastAsia="zh-CN"/>
-        </w:rPr>
-      </w:pPr>
-    </w:p>
-    <w:p>
-      <w:pPr>
-        <w:rPr>
-          <w:rFonts w:hint="default"/>
-          <w:bCs/>
-          <w:szCs w:val="32"/>
-          <w:lang w:val="en-US" w:eastAsia="zh-CN"/>
-        </w:rPr>
-      </w:pPr>
-    </w:p>
-    <w:p>
-      <w:pPr>
-        <w:rPr>
-          <w:rFonts w:hint="default"/>
-          <w:bCs/>
-          <w:szCs w:val="32"/>
-          <w:lang w:val="en-US" w:eastAsia="zh-CN"/>
-        </w:rPr>
-      </w:pPr>
-    </w:p>
-    <w:p>
-      <w:pPr>
-        <w:rPr>
-          <w:rFonts w:hint="default"/>
-          <w:bCs/>
-          <w:szCs w:val="32"/>
-          <w:lang w:val="en-US" w:eastAsia="zh-CN"/>
-        </w:rPr>
-      </w:pPr>
     </w:p>
     <w:p>
       <w:pPr>
@@ -5873,8 +5835,20 @@
           <w:szCs w:val="24"/>
           <w:lang w:val="en-US" w:eastAsia="zh-CN" w:bidi="ar-SA"/>
         </w:rPr>
-        <w:t>Large language models have completely changed how people obtain information from documents. They allow users to ask a question in plain language and immediately receive the most relevant answer in a well-formed natural language response. This aspect is particularly appealing for dense technical materials such as scientific papers, where large language models can save great effort. However, a problem is that large language models do not reason about documents logically but generate answers on the basis of statistical patterns they have observed in their training data. As a result, the answers they provide can be factually wrong or can include information that is not supported by any content of the input documents. This issue is referred to as hallucination and renders the system untrustworthy for serious concerns. A way of significantly reducing hallucination is retrieval augmented generation, which has become important in recent years. The key idea in retrieval augmented generation is simple: first retrieve a few relevant chunks from a large collection of documents and then ask the large language model to generate an answer based on the question and the selected chunks. It also allows the large language model to answer questions about documents it has never seen before. A naive implementation of the pipeline can fail at different stages of the answering process. Retrieval can return the wrong chunks, or it can return nothing at all that is useful for generating an answer. The large language model can return a response that contradicts or simply ignores the retrieved chunks. Some techniques to strengthen each part of the pipeline have been proposed already, and many more are expected to follow.</w:t>
-      </w:r>
+        <w:t>Large language models have completely changed how people obtain information from documents. They allow users to ask a question in plain language and immediately receive the most relevant answer in a well-formed natural language response. This aspect is particularly appealing for dense technical materials such as scientific papers, where large language models can save great effort. However, a problem is that large language models do not reason about documents logically but generate answers on the basis of statistical patterns they have observed in their training data. As a result, the answers they provide can be factually wrong or can include information that is not supported by any content of the input documents. This issue is referred to as hallucination and renders the system untrustworthy for serious concerns. A way of significantly reducing hallucination is retrieval augmented generation, which has become important in recent years. The key idea in retrieval augmented generation is simple, first retrieve a few relevant chunks from a large collection of documents and then ask the large language model to generate an answer based on the question and the selected chunks. It also allows the large language model to answer questions about documents it has never seen before. A naive implementation of the pipeline can fail at different stages of the answering process. Retrieval can return the wrong chunks, or it can return nothing at all that is useful for generating an answer. The large language model can return a response that contradicts or simply ignores the retrieved chunks. Some techniques to strengthen each part of the pipeline have been proposed already, and many more are expected to follow.</w:t>
+      </w:r>
+    </w:p>
+    <w:p>
+      <w:pPr>
+        <w:spacing w:line="360" w:lineRule="auto"/>
+        <w:jc w:val="both"/>
+        <w:rPr>
+          <w:rFonts w:hint="default" w:ascii="Calibri" w:hAnsi="Calibri" w:eastAsia="SimSun" w:cs="Calibri"/>
+          <w:sz w:val="24"/>
+          <w:szCs w:val="24"/>
+          <w:lang w:val="en-US" w:eastAsia="zh-CN" w:bidi="ar-SA"/>
+        </w:rPr>
+      </w:pPr>
     </w:p>
     <w:p>
       <w:pPr>
@@ -6404,6 +6378,74 @@
     </w:p>
     <w:p>
       <w:pPr>
+        <w:numPr>
+          <w:ilvl w:val="0"/>
+          <w:numId w:val="0"/>
+        </w:numPr>
+        <w:spacing w:after="160" w:line="360" w:lineRule="auto"/>
+        <w:ind w:left="0" w:leftChars="0" w:firstLine="0"/>
+        <w:jc w:val="both"/>
+        <w:rPr>
+          <w:rFonts w:hint="default" w:ascii="Calibri" w:hAnsi="Calibri" w:eastAsia="SimSun" w:cs="Calibri"/>
+          <w:sz w:val="24"/>
+          <w:szCs w:val="24"/>
+          <w:lang w:val="en-US" w:eastAsia="zh-CN" w:bidi="ar-SA"/>
+        </w:rPr>
+      </w:pPr>
+    </w:p>
+    <w:p>
+      <w:pPr>
+        <w:numPr>
+          <w:ilvl w:val="0"/>
+          <w:numId w:val="0"/>
+        </w:numPr>
+        <w:spacing w:after="160" w:line="360" w:lineRule="auto"/>
+        <w:ind w:left="0" w:leftChars="0" w:firstLine="0"/>
+        <w:jc w:val="both"/>
+        <w:rPr>
+          <w:rFonts w:hint="default" w:ascii="Calibri" w:hAnsi="Calibri" w:eastAsia="SimSun" w:cs="Calibri"/>
+          <w:sz w:val="24"/>
+          <w:szCs w:val="24"/>
+          <w:lang w:val="en-US" w:eastAsia="zh-CN" w:bidi="ar-SA"/>
+        </w:rPr>
+      </w:pPr>
+    </w:p>
+    <w:p>
+      <w:pPr>
+        <w:numPr>
+          <w:ilvl w:val="0"/>
+          <w:numId w:val="0"/>
+        </w:numPr>
+        <w:spacing w:after="160" w:line="360" w:lineRule="auto"/>
+        <w:ind w:left="0" w:leftChars="0" w:firstLine="0"/>
+        <w:jc w:val="both"/>
+        <w:rPr>
+          <w:rFonts w:hint="default" w:ascii="Calibri" w:hAnsi="Calibri" w:eastAsia="SimSun" w:cs="Calibri"/>
+          <w:sz w:val="24"/>
+          <w:szCs w:val="24"/>
+          <w:lang w:val="en-US" w:eastAsia="zh-CN" w:bidi="ar-SA"/>
+        </w:rPr>
+      </w:pPr>
+    </w:p>
+    <w:p>
+      <w:pPr>
+        <w:numPr>
+          <w:ilvl w:val="0"/>
+          <w:numId w:val="0"/>
+        </w:numPr>
+        <w:spacing w:after="160" w:line="360" w:lineRule="auto"/>
+        <w:ind w:left="0" w:leftChars="0" w:firstLine="0"/>
+        <w:jc w:val="both"/>
+        <w:rPr>
+          <w:rFonts w:hint="default" w:ascii="Calibri" w:hAnsi="Calibri" w:eastAsia="SimSun" w:cs="Calibri"/>
+          <w:sz w:val="24"/>
+          <w:szCs w:val="24"/>
+          <w:lang w:val="en-US" w:eastAsia="zh-CN" w:bidi="ar-SA"/>
+        </w:rPr>
+      </w:pPr>
+    </w:p>
+    <w:p>
+      <w:pPr>
         <w:pStyle w:val="3"/>
         <w:numPr>
           <w:ilvl w:val="1"/>
@@ -6899,90 +6941,6 @@
     </w:p>
     <w:p>
       <w:pPr>
-        <w:numPr>
-          <w:ilvl w:val="0"/>
-          <w:numId w:val="0"/>
-        </w:numPr>
-        <w:ind w:left="0" w:leftChars="0" w:firstLine="0"/>
-        <w:jc w:val="both"/>
-        <w:rPr>
-          <w:rFonts w:eastAsia="SimSun"/>
-          <w:lang w:val="en-US" w:eastAsia="zh-CN" w:bidi="ar-SA"/>
-        </w:rPr>
-      </w:pPr>
-    </w:p>
-    <w:p>
-      <w:pPr>
-        <w:numPr>
-          <w:ilvl w:val="0"/>
-          <w:numId w:val="0"/>
-        </w:numPr>
-        <w:ind w:left="0" w:leftChars="0" w:firstLine="0"/>
-        <w:jc w:val="both"/>
-        <w:rPr>
-          <w:rFonts w:eastAsia="SimSun"/>
-          <w:lang w:val="en-US" w:eastAsia="zh-CN" w:bidi="ar-SA"/>
-        </w:rPr>
-      </w:pPr>
-    </w:p>
-    <w:p>
-      <w:pPr>
-        <w:numPr>
-          <w:ilvl w:val="0"/>
-          <w:numId w:val="0"/>
-        </w:numPr>
-        <w:ind w:left="0" w:leftChars="0" w:firstLine="0"/>
-        <w:jc w:val="both"/>
-        <w:rPr>
-          <w:rFonts w:eastAsia="SimSun"/>
-          <w:lang w:val="en-US" w:eastAsia="zh-CN" w:bidi="ar-SA"/>
-        </w:rPr>
-      </w:pPr>
-    </w:p>
-    <w:p>
-      <w:pPr>
-        <w:numPr>
-          <w:ilvl w:val="0"/>
-          <w:numId w:val="0"/>
-        </w:numPr>
-        <w:ind w:left="0" w:leftChars="0" w:firstLine="0"/>
-        <w:jc w:val="both"/>
-        <w:rPr>
-          <w:rFonts w:eastAsia="SimSun"/>
-          <w:lang w:val="en-US" w:eastAsia="zh-CN" w:bidi="ar-SA"/>
-        </w:rPr>
-      </w:pPr>
-    </w:p>
-    <w:p>
-      <w:pPr>
-        <w:numPr>
-          <w:ilvl w:val="0"/>
-          <w:numId w:val="0"/>
-        </w:numPr>
-        <w:ind w:left="0" w:leftChars="0" w:firstLine="0"/>
-        <w:jc w:val="both"/>
-        <w:rPr>
-          <w:rFonts w:eastAsia="SimSun"/>
-          <w:lang w:val="en-US" w:eastAsia="zh-CN" w:bidi="ar-SA"/>
-        </w:rPr>
-      </w:pPr>
-    </w:p>
-    <w:p>
-      <w:pPr>
-        <w:numPr>
-          <w:ilvl w:val="0"/>
-          <w:numId w:val="0"/>
-        </w:numPr>
-        <w:ind w:left="0" w:leftChars="0" w:firstLine="0"/>
-        <w:jc w:val="both"/>
-        <w:rPr>
-          <w:rFonts w:eastAsia="SimSun"/>
-          <w:lang w:val="en-US" w:eastAsia="zh-CN" w:bidi="ar-SA"/>
-        </w:rPr>
-      </w:pPr>
-    </w:p>
-    <w:p>
-      <w:pPr>
         <w:pStyle w:val="2"/>
         <w:bidi w:val="0"/>
         <w:rPr>
@@ -7467,6 +7425,46 @@
     </w:p>
     <w:p>
       <w:pPr>
+        <w:spacing w:line="360" w:lineRule="auto"/>
+        <w:jc w:val="both"/>
+        <w:rPr>
+          <w:rFonts w:asciiTheme="minorHAnsi" w:hAnsiTheme="minorHAnsi" w:eastAsiaTheme="minorEastAsia" w:cstheme="minorBidi"/>
+          <w:lang w:val="en-US" w:eastAsia="zh-CN" w:bidi="ar-SA"/>
+        </w:rPr>
+      </w:pPr>
+    </w:p>
+    <w:p>
+      <w:pPr>
+        <w:spacing w:line="360" w:lineRule="auto"/>
+        <w:jc w:val="both"/>
+        <w:rPr>
+          <w:rFonts w:asciiTheme="minorHAnsi" w:hAnsiTheme="minorHAnsi" w:eastAsiaTheme="minorEastAsia" w:cstheme="minorBidi"/>
+          <w:lang w:val="en-US" w:eastAsia="zh-CN" w:bidi="ar-SA"/>
+        </w:rPr>
+      </w:pPr>
+    </w:p>
+    <w:p>
+      <w:pPr>
+        <w:spacing w:line="360" w:lineRule="auto"/>
+        <w:jc w:val="both"/>
+        <w:rPr>
+          <w:rFonts w:asciiTheme="minorHAnsi" w:hAnsiTheme="minorHAnsi" w:eastAsiaTheme="minorEastAsia" w:cstheme="minorBidi"/>
+          <w:lang w:val="en-US" w:eastAsia="zh-CN" w:bidi="ar-SA"/>
+        </w:rPr>
+      </w:pPr>
+    </w:p>
+    <w:p>
+      <w:pPr>
+        <w:spacing w:line="360" w:lineRule="auto"/>
+        <w:jc w:val="both"/>
+        <w:rPr>
+          <w:rFonts w:asciiTheme="minorHAnsi" w:hAnsiTheme="minorHAnsi" w:eastAsiaTheme="minorEastAsia" w:cstheme="minorBidi"/>
+          <w:lang w:val="en-US" w:eastAsia="zh-CN" w:bidi="ar-SA"/>
+        </w:rPr>
+      </w:pPr>
+    </w:p>
+    <w:p>
+      <w:pPr>
         <w:spacing w:before="220" w:after="100"/>
         <w:outlineLvl w:val="1"/>
         <w:rPr>
@@ -7650,23 +7648,6 @@
         <w:t xml:space="preserve">  The gap this project fills</w:t>
       </w:r>
       <w:bookmarkEnd w:id="14"/>
-    </w:p>
-    <w:p>
-      <w:pPr>
-        <w:spacing w:line="360" w:lineRule="auto"/>
-        <w:jc w:val="both"/>
-        <w:rPr>
-          <w:rFonts w:asciiTheme="minorHAnsi" w:hAnsiTheme="minorHAnsi" w:eastAsiaTheme="minorEastAsia" w:cstheme="minorBidi"/>
-          <w:lang w:val="en-US" w:eastAsia="zh-CN" w:bidi="ar-SA"/>
-        </w:rPr>
-      </w:pPr>
-      <w:r>
-        <w:rPr>
-          <w:rFonts w:asciiTheme="minorHAnsi" w:hAnsiTheme="minorHAnsi" w:eastAsiaTheme="minorEastAsia" w:cstheme="minorBidi"/>
-          <w:lang w:val="en-US" w:eastAsia="zh-CN" w:bidi="ar-SA"/>
-        </w:rPr>
-        <w:t>Research on retrieval-augmented generation has proliferated in recent years. But still, there is a lack of direct comparison between such techniques under a shared evaluation protocol. In most cases, a technique's pluses are measured against a naive baseline in a vacuum. Broad surveys have catalogued various retrieval-augmented generation techniques, but none have run them against one another in any controlled fashion, whether applied to the same documents and questions or measured under the same yardsticks. There is no systematic attempt to benchmark the different candidate methods. This project fills that gap with a controlled and reproducible comparison. Among other things, it contrasts a naive baseline with seven enhancements, each isolated to just one stage of the retrieval-augmented generation process. Outputs of all competing approaches are evaluated by a fixed judge, while for the sake of fairness, retrieved context is shown for every answer. Subsequent chapters describe the artifact that enables such a comparison to be made and the findings it enables to be drawn.</w:t>
-      </w:r>
     </w:p>
     <w:p>
       <w:pPr>
@@ -7683,6 +7664,13 @@
           <w:docGrid w:linePitch="360" w:charSpace="0"/>
         </w:sectPr>
       </w:pPr>
+      <w:r>
+        <w:rPr>
+          <w:rFonts w:asciiTheme="minorHAnsi" w:hAnsiTheme="minorHAnsi" w:eastAsiaTheme="minorEastAsia" w:cstheme="minorBidi"/>
+          <w:lang w:val="en-US" w:eastAsia="zh-CN" w:bidi="ar-SA"/>
+        </w:rPr>
+        <w:t>Research on retrieval-augmented generation has proliferated in recent years. But still, there is a lack of direct comparison between such techniques under a shared evaluation protocol. In most cases, a technique's pluses are measured against a naive baseline in a vacuum. Broad surveys have catalogued various retrieval-augmented generation techniques, but none have run them against one another in any controlled fashion, whether applied to the same documents and questions or measured under the same yardsticks. There is no systematic attempt to benchmark the different candidate methods. This project fills that gap with a controlled and reproducible comparison. Among other things, it contrasts a naive baseline with seven enhancements, each isolated to just one stage of the retrieval-augmented generation process.</w:t>
+      </w:r>
     </w:p>
     <w:p>
       <w:pPr>
@@ -7731,6 +7719,7 @@
           <w:rFonts w:hint="default" w:ascii="Calibri" w:hAnsi="Calibri" w:eastAsia="SimSun" w:cs="Calibri"/>
           <w:sz w:val="24"/>
           <w:szCs w:val="24"/>
+          <w:lang w:val="en-US" w:eastAsia="zh-CN"/>
         </w:rPr>
       </w:pPr>
       <w:r>
@@ -7739,20 +7728,8 @@
           <w:sz w:val="24"/>
           <w:szCs w:val="24"/>
         </w:rPr>
-        <w:t>The artefact is a full-stack web application, with a Python backend and a React frontend, that implements a naive RAG baseline and seven enhanced hallucination-mitigation techniques behind a single interface so that all eight can be scored on equal terms. A user uploads a paper as a PDF, and the system then offers two modes. Interactive mode answers one question at a time and displays the answer, the retrieved passages, and the scores side by side. Batch mode runs a prepared benchmark of factual, synthesis, and out-of-scope questions end to end and returns per-question and averaged scores as a CSV. Every pipeline is scored on the same four RAGAS metrics by the same judge model, and a separate corpus experiment re-runs the same benchmark as the collection of papers grows. The deliverables are the web application, the eight pipelines, and two aggregated result tables holding per-question and averaged scores for analysis.</w:t>
-      </w:r>
-    </w:p>
-    <w:p>
-      <w:pPr>
-        <w:spacing w:line="360" w:lineRule="auto"/>
-        <w:jc w:val="both"/>
-        <w:rPr>
-          <w:rFonts w:hint="default" w:ascii="Calibri" w:hAnsi="Calibri" w:eastAsia="SimSun" w:cs="Calibri"/>
-          <w:sz w:val="24"/>
-          <w:szCs w:val="24"/>
-          <w:lang w:val="en-US" w:eastAsia="zh-CN"/>
-        </w:rPr>
-      </w:pPr>
+        <w:t xml:space="preserve">The artefact is a full-stack web application, with a Python backend and a React frontend, that implements a naive RAG baseline and seven enhanced hallucination-mitigation techniques behind a single interface so that all eight can be scored on equal terms. A user uploads a paper as a PDF, and the system then offers two modes. Interactive mode answers one question at a time and displays the answer, the retrieved passages, and the scores side by side. Batch mode runs a prepared benchmark of factual, synthesis, and out-of-scope questions end to end and returns per-question and averaged scores as a CSV. Every pipeline is scored on the same four RAGAS metrics by the same judge model, and a separate corpus experiment re-runs the same benchmark as the collection of papers grows. </w:t>
+      </w:r>
       <w:r>
         <w:drawing>
           <wp:inline distT="0" distB="0" distL="0" distR="0">
@@ -7830,11 +7807,11 @@
         <w:fldChar w:fldCharType="end"/>
       </w:r>
       <w:bookmarkStart w:id="17" w:name="_Toc12417"/>
-      <w:bookmarkStart w:id="18" w:name="_Toc18696"/>
-      <w:bookmarkStart w:id="19" w:name="_Toc18843"/>
-      <w:bookmarkStart w:id="20" w:name="_Toc14482"/>
-      <w:bookmarkStart w:id="21" w:name="_Toc17687"/>
-      <w:bookmarkStart w:id="22" w:name="_Toc11053"/>
+      <w:bookmarkStart w:id="18" w:name="_Toc18843"/>
+      <w:bookmarkStart w:id="19" w:name="_Toc18696"/>
+      <w:bookmarkStart w:id="20" w:name="_Toc17687"/>
+      <w:bookmarkStart w:id="21" w:name="_Toc14482"/>
+      <w:bookmarkStart w:id="22" w:name="_Toc22455"/>
       <w:r>
         <w:rPr>
           <w:rFonts w:hint="default"/>
@@ -7949,9 +7926,9 @@
           <w:lang w:val="en-US" w:eastAsia="zh-CN" w:bidi="ar-SA"/>
         </w:rPr>
       </w:pPr>
-      <w:bookmarkStart w:id="25" w:name="_Toc27784"/>
-      <w:bookmarkStart w:id="26" w:name="_Toc21396"/>
-      <w:bookmarkStart w:id="27" w:name="_Toc4889"/>
+      <w:bookmarkStart w:id="25" w:name="_Toc4889"/>
+      <w:bookmarkStart w:id="26" w:name="_Toc27784"/>
+      <w:bookmarkStart w:id="27" w:name="_Toc21396"/>
       <w:r>
         <w:rPr>
           <w:rFonts w:hint="default" w:ascii="Calibri" w:hAnsi="Calibri" w:cs="Calibri" w:eastAsiaTheme="minorEastAsia"/>
@@ -8191,11 +8168,11 @@
       <w:r>
         <w:fldChar w:fldCharType="end"/>
       </w:r>
-      <w:bookmarkStart w:id="30" w:name="_Toc8846"/>
-      <w:bookmarkStart w:id="31" w:name="_Toc21958"/>
+      <w:bookmarkStart w:id="30" w:name="_Toc17563"/>
+      <w:bookmarkStart w:id="31" w:name="_Toc8846"/>
       <w:bookmarkStart w:id="32" w:name="_Toc13329"/>
-      <w:bookmarkStart w:id="33" w:name="_Toc17563"/>
-      <w:bookmarkStart w:id="34" w:name="_Toc7058"/>
+      <w:bookmarkStart w:id="33" w:name="_Toc21958"/>
+      <w:bookmarkStart w:id="34" w:name="_Toc3512"/>
       <w:r>
         <w:rPr>
           <w:rFonts w:hint="default"/>
@@ -8218,33 +8195,6 @@
       <w:bookmarkEnd w:id="32"/>
       <w:bookmarkEnd w:id="33"/>
       <w:bookmarkEnd w:id="34"/>
-    </w:p>
-    <w:p>
-      <w:pPr>
-        <w:pStyle w:val="6"/>
-        <w:spacing w:after="160" w:line="360" w:lineRule="auto"/>
-        <w:jc w:val="center"/>
-        <w:rPr>
-          <w:rFonts w:hint="default"/>
-          <w:i/>
-          <w:iCs/>
-          <w:sz w:val="22"/>
-          <w:szCs w:val="22"/>
-          <w:lang w:val="en-US"/>
-        </w:rPr>
-      </w:pPr>
-    </w:p>
-    <w:p>
-      <w:pPr>
-        <w:spacing w:after="160" w:line="360" w:lineRule="auto"/>
-        <w:jc w:val="center"/>
-        <w:rPr>
-          <w:i/>
-          <w:iCs/>
-          <w:sz w:val="22"/>
-          <w:szCs w:val="22"/>
-        </w:rPr>
-      </w:pPr>
     </w:p>
     <w:p>
       <w:pPr>
@@ -8273,32 +8223,8 @@
         <w:rPr>
           <w:rFonts w:hint="default" w:ascii="Calibri" w:hAnsi="Calibri" w:cs="Calibri"/>
         </w:rPr>
-        <w:t>The user needs identified in Chapter 2, and objectives identified in Chapter 1, form the basis of the following functional requirements. The system must ingest a PDF paper and apply two chunking strategies to produce two sets of chunks, then index each set of chunks. The answering need drives the system to respond through the naive baseline or any of the seven enhanced pipelines, returning the retrieved passages along with four RAGAS metrics for every answer.</w:t>
-      </w:r>
-    </w:p>
-    <w:p>
-      <w:pPr>
-        <w:spacing w:after="160" w:line="360" w:lineRule="auto"/>
-        <w:jc w:val="both"/>
-        <w:rPr>
-          <w:rFonts w:hint="default" w:ascii="Calibri" w:hAnsi="Calibri" w:cs="Calibri"/>
-        </w:rPr>
-      </w:pPr>
-      <w:r>
-        <w:rPr>
-          <w:rFonts w:hint="default" w:ascii="Calibri" w:hAnsi="Calibri" w:cs="Calibri"/>
-        </w:rPr>
-        <w:t>Two working modes are required: An interactive mode that answers a single question, showing the answer, retrieved passages, and scores together. And a batch mode that runs a whole benchmark start to finish, returning per-question and averaged scores as a CSV. The demand for a corpus experiment requires that the collection keeps growing while the retrieval stays limited to a chosen subset of papers.</w:t>
-      </w:r>
-    </w:p>
-    <w:p>
-      <w:pPr>
-        <w:spacing w:after="160" w:line="360" w:lineRule="auto"/>
-        <w:jc w:val="both"/>
-        <w:rPr>
-          <w:rFonts w:hint="default" w:ascii="Calibri" w:hAnsi="Calibri" w:cs="Calibri"/>
-        </w:rPr>
-      </w:pPr>
+        <w:t xml:space="preserve">The user needs identified in Chapter 2, and objectives identified in Chapter 1, form the basis of the following functional requirements. The system must ingest a PDF paper and apply two chunking strategies to produce two sets of chunks, then index each set of chunks. The answering need drives the system to respond through the naive baseline or any of the seven enhanced pipelines, returning the retrieved passages along with four RAGAS metrics for every answer. </w:t>
+      </w:r>
     </w:p>
     <w:p>
       <w:pPr>
@@ -8332,119 +8258,81 @@
         <w:jc w:val="both"/>
         <w:rPr>
           <w:rFonts w:hint="default" w:ascii="Calibri" w:hAnsi="Calibri" w:cs="Calibri"/>
-          <w:b w:val="0"/>
-          <w:bCs w:val="0"/>
-        </w:rPr>
-      </w:pPr>
-      <w:r>
-        <w:rPr>
-          <w:rFonts w:hint="default" w:ascii="Calibri" w:hAnsi="Calibri" w:cs="Calibri"/>
-          <w:b w:val="0"/>
-          <w:bCs w:val="0"/>
-        </w:rPr>
-        <w:t xml:space="preserve">Generation and evaluation both use </w:t>
-      </w:r>
-      <w:r>
-        <w:rPr>
-          <w:rStyle w:val="13"/>
-          <w:rFonts w:hint="default" w:ascii="Calibri" w:hAnsi="Calibri" w:cs="Calibri"/>
-          <w:b w:val="0"/>
-          <w:bCs w:val="0"/>
-        </w:rPr>
-        <w:t>gpt-4o-mini at temperature 0</w:t>
-      </w:r>
-      <w:r>
-        <w:rPr>
-          <w:rFonts w:hint="default" w:ascii="Calibri" w:hAnsi="Calibri" w:cs="Calibri"/>
-          <w:b w:val="0"/>
-          <w:bCs w:val="0"/>
-        </w:rPr>
-        <w:t xml:space="preserve"> to reduce model-related confounding, while keeping API costs manageable, although this introduces potential self-preference bias. </w:t>
-      </w:r>
-      <w:r>
-        <w:rPr>
-          <w:rStyle w:val="13"/>
-          <w:rFonts w:hint="default" w:ascii="Calibri" w:hAnsi="Calibri" w:cs="Calibri"/>
-          <w:b w:val="0"/>
-          <w:bCs w:val="0"/>
-        </w:rPr>
-        <w:t>text-embedding-3-small</w:t>
-      </w:r>
-      <w:r>
-        <w:rPr>
-          <w:rFonts w:hint="default" w:ascii="Calibri" w:hAnsi="Calibri" w:cs="Calibri"/>
-          <w:b w:val="0"/>
-          <w:bCs w:val="0"/>
-        </w:rPr>
-        <w:t xml:space="preserve"> (1,536 dimensions) is used for document indexing, question embedding, and semantic chunking. </w:t>
-      </w:r>
-      <w:r>
-        <w:rPr>
-          <w:rStyle w:val="13"/>
-          <w:rFonts w:hint="default" w:ascii="Calibri" w:hAnsi="Calibri" w:cs="Calibri"/>
-          <w:b w:val="0"/>
-          <w:bCs w:val="0"/>
-        </w:rPr>
-        <w:t>Pinecone</w:t>
-      </w:r>
-      <w:r>
-        <w:rPr>
-          <w:rFonts w:hint="default" w:ascii="Calibri" w:hAnsi="Calibri" w:cs="Calibri"/>
-          <w:b w:val="0"/>
-          <w:bCs w:val="0"/>
-        </w:rPr>
-        <w:t xml:space="preserve"> is used as the vector store because its namespaces separate chunking conditions and metadata filtering supports controlled corpus experiments. The pipelines are implemented using </w:t>
-      </w:r>
-      <w:r>
-        <w:rPr>
-          <w:rStyle w:val="13"/>
-          <w:rFonts w:hint="default" w:ascii="Calibri" w:hAnsi="Calibri" w:cs="Calibri"/>
-          <w:b w:val="0"/>
-          <w:bCs w:val="0"/>
-        </w:rPr>
-        <w:t>LangChain</w:t>
-      </w:r>
-      <w:r>
-        <w:rPr>
-          <w:rFonts w:hint="default" w:ascii="Calibri" w:hAnsi="Calibri" w:cs="Calibri"/>
-          <w:b w:val="0"/>
-          <w:bCs w:val="0"/>
-        </w:rPr>
-        <w:t xml:space="preserve">, with a </w:t>
-      </w:r>
-      <w:r>
-        <w:rPr>
-          <w:rStyle w:val="13"/>
-          <w:rFonts w:hint="default" w:ascii="Calibri" w:hAnsi="Calibri" w:cs="Calibri"/>
-          <w:b w:val="0"/>
-          <w:bCs w:val="0"/>
-        </w:rPr>
-        <w:t>FastAPI backend</w:t>
-      </w:r>
-      <w:r>
-        <w:rPr>
-          <w:rFonts w:hint="default" w:ascii="Calibri" w:hAnsi="Calibri" w:cs="Calibri"/>
-          <w:b w:val="0"/>
-          <w:bCs w:val="0"/>
-        </w:rPr>
-        <w:t xml:space="preserve"> and </w:t>
-      </w:r>
-      <w:r>
-        <w:rPr>
-          <w:rStyle w:val="13"/>
-          <w:rFonts w:hint="default" w:ascii="Calibri" w:hAnsi="Calibri" w:cs="Calibri"/>
-          <w:b w:val="0"/>
-          <w:bCs w:val="0"/>
-        </w:rPr>
-        <w:t>React/TypeScript frontend</w:t>
-      </w:r>
-      <w:r>
-        <w:rPr>
-          <w:rFonts w:hint="default" w:ascii="Calibri" w:hAnsi="Calibri" w:cs="Calibri"/>
-          <w:b w:val="0"/>
-          <w:bCs w:val="0"/>
-        </w:rPr>
-        <w:t>.</w:t>
+          <w:lang w:val="en-US"/>
+        </w:rPr>
+      </w:pPr>
+      <w:r>
+        <w:rPr>
+          <w:rFonts w:hint="default" w:ascii="Calibri" w:hAnsi="Calibri" w:cs="Calibri"/>
+          <w:lang w:val="en-US"/>
+        </w:rPr>
+        <w:t>The generation and evaluation models are both gpt-4o-mini with temperature 0. This reduces model-related confounding by minimizing differences in model outputs and keeps API costs low, although the results may be slightly biased toward the model's own preference for what is and is not helpful.</w:t>
+      </w:r>
+    </w:p>
+    <w:p>
+      <w:pPr>
+        <w:pStyle w:val="12"/>
+        <w:keepNext w:val="0"/>
+        <w:keepLines w:val="0"/>
+        <w:widowControl/>
+        <w:suppressLineNumbers w:val="0"/>
+        <w:spacing w:line="360" w:lineRule="auto"/>
+        <w:jc w:val="both"/>
+        <w:rPr>
+          <w:rFonts w:hint="default" w:ascii="Calibri" w:hAnsi="Calibri" w:cs="Calibri"/>
+          <w:lang w:val="en-US"/>
+        </w:rPr>
+      </w:pPr>
+      <w:r>
+        <w:rPr>
+          <w:rFonts w:hint="default" w:ascii="Calibri" w:hAnsi="Calibri" w:cs="Calibri"/>
+          <w:lang w:val="en-US"/>
+        </w:rPr>
+        <w:t>A single text-embedding-3-small model with 1,536 dimensions powers the document indexing, question embedding, and semantic chunking. This one model was chosen because it offers one of the lowest prices per call at our expected call volume, it has 1,536 dimensions to match the Pinecone index, and its use for all embedding tasks reduces variation due to differences in the embedding methods.</w:t>
+      </w:r>
+    </w:p>
+    <w:p>
+      <w:pPr>
+        <w:pStyle w:val="12"/>
+        <w:keepNext w:val="0"/>
+        <w:keepLines w:val="0"/>
+        <w:widowControl/>
+        <w:suppressLineNumbers w:val="0"/>
+        <w:spacing w:line="360" w:lineRule="auto"/>
+        <w:jc w:val="both"/>
+        <w:rPr>
+          <w:rFonts w:hint="default" w:ascii="Calibri" w:hAnsi="Calibri" w:cs="Calibri"/>
+          <w:lang w:val="en-US"/>
+        </w:rPr>
+      </w:pPr>
+      <w:r>
+        <w:rPr>
+          <w:rFonts w:hint="default" w:ascii="Calibri" w:hAnsi="Calibri" w:cs="Calibri"/>
+          <w:lang w:val="en-US"/>
+        </w:rPr>
+        <w:t xml:space="preserve"> Pinecone was selected as the vector store because namespaces can be kept in isolated environment, and the ability to filter based on metadata supports the controlled corpus experiment.</w:t>
+      </w:r>
+    </w:p>
+    <w:p>
+      <w:pPr>
+        <w:pStyle w:val="12"/>
+        <w:keepNext w:val="0"/>
+        <w:keepLines w:val="0"/>
+        <w:widowControl/>
+        <w:suppressLineNumbers w:val="0"/>
+        <w:spacing w:line="360" w:lineRule="auto"/>
+        <w:jc w:val="both"/>
+        <w:rPr>
+          <w:rFonts w:hint="default" w:ascii="Calibri" w:hAnsi="Calibri" w:cs="Calibri"/>
+          <w:lang w:val="en-US"/>
+        </w:rPr>
+      </w:pPr>
+      <w:r>
+        <w:rPr>
+          <w:rFonts w:hint="default" w:ascii="Calibri" w:hAnsi="Calibri" w:cs="Calibri"/>
+          <w:lang w:val="en-US"/>
+        </w:rPr>
+        <w:t>The pipelines were built with LangChain . The abstractions for document loading, splitting, retrieval, and vector-store access were used from langchain. The backend is served with FastAPI, allowing to handle asynchronous requests and providing automatic request validation. A frontend built with React and TypeScript provides interactive and batch interfaces and streams batch progress to the browser as it is completed. The rational for selecting those seven advance RAG technique are mentioned in section 2.3.</w:t>
       </w:r>
     </w:p>
     <w:p>
@@ -8526,6 +8414,8 @@
               <w:jc w:val="both"/>
               <w:rPr>
                 <w:rFonts w:hint="default" w:ascii="Calibri" w:hAnsi="Calibri" w:cs="Calibri"/>
+                <w:b/>
+                <w:bCs/>
                 <w:vertAlign w:val="baseline"/>
                 <w:lang w:val="en-US"/>
               </w:rPr>
@@ -8533,6 +8423,8 @@
             <w:r>
               <w:rPr>
                 <w:rFonts w:hint="default" w:ascii="Calibri" w:hAnsi="Calibri" w:cs="Calibri"/>
+                <w:b/>
+                <w:bCs/>
                 <w:vertAlign w:val="baseline"/>
                 <w:lang w:val="en-US"/>
               </w:rPr>
@@ -8555,6 +8447,8 @@
               <w:jc w:val="both"/>
               <w:rPr>
                 <w:rFonts w:hint="default" w:ascii="Calibri" w:hAnsi="Calibri" w:cs="Calibri"/>
+                <w:b/>
+                <w:bCs/>
                 <w:vertAlign w:val="baseline"/>
                 <w:lang w:val="en-US"/>
               </w:rPr>
@@ -8562,6 +8456,8 @@
             <w:r>
               <w:rPr>
                 <w:rFonts w:hint="default" w:ascii="Calibri" w:hAnsi="Calibri" w:cs="Calibri"/>
+                <w:b/>
+                <w:bCs/>
                 <w:vertAlign w:val="baseline"/>
                 <w:lang w:val="en-US"/>
               </w:rPr>
@@ -9181,21 +9077,8 @@
         <w:rPr>
           <w:rFonts w:hint="default" w:ascii="Calibri" w:hAnsi="Calibri" w:cs="Calibri"/>
         </w:rPr>
-        <w:t xml:space="preserve">an incremental, verification-driven development approach with small steps and extensive testing at each step. Every decision I make during this process is recorded. My benchmark-driven evaluation is designed to be entirely reproducible with my own work and the work of others. Every benchmark conforms to a well-defined schema that is itself validated by the same scheme as the others. Every question has a unique ID and has a known ground truth when it is answerable. The generator and judge settings are fixed in advance and do not change during any run of evaluation. Every run stores the full generator and judge output, as well as the score per question, the retrieved passages, and timing in versioned files (for each run of evaluation). </w:t>
-      </w:r>
-    </w:p>
-    <w:p>
-      <w:pPr>
-        <w:jc w:val="both"/>
-        <w:rPr>
-          <w:rFonts w:asciiTheme="minorHAnsi" w:hAnsiTheme="minorHAnsi" w:eastAsiaTheme="minorEastAsia" w:cstheme="minorBidi"/>
-          <w:b/>
-          <w:bCs/>
-          <w:sz w:val="32"/>
-          <w:szCs w:val="32"/>
-          <w:lang w:val="en-US" w:eastAsia="zh-CN" w:bidi="ar-SA"/>
-        </w:rPr>
-      </w:pPr>
+        <w:t>an incremental, verification-driven development approach with small steps and extensive testing at each step. Every decision I make during this process is recorded. My benchmark-driven evaluation is designed to be entirely reproducible with my own work and the work of others. Every benchmark conforms to a well-defined schema that is itself validated by the same scheme as the others. Every question has a unique ID and has a known ground truth when it is answerable. The generator and judge settings are fixed in advance and do not change during any run of evaluation. Every run stores the full generator and judge output, as well as the score per question, the retrieved passages, and timing in versioned files (for each run of evaluation).</w:t>
+      </w:r>
     </w:p>
     <w:p>
       <w:pPr>
@@ -9359,8 +9242,8 @@
           <w:lang w:val="en-US" w:eastAsia="zh-CN" w:bidi="ar"/>
         </w:rPr>
       </w:pPr>
-      <w:bookmarkStart w:id="41" w:name="_Toc14327"/>
-      <w:bookmarkStart w:id="42" w:name="_Toc12742"/>
+      <w:bookmarkStart w:id="41" w:name="_Toc12742"/>
+      <w:bookmarkStart w:id="42" w:name="_Toc14327"/>
       <w:bookmarkStart w:id="43" w:name="_Toc31965"/>
       <w:r>
         <w:rPr>
@@ -9442,9 +9325,9 @@
           <w:lang w:val="en-US" w:eastAsia="zh-CN" w:bidi="ar"/>
         </w:rPr>
       </w:pPr>
-      <w:bookmarkStart w:id="45" w:name="_Toc2764"/>
+      <w:bookmarkStart w:id="45" w:name="_Toc15129"/>
       <w:bookmarkStart w:id="46" w:name="_Toc18078"/>
-      <w:bookmarkStart w:id="47" w:name="_Toc15129"/>
+      <w:bookmarkStart w:id="47" w:name="_Toc2764"/>
       <w:r>
         <w:rPr>
           <w:rFonts w:hint="default" w:ascii="Calibri" w:hAnsi="Calibri" w:eastAsia="Segoe UI" w:cs="Calibri"/>
@@ -9507,8 +9390,8 @@
         </w:rPr>
       </w:pPr>
       <w:bookmarkStart w:id="48" w:name="_Toc5197"/>
-      <w:bookmarkStart w:id="49" w:name="_Toc13642"/>
-      <w:bookmarkStart w:id="50" w:name="_Toc30296"/>
+      <w:bookmarkStart w:id="49" w:name="_Toc30296"/>
+      <w:bookmarkStart w:id="50" w:name="_Toc13642"/>
       <w:r>
         <w:rPr>
           <w:rFonts w:hint="default" w:ascii="Calibri" w:hAnsi="Calibri" w:eastAsia="Segoe UI" w:cs="Calibri"/>
@@ -9526,6 +9409,15 @@
       <w:bookmarkEnd w:id="48"/>
       <w:bookmarkEnd w:id="49"/>
       <w:bookmarkEnd w:id="50"/>
+    </w:p>
+    <w:p>
+      <w:pPr>
+        <w:jc w:val="both"/>
+        <w:rPr>
+          <w:rFonts w:ascii="Calibri" w:hAnsi="Calibri" w:cs="Calibri" w:eastAsiaTheme="minorEastAsia"/>
+          <w:lang w:val="en-US" w:eastAsia="zh-CN" w:bidi="ar-SA"/>
+        </w:rPr>
+      </w:pPr>
     </w:p>
     <w:p>
       <w:pPr>
@@ -9956,11 +9848,11 @@
       <w:r>
         <w:fldChar w:fldCharType="end"/>
       </w:r>
-      <w:bookmarkStart w:id="55" w:name="_Toc19721"/>
-      <w:bookmarkStart w:id="56" w:name="_Toc14304"/>
-      <w:bookmarkStart w:id="57" w:name="_Toc1581"/>
+      <w:bookmarkStart w:id="55" w:name="_Toc1581"/>
+      <w:bookmarkStart w:id="56" w:name="_Toc19721"/>
+      <w:bookmarkStart w:id="57" w:name="_Toc14304"/>
       <w:bookmarkStart w:id="58" w:name="_Toc21036"/>
-      <w:bookmarkStart w:id="59" w:name="_Toc31967"/>
+      <w:bookmarkStart w:id="59" w:name="_Toc4177"/>
       <w:r>
         <w:rPr>
           <w:rFonts w:hint="default"/>
@@ -10107,10 +9999,10 @@
       <w:r>
         <w:fldChar w:fldCharType="end"/>
       </w:r>
-      <w:bookmarkStart w:id="60" w:name="_Toc24721"/>
-      <w:bookmarkStart w:id="61" w:name="_Toc18811"/>
-      <w:bookmarkStart w:id="62" w:name="_Toc6183"/>
-      <w:bookmarkStart w:id="63" w:name="_Toc16610"/>
+      <w:bookmarkStart w:id="60" w:name="_Toc6183"/>
+      <w:bookmarkStart w:id="61" w:name="_Toc24721"/>
+      <w:bookmarkStart w:id="62" w:name="_Toc18811"/>
+      <w:bookmarkStart w:id="63" w:name="_Toc18152"/>
       <w:r>
         <w:rPr>
           <w:rFonts w:hint="default"/>
@@ -10243,10 +10135,10 @@
       <w:r>
         <w:fldChar w:fldCharType="end"/>
       </w:r>
-      <w:bookmarkStart w:id="64" w:name="_Toc13104"/>
-      <w:bookmarkStart w:id="65" w:name="_Toc30413"/>
-      <w:bookmarkStart w:id="66" w:name="_Toc14196"/>
-      <w:bookmarkStart w:id="67" w:name="_Toc8273"/>
+      <w:bookmarkStart w:id="64" w:name="_Toc30413"/>
+      <w:bookmarkStart w:id="65" w:name="_Toc14196"/>
+      <w:bookmarkStart w:id="66" w:name="_Toc13104"/>
+      <w:bookmarkStart w:id="67" w:name="_Toc24060"/>
       <w:r>
         <w:rPr>
           <w:rFonts w:hint="default"/>
@@ -10385,10 +10277,10 @@
       <w:r>
         <w:fldChar w:fldCharType="end"/>
       </w:r>
-      <w:bookmarkStart w:id="68" w:name="_Toc9960"/>
+      <w:bookmarkStart w:id="68" w:name="_Toc14591"/>
       <w:bookmarkStart w:id="69" w:name="_Toc11127"/>
-      <w:bookmarkStart w:id="70" w:name="_Toc14591"/>
-      <w:bookmarkStart w:id="71" w:name="_Toc13731"/>
+      <w:bookmarkStart w:id="70" w:name="_Toc9960"/>
+      <w:bookmarkStart w:id="71" w:name="_Toc24007"/>
       <w:r>
         <w:rPr>
           <w:rFonts w:hint="default"/>
@@ -10462,9 +10354,9 @@
           <w:szCs w:val="24"/>
         </w:rPr>
       </w:pPr>
-      <w:bookmarkStart w:id="74" w:name="_Toc31925"/>
-      <w:bookmarkStart w:id="75" w:name="_Toc19883"/>
-      <w:bookmarkStart w:id="76" w:name="_Toc2585"/>
+      <w:bookmarkStart w:id="74" w:name="_Toc2585"/>
+      <w:bookmarkStart w:id="75" w:name="_Toc31925"/>
+      <w:bookmarkStart w:id="76" w:name="_Toc19883"/>
       <w:r>
         <w:rPr>
           <w:rFonts w:hint="default" w:ascii="Calibri" w:hAnsi="Calibri" w:cs="Calibri"/>
@@ -10497,9 +10389,9 @@
           <w:szCs w:val="24"/>
         </w:rPr>
       </w:pPr>
-      <w:bookmarkStart w:id="77" w:name="_Toc12759"/>
-      <w:bookmarkStart w:id="78" w:name="_Toc26460"/>
-      <w:bookmarkStart w:id="79" w:name="_Toc19945"/>
+      <w:bookmarkStart w:id="77" w:name="_Toc26460"/>
+      <w:bookmarkStart w:id="78" w:name="_Toc19945"/>
+      <w:bookmarkStart w:id="79" w:name="_Toc12759"/>
       <w:r>
         <w:rPr>
           <w:rFonts w:hint="default" w:ascii="Calibri" w:hAnsi="Calibri" w:cs="Calibri"/>
@@ -10592,9 +10484,9 @@
           <w:lang w:val="en-US"/>
         </w:rPr>
       </w:pPr>
-      <w:bookmarkStart w:id="81" w:name="_Toc22045"/>
+      <w:bookmarkStart w:id="81" w:name="_Toc7979"/>
       <w:bookmarkStart w:id="82" w:name="_Toc4996"/>
-      <w:bookmarkStart w:id="83" w:name="_Toc7979"/>
+      <w:bookmarkStart w:id="83" w:name="_Toc22045"/>
       <w:r>
         <w:rPr>
           <w:rFonts w:hint="default" w:ascii="Calibri" w:hAnsi="Calibri" w:cs="Calibri"/>
@@ -10649,7 +10541,7 @@
           <w:sz w:val="24"/>
           <w:szCs w:val="24"/>
         </w:rPr>
-        <w:t>Generating the answers and scoring them runs through a commercial interface which sends passages from the paper to an external provider. The provider's policy states that submissions are not used for training by default and are retained only briefly for abuse monitoring purposes before being deleted (OpenAI, 2024).</w:t>
+        <w:t>Generating the answers and scoring them runs through a interface which sends passages from the paper to an external provider. The provider's policy states that submissions are not used for training by default and are retained only briefly for abuse monitoring purposes before being deleted (OpenAI, 2024).</w:t>
       </w:r>
       <w:bookmarkEnd w:id="84"/>
       <w:bookmarkEnd w:id="85"/>
@@ -10683,9 +10575,9 @@
           <w:szCs w:val="24"/>
         </w:rPr>
       </w:pPr>
-      <w:bookmarkStart w:id="87" w:name="_Toc1658"/>
+      <w:bookmarkStart w:id="87" w:name="_Toc11570"/>
       <w:bookmarkStart w:id="88" w:name="_Toc20610"/>
-      <w:bookmarkStart w:id="89" w:name="_Toc11570"/>
+      <w:bookmarkStart w:id="89" w:name="_Toc1658"/>
       <w:r>
         <w:rPr>
           <w:rFonts w:hint="default" w:ascii="Calibri" w:hAnsi="Calibri" w:cs="Calibri"/>
@@ -10694,28 +10586,7 @@
           <w:sz w:val="24"/>
           <w:szCs w:val="24"/>
         </w:rPr>
-        <w:t>No personal data relating to any living individual is collected or processed in this study, so the UK GDPR does not apply. Every dependency used is open-source software licensed under a permissive license.</w:t>
-      </w:r>
-      <w:r>
-        <w:rPr>
-          <w:rFonts w:hint="default" w:ascii="Calibri" w:hAnsi="Calibri" w:cs="Calibri"/>
-          <w:b w:val="0"/>
-          <w:bCs w:val="0"/>
-          <w:sz w:val="24"/>
-          <w:szCs w:val="24"/>
-          <w:lang w:val="en-US"/>
-        </w:rPr>
-        <w:t xml:space="preserve"> </w:t>
-      </w:r>
-      <w:r>
-        <w:rPr>
-          <w:rFonts w:hint="default" w:ascii="Calibri" w:hAnsi="Calibri" w:cs="Calibri"/>
-          <w:b w:val="0"/>
-          <w:bCs w:val="0"/>
-          <w:sz w:val="24"/>
-          <w:szCs w:val="24"/>
-        </w:rPr>
-        <w:t>Every library that the system uses is an open-source software package under a permissive license.</w:t>
+        <w:t>No personal data relating to any living individual is collected or processed in this study, so the UK GDPR does not apply. Every dependency used is open-source software licensed under a permissive license</w:t>
       </w:r>
       <w:bookmarkEnd w:id="87"/>
       <w:bookmarkEnd w:id="88"/>
@@ -10729,9 +10600,35 @@
           <w:szCs w:val="24"/>
           <w:lang w:val="en-US"/>
         </w:rPr>
-        <w:t xml:space="preserve"> </w:t>
-      </w:r>
-      <w:r>
+        <w:t>.</w:t>
+      </w:r>
+    </w:p>
+    <w:p>
+      <w:pPr>
+        <w:pStyle w:val="3"/>
+        <w:bidi w:val="0"/>
+        <w:rPr>
+          <w:rFonts w:hint="default"/>
+        </w:rPr>
+      </w:pPr>
+      <w:bookmarkStart w:id="90" w:name="_Toc8513"/>
+      <w:r>
+        <w:rPr>
+          <w:rFonts w:hint="default"/>
+        </w:rPr>
+        <w:t>6.3 Professional considerations</w:t>
+      </w:r>
+      <w:bookmarkEnd w:id="90"/>
+      <w:bookmarkStart w:id="91" w:name="_Toc27057"/>
+      <w:bookmarkStart w:id="92" w:name="_Toc20975"/>
+      <w:bookmarkStart w:id="93" w:name="_Toc25230"/>
+    </w:p>
+    <w:p>
+      <w:pPr>
+        <w:pStyle w:val="3"/>
+        <w:bidi w:val="0"/>
+        <w:spacing w:line="360" w:lineRule="auto"/>
+        <w:jc w:val="both"/>
         <w:rPr>
           <w:rFonts w:hint="default" w:ascii="Calibri" w:hAnsi="Calibri" w:cs="Calibri"/>
           <w:b w:val="0"/>
@@ -10739,102 +10636,7 @@
           <w:sz w:val="24"/>
           <w:szCs w:val="24"/>
         </w:rPr>
-        <w:t xml:space="preserve"> </w:t>
-      </w:r>
-    </w:p>
-    <w:p>
-      <w:pPr>
-        <w:rPr>
-          <w:rFonts w:hint="default" w:ascii="Calibri" w:hAnsi="Calibri" w:cs="Calibri"/>
-          <w:b w:val="0"/>
-          <w:bCs w:val="0"/>
-          <w:sz w:val="24"/>
-          <w:szCs w:val="24"/>
-        </w:rPr>
-      </w:pPr>
-    </w:p>
-    <w:p>
-      <w:pPr>
-        <w:rPr>
-          <w:rFonts w:hint="default" w:ascii="Calibri" w:hAnsi="Calibri" w:cs="Calibri"/>
-          <w:b w:val="0"/>
-          <w:bCs w:val="0"/>
-          <w:sz w:val="24"/>
-          <w:szCs w:val="24"/>
-        </w:rPr>
-      </w:pPr>
-    </w:p>
-    <w:p>
-      <w:pPr>
-        <w:rPr>
-          <w:rFonts w:hint="default" w:ascii="Calibri" w:hAnsi="Calibri" w:cs="Calibri"/>
-          <w:b w:val="0"/>
-          <w:bCs w:val="0"/>
-          <w:sz w:val="24"/>
-          <w:szCs w:val="24"/>
-        </w:rPr>
-      </w:pPr>
-    </w:p>
-    <w:p>
-      <w:pPr>
-        <w:rPr>
-          <w:rFonts w:hint="default" w:ascii="Calibri" w:hAnsi="Calibri" w:cs="Calibri"/>
-          <w:b w:val="0"/>
-          <w:bCs w:val="0"/>
-          <w:sz w:val="24"/>
-          <w:szCs w:val="24"/>
-        </w:rPr>
-      </w:pPr>
-    </w:p>
-    <w:p>
-      <w:pPr>
-        <w:rPr>
-          <w:rFonts w:hint="default" w:ascii="Calibri" w:hAnsi="Calibri" w:cs="Calibri"/>
-          <w:b w:val="0"/>
-          <w:bCs w:val="0"/>
-          <w:sz w:val="24"/>
-          <w:szCs w:val="24"/>
-        </w:rPr>
-      </w:pPr>
-    </w:p>
-    <w:p>
-      <w:pPr>
-        <w:pStyle w:val="3"/>
-        <w:bidi w:val="0"/>
-        <w:rPr>
-          <w:rFonts w:hint="default"/>
-        </w:rPr>
-      </w:pPr>
-      <w:bookmarkStart w:id="90" w:name="_Toc8513"/>
-      <w:r>
-        <w:rPr>
-          <w:rFonts w:hint="default"/>
-        </w:rPr>
-        <w:t>6.3 Professional considerations</w:t>
-      </w:r>
-      <w:bookmarkEnd w:id="90"/>
-    </w:p>
-    <w:p>
-      <w:pPr>
-        <w:pStyle w:val="3"/>
-        <w:keepNext w:val="0"/>
-        <w:keepLines w:val="0"/>
-        <w:widowControl/>
-        <w:suppressLineNumbers w:val="0"/>
-        <w:bidi w:val="0"/>
-        <w:spacing w:line="360" w:lineRule="auto"/>
-        <w:jc w:val="both"/>
-        <w:rPr>
-          <w:rFonts w:hint="default" w:ascii="Calibri" w:hAnsi="Calibri" w:cs="Calibri"/>
-          <w:b w:val="0"/>
-          <w:bCs w:val="0"/>
-          <w:sz w:val="24"/>
-          <w:szCs w:val="24"/>
-        </w:rPr>
-      </w:pPr>
-      <w:bookmarkStart w:id="91" w:name="_Toc20975"/>
-      <w:bookmarkStart w:id="92" w:name="_Toc27057"/>
-      <w:bookmarkStart w:id="93" w:name="_Toc25230"/>
+      </w:pPr>
       <w:r>
         <w:rPr>
           <w:rFonts w:hint="default" w:ascii="Calibri" w:hAnsi="Calibri" w:cs="Calibri"/>
@@ -10903,6 +10705,7 @@
     </w:p>
     <w:p>
       <w:pPr>
+        <w:spacing w:line="360" w:lineRule="auto"/>
         <w:jc w:val="both"/>
         <w:rPr>
           <w:rFonts w:asciiTheme="minorHAnsi" w:hAnsiTheme="minorHAnsi" w:eastAsiaTheme="minorEastAsia" w:cstheme="minorBidi"/>
@@ -11291,6 +11094,32 @@
     </w:p>
     <w:p>
       <w:pPr>
+        <w:jc w:val="both"/>
+        <w:rPr>
+          <w:rFonts w:asciiTheme="minorHAnsi" w:hAnsiTheme="minorHAnsi" w:eastAsiaTheme="minorEastAsia" w:cstheme="minorBidi"/>
+          <w:b/>
+          <w:bCs/>
+          <w:sz w:val="32"/>
+          <w:szCs w:val="32"/>
+          <w:lang w:val="en-US" w:eastAsia="zh-CN" w:bidi="ar-SA"/>
+        </w:rPr>
+      </w:pPr>
+    </w:p>
+    <w:p>
+      <w:pPr>
+        <w:jc w:val="both"/>
+        <w:rPr>
+          <w:rFonts w:asciiTheme="minorHAnsi" w:hAnsiTheme="minorHAnsi" w:eastAsiaTheme="minorEastAsia" w:cstheme="minorBidi"/>
+          <w:b/>
+          <w:bCs/>
+          <w:sz w:val="32"/>
+          <w:szCs w:val="32"/>
+          <w:lang w:val="en-US" w:eastAsia="zh-CN" w:bidi="ar-SA"/>
+        </w:rPr>
+      </w:pPr>
+    </w:p>
+    <w:p>
+      <w:pPr>
         <w:pStyle w:val="2"/>
         <w:bidi w:val="0"/>
         <w:rPr>
@@ -11449,2162 +11278,16 @@
         <w:t>The table below present the average score across all the evaluated document.</w:t>
       </w:r>
     </w:p>
-    <w:tbl>
-      <w:tblPr>
-        <w:tblStyle w:val="5"/>
-        <w:tblW w:w="7846" w:type="dxa"/>
-        <w:tblInd w:w="0" w:type="dxa"/>
-        <w:tblBorders>
-          <w:top w:val="single" w:color="888888" w:sz="4" w:space="0"/>
-          <w:left w:val="single" w:color="888888" w:sz="4" w:space="0"/>
-          <w:bottom w:val="single" w:color="888888" w:sz="4" w:space="0"/>
-          <w:right w:val="single" w:color="888888" w:sz="4" w:space="0"/>
-          <w:insideH w:val="single" w:color="888888" w:sz="4" w:space="0"/>
-          <w:insideV w:val="single" w:color="888888" w:sz="4" w:space="0"/>
-        </w:tblBorders>
-        <w:tblLayout w:type="autofit"/>
-        <w:tblCellMar>
-          <w:top w:w="0" w:type="dxa"/>
-          <w:left w:w="10" w:type="dxa"/>
-          <w:bottom w:w="0" w:type="dxa"/>
-          <w:right w:w="10" w:type="dxa"/>
-        </w:tblCellMar>
-      </w:tblPr>
-      <w:tblGrid>
-        <w:gridCol w:w="1626"/>
-        <w:gridCol w:w="955"/>
-        <w:gridCol w:w="1345"/>
-        <w:gridCol w:w="1101"/>
-        <w:gridCol w:w="1063"/>
-        <w:gridCol w:w="842"/>
-        <w:gridCol w:w="914"/>
-      </w:tblGrid>
-      <w:tr>
-        <w:tblPrEx>
-          <w:tblCellMar>
-            <w:top w:w="0" w:type="dxa"/>
-            <w:left w:w="10" w:type="dxa"/>
-            <w:bottom w:w="0" w:type="dxa"/>
-            <w:right w:w="10" w:type="dxa"/>
-          </w:tblCellMar>
-        </w:tblPrEx>
-        <w:trPr>
-          <w:trHeight w:val="90" w:hRule="atLeast"/>
-          <w:tblHeader/>
-        </w:trPr>
-        <w:tc>
-          <w:tcPr>
-            <w:tcW w:w="1780" w:type="dxa"/>
-            <w:tcMar>
-              <w:top w:w="40" w:type="dxa"/>
-              <w:left w:w="70" w:type="dxa"/>
-              <w:bottom w:w="40" w:type="dxa"/>
-              <w:right w:w="70" w:type="dxa"/>
-            </w:tcMar>
-          </w:tcPr>
-          <w:p>
-            <w:pPr>
-              <w:spacing w:after="0" w:line="240" w:lineRule="auto"/>
-              <w:rPr>
-                <w:rFonts w:hint="default" w:ascii="Calibri" w:hAnsi="Calibri" w:cs="Calibri" w:eastAsiaTheme="minorEastAsia"/>
-                <w:sz w:val="24"/>
-                <w:szCs w:val="24"/>
-                <w:lang w:val="en-US" w:eastAsia="zh-CN" w:bidi="ar-SA"/>
-              </w:rPr>
-            </w:pPr>
-            <w:r>
-              <w:rPr>
-                <w:rFonts w:hint="default" w:ascii="Calibri" w:hAnsi="Calibri" w:cs="Calibri" w:eastAsiaTheme="minorEastAsia"/>
-                <w:b/>
-                <w:bCs/>
-                <w:sz w:val="24"/>
-                <w:szCs w:val="24"/>
-                <w:lang w:val="en-US" w:eastAsia="zh-CN" w:bidi="ar-SA"/>
-              </w:rPr>
-              <w:t>Pipeline</w:t>
-            </w:r>
-          </w:p>
-        </w:tc>
-        <w:tc>
-          <w:tcPr>
-            <w:tcW w:w="860" w:type="dxa"/>
-            <w:tcMar>
-              <w:top w:w="40" w:type="dxa"/>
-              <w:left w:w="70" w:type="dxa"/>
-              <w:bottom w:w="40" w:type="dxa"/>
-              <w:right w:w="70" w:type="dxa"/>
-            </w:tcMar>
-          </w:tcPr>
-          <w:p>
-            <w:pPr>
-              <w:spacing w:after="0" w:line="240" w:lineRule="auto"/>
-              <w:rPr>
-                <w:rFonts w:hint="default" w:ascii="Calibri" w:hAnsi="Calibri" w:cs="Calibri" w:eastAsiaTheme="minorEastAsia"/>
-                <w:sz w:val="24"/>
-                <w:szCs w:val="24"/>
-                <w:lang w:val="en-US" w:eastAsia="zh-CN" w:bidi="ar-SA"/>
-              </w:rPr>
-            </w:pPr>
-            <w:r>
-              <w:rPr>
-                <w:rFonts w:hint="default" w:ascii="Calibri" w:hAnsi="Calibri" w:cs="Calibri" w:eastAsiaTheme="minorEastAsia"/>
-                <w:b/>
-                <w:bCs/>
-                <w:sz w:val="24"/>
-                <w:szCs w:val="24"/>
-                <w:lang w:val="en-US" w:eastAsia="zh-CN" w:bidi="ar-SA"/>
-              </w:rPr>
-              <w:t>Stage</w:t>
-            </w:r>
-          </w:p>
-        </w:tc>
-        <w:tc>
-          <w:tcPr>
-            <w:tcW w:w="1120" w:type="dxa"/>
-            <w:tcMar>
-              <w:top w:w="40" w:type="dxa"/>
-              <w:left w:w="70" w:type="dxa"/>
-              <w:bottom w:w="40" w:type="dxa"/>
-              <w:right w:w="70" w:type="dxa"/>
-            </w:tcMar>
-          </w:tcPr>
-          <w:p>
-            <w:pPr>
-              <w:spacing w:after="0" w:line="240" w:lineRule="auto"/>
-              <w:rPr>
-                <w:rFonts w:hint="default" w:ascii="Calibri" w:hAnsi="Calibri" w:cs="Calibri" w:eastAsiaTheme="minorEastAsia"/>
-                <w:sz w:val="24"/>
-                <w:szCs w:val="24"/>
-                <w:lang w:val="en-US" w:eastAsia="zh-CN" w:bidi="ar-SA"/>
-              </w:rPr>
-            </w:pPr>
-            <w:r>
-              <w:rPr>
-                <w:rFonts w:hint="default" w:ascii="Calibri" w:hAnsi="Calibri" w:cs="Calibri" w:eastAsiaTheme="minorEastAsia"/>
-                <w:b/>
-                <w:bCs/>
-                <w:sz w:val="24"/>
-                <w:szCs w:val="24"/>
-                <w:lang w:val="en-US" w:eastAsia="zh-CN" w:bidi="ar-SA"/>
-              </w:rPr>
-              <w:t>Faithfulness</w:t>
-            </w:r>
-          </w:p>
-        </w:tc>
-        <w:tc>
-          <w:tcPr>
-            <w:tcW w:w="1086" w:type="dxa"/>
-            <w:tcMar>
-              <w:top w:w="40" w:type="dxa"/>
-              <w:left w:w="70" w:type="dxa"/>
-              <w:bottom w:w="40" w:type="dxa"/>
-              <w:right w:w="70" w:type="dxa"/>
-            </w:tcMar>
-          </w:tcPr>
-          <w:p>
-            <w:pPr>
-              <w:spacing w:after="0" w:line="240" w:lineRule="auto"/>
-              <w:rPr>
-                <w:rFonts w:hint="default" w:ascii="Calibri" w:hAnsi="Calibri" w:cs="Calibri" w:eastAsiaTheme="minorEastAsia"/>
-                <w:sz w:val="24"/>
-                <w:szCs w:val="24"/>
-                <w:lang w:val="en-US" w:eastAsia="zh-CN" w:bidi="ar-SA"/>
-              </w:rPr>
-            </w:pPr>
-            <w:r>
-              <w:rPr>
-                <w:rFonts w:hint="default" w:ascii="Calibri" w:hAnsi="Calibri" w:cs="Calibri" w:eastAsiaTheme="minorEastAsia"/>
-                <w:b/>
-                <w:bCs/>
-                <w:sz w:val="24"/>
-                <w:szCs w:val="24"/>
-                <w:lang w:val="en-US" w:eastAsia="zh-CN" w:bidi="ar-SA"/>
-              </w:rPr>
-              <w:t>Ans. relevancy</w:t>
-            </w:r>
-          </w:p>
-        </w:tc>
-        <w:tc>
-          <w:tcPr>
-            <w:tcW w:w="1080" w:type="dxa"/>
-            <w:tcMar>
-              <w:top w:w="40" w:type="dxa"/>
-              <w:left w:w="70" w:type="dxa"/>
-              <w:bottom w:w="40" w:type="dxa"/>
-              <w:right w:w="70" w:type="dxa"/>
-            </w:tcMar>
-          </w:tcPr>
-          <w:p>
-            <w:pPr>
-              <w:spacing w:after="0" w:line="240" w:lineRule="auto"/>
-              <w:rPr>
-                <w:rFonts w:hint="default" w:ascii="Calibri" w:hAnsi="Calibri" w:cs="Calibri" w:eastAsiaTheme="minorEastAsia"/>
-                <w:sz w:val="24"/>
-                <w:szCs w:val="24"/>
-                <w:lang w:val="en-US" w:eastAsia="zh-CN" w:bidi="ar-SA"/>
-              </w:rPr>
-            </w:pPr>
-            <w:r>
-              <w:rPr>
-                <w:rFonts w:hint="default" w:ascii="Calibri" w:hAnsi="Calibri" w:cs="Calibri" w:eastAsiaTheme="minorEastAsia"/>
-                <w:b/>
-                <w:bCs/>
-                <w:sz w:val="24"/>
-                <w:szCs w:val="24"/>
-                <w:lang w:val="en-US" w:eastAsia="zh-CN" w:bidi="ar-SA"/>
-              </w:rPr>
-              <w:t>Ctx precision</w:t>
-            </w:r>
-          </w:p>
-        </w:tc>
-        <w:tc>
-          <w:tcPr>
-            <w:tcW w:w="1000" w:type="dxa"/>
-            <w:tcMar>
-              <w:top w:w="40" w:type="dxa"/>
-              <w:left w:w="70" w:type="dxa"/>
-              <w:bottom w:w="40" w:type="dxa"/>
-              <w:right w:w="70" w:type="dxa"/>
-            </w:tcMar>
-          </w:tcPr>
-          <w:p>
-            <w:pPr>
-              <w:spacing w:after="0" w:line="240" w:lineRule="auto"/>
-              <w:rPr>
-                <w:rFonts w:hint="default" w:ascii="Calibri" w:hAnsi="Calibri" w:cs="Calibri" w:eastAsiaTheme="minorEastAsia"/>
-                <w:sz w:val="24"/>
-                <w:szCs w:val="24"/>
-                <w:lang w:val="en-US" w:eastAsia="zh-CN" w:bidi="ar-SA"/>
-              </w:rPr>
-            </w:pPr>
-            <w:r>
-              <w:rPr>
-                <w:rFonts w:hint="default" w:ascii="Calibri" w:hAnsi="Calibri" w:cs="Calibri" w:eastAsiaTheme="minorEastAsia"/>
-                <w:b/>
-                <w:bCs/>
-                <w:sz w:val="24"/>
-                <w:szCs w:val="24"/>
-                <w:lang w:val="en-US" w:eastAsia="zh-CN" w:bidi="ar-SA"/>
-              </w:rPr>
-              <w:t>Ctx recall</w:t>
-            </w:r>
-          </w:p>
-        </w:tc>
-        <w:tc>
-          <w:tcPr>
-            <w:tcW w:w="920" w:type="dxa"/>
-            <w:tcMar>
-              <w:top w:w="40" w:type="dxa"/>
-              <w:left w:w="70" w:type="dxa"/>
-              <w:bottom w:w="40" w:type="dxa"/>
-              <w:right w:w="70" w:type="dxa"/>
-            </w:tcMar>
-          </w:tcPr>
-          <w:p>
-            <w:pPr>
-              <w:spacing w:after="0" w:line="240" w:lineRule="auto"/>
-              <w:rPr>
-                <w:rFonts w:hint="default" w:ascii="Calibri" w:hAnsi="Calibri" w:cs="Calibri" w:eastAsiaTheme="minorEastAsia"/>
-                <w:sz w:val="24"/>
-                <w:szCs w:val="24"/>
-                <w:lang w:val="en-US" w:eastAsia="zh-CN" w:bidi="ar-SA"/>
-              </w:rPr>
-            </w:pPr>
-            <w:r>
-              <w:rPr>
-                <w:rFonts w:hint="default" w:ascii="Calibri" w:hAnsi="Calibri" w:cs="Calibri" w:eastAsiaTheme="minorEastAsia"/>
-                <w:b/>
-                <w:bCs/>
-                <w:sz w:val="24"/>
-                <w:szCs w:val="24"/>
-                <w:lang w:val="en-US" w:eastAsia="zh-CN" w:bidi="ar-SA"/>
-              </w:rPr>
-              <w:t>Latency</w:t>
-            </w:r>
-          </w:p>
-        </w:tc>
-      </w:tr>
-      <w:tr>
-        <w:tblPrEx>
-          <w:tblBorders>
-            <w:top w:val="single" w:color="888888" w:sz="4" w:space="0"/>
-            <w:left w:val="single" w:color="888888" w:sz="4" w:space="0"/>
-            <w:bottom w:val="single" w:color="888888" w:sz="4" w:space="0"/>
-            <w:right w:val="single" w:color="888888" w:sz="4" w:space="0"/>
-            <w:insideH w:val="single" w:color="888888" w:sz="4" w:space="0"/>
-            <w:insideV w:val="single" w:color="888888" w:sz="4" w:space="0"/>
-          </w:tblBorders>
-          <w:tblCellMar>
-            <w:top w:w="0" w:type="dxa"/>
-            <w:left w:w="10" w:type="dxa"/>
-            <w:bottom w:w="0" w:type="dxa"/>
-            <w:right w:w="10" w:type="dxa"/>
-          </w:tblCellMar>
-        </w:tblPrEx>
-        <w:tc>
-          <w:tcPr>
-            <w:tcW w:w="1780" w:type="dxa"/>
-            <w:tcMar>
-              <w:top w:w="40" w:type="dxa"/>
-              <w:left w:w="70" w:type="dxa"/>
-              <w:bottom w:w="40" w:type="dxa"/>
-              <w:right w:w="70" w:type="dxa"/>
-            </w:tcMar>
-          </w:tcPr>
-          <w:p>
-            <w:pPr>
-              <w:spacing w:after="0" w:line="240" w:lineRule="auto"/>
-              <w:rPr>
-                <w:rFonts w:hint="default" w:ascii="Calibri" w:hAnsi="Calibri" w:cs="Calibri" w:eastAsiaTheme="minorEastAsia"/>
-                <w:sz w:val="24"/>
-                <w:szCs w:val="24"/>
-                <w:lang w:val="en-US" w:eastAsia="zh-CN" w:bidi="ar-SA"/>
-              </w:rPr>
-            </w:pPr>
-            <w:r>
-              <w:rPr>
-                <w:rFonts w:hint="default" w:ascii="Calibri" w:hAnsi="Calibri" w:cs="Calibri" w:eastAsiaTheme="minorEastAsia"/>
-                <w:sz w:val="24"/>
-                <w:szCs w:val="24"/>
-                <w:lang w:val="en-US" w:eastAsia="zh-CN" w:bidi="ar-SA"/>
-              </w:rPr>
-              <w:t>Naive</w:t>
-            </w:r>
-          </w:p>
-        </w:tc>
-        <w:tc>
-          <w:tcPr>
-            <w:tcW w:w="860" w:type="dxa"/>
-            <w:tcMar>
-              <w:top w:w="40" w:type="dxa"/>
-              <w:left w:w="70" w:type="dxa"/>
-              <w:bottom w:w="40" w:type="dxa"/>
-              <w:right w:w="70" w:type="dxa"/>
-            </w:tcMar>
-          </w:tcPr>
-          <w:p>
-            <w:pPr>
-              <w:spacing w:after="0" w:line="240" w:lineRule="auto"/>
-              <w:rPr>
-                <w:rFonts w:hint="default" w:ascii="Calibri" w:hAnsi="Calibri" w:cs="Calibri" w:eastAsiaTheme="minorEastAsia"/>
-                <w:sz w:val="24"/>
-                <w:szCs w:val="24"/>
-                <w:lang w:val="en-US" w:eastAsia="zh-CN" w:bidi="ar-SA"/>
-              </w:rPr>
-            </w:pPr>
-            <w:r>
-              <w:rPr>
-                <w:rFonts w:hint="default" w:ascii="Calibri" w:hAnsi="Calibri" w:cs="Calibri" w:eastAsiaTheme="minorEastAsia"/>
-                <w:sz w:val="24"/>
-                <w:szCs w:val="24"/>
-                <w:lang w:val="en-US" w:eastAsia="zh-CN" w:bidi="ar-SA"/>
-              </w:rPr>
-              <w:t>Baseline</w:t>
-            </w:r>
-          </w:p>
-        </w:tc>
-        <w:tc>
-          <w:tcPr>
-            <w:tcW w:w="1120" w:type="dxa"/>
-            <w:tcMar>
-              <w:top w:w="40" w:type="dxa"/>
-              <w:left w:w="70" w:type="dxa"/>
-              <w:bottom w:w="40" w:type="dxa"/>
-              <w:right w:w="70" w:type="dxa"/>
-            </w:tcMar>
-          </w:tcPr>
-          <w:p>
-            <w:pPr>
-              <w:spacing w:after="0" w:line="240" w:lineRule="auto"/>
-              <w:rPr>
-                <w:rFonts w:hint="default" w:ascii="Calibri" w:hAnsi="Calibri" w:cs="Calibri" w:eastAsiaTheme="minorEastAsia"/>
-                <w:sz w:val="24"/>
-                <w:szCs w:val="24"/>
-                <w:lang w:val="en-US" w:eastAsia="zh-CN" w:bidi="ar-SA"/>
-              </w:rPr>
-            </w:pPr>
-            <w:r>
-              <w:rPr>
-                <w:rFonts w:hint="default" w:ascii="Calibri" w:hAnsi="Calibri" w:cs="Calibri" w:eastAsiaTheme="minorEastAsia"/>
-                <w:sz w:val="24"/>
-                <w:szCs w:val="24"/>
-                <w:lang w:val="en-US" w:eastAsia="zh-CN" w:bidi="ar-SA"/>
-              </w:rPr>
-              <w:t>0.747</w:t>
-            </w:r>
-          </w:p>
-        </w:tc>
-        <w:tc>
-          <w:tcPr>
-            <w:tcW w:w="1086" w:type="dxa"/>
-            <w:tcMar>
-              <w:top w:w="40" w:type="dxa"/>
-              <w:left w:w="70" w:type="dxa"/>
-              <w:bottom w:w="40" w:type="dxa"/>
-              <w:right w:w="70" w:type="dxa"/>
-            </w:tcMar>
-          </w:tcPr>
-          <w:p>
-            <w:pPr>
-              <w:spacing w:after="0" w:line="240" w:lineRule="auto"/>
-              <w:rPr>
-                <w:rFonts w:hint="default" w:ascii="Calibri" w:hAnsi="Calibri" w:cs="Calibri" w:eastAsiaTheme="minorEastAsia"/>
-                <w:sz w:val="24"/>
-                <w:szCs w:val="24"/>
-                <w:lang w:val="en-US" w:eastAsia="zh-CN" w:bidi="ar-SA"/>
-              </w:rPr>
-            </w:pPr>
-            <w:r>
-              <w:rPr>
-                <w:rFonts w:hint="default" w:ascii="Calibri" w:hAnsi="Calibri" w:cs="Calibri" w:eastAsiaTheme="minorEastAsia"/>
-                <w:sz w:val="24"/>
-                <w:szCs w:val="24"/>
-                <w:lang w:val="en-US" w:eastAsia="zh-CN" w:bidi="ar-SA"/>
-              </w:rPr>
-              <w:t>0.637</w:t>
-            </w:r>
-          </w:p>
-        </w:tc>
-        <w:tc>
-          <w:tcPr>
-            <w:tcW w:w="1080" w:type="dxa"/>
-            <w:tcMar>
-              <w:top w:w="40" w:type="dxa"/>
-              <w:left w:w="70" w:type="dxa"/>
-              <w:bottom w:w="40" w:type="dxa"/>
-              <w:right w:w="70" w:type="dxa"/>
-            </w:tcMar>
-          </w:tcPr>
-          <w:p>
-            <w:pPr>
-              <w:spacing w:after="0" w:line="240" w:lineRule="auto"/>
-              <w:rPr>
-                <w:rFonts w:hint="default" w:ascii="Calibri" w:hAnsi="Calibri" w:cs="Calibri" w:eastAsiaTheme="minorEastAsia"/>
-                <w:sz w:val="24"/>
-                <w:szCs w:val="24"/>
-                <w:lang w:val="en-US" w:eastAsia="zh-CN" w:bidi="ar-SA"/>
-              </w:rPr>
-            </w:pPr>
-            <w:r>
-              <w:rPr>
-                <w:rFonts w:hint="default" w:ascii="Calibri" w:hAnsi="Calibri" w:cs="Calibri" w:eastAsiaTheme="minorEastAsia"/>
-                <w:sz w:val="24"/>
-                <w:szCs w:val="24"/>
-                <w:lang w:val="en-US" w:eastAsia="zh-CN" w:bidi="ar-SA"/>
-              </w:rPr>
-              <w:t>0.721</w:t>
-            </w:r>
-          </w:p>
-        </w:tc>
-        <w:tc>
-          <w:tcPr>
-            <w:tcW w:w="1000" w:type="dxa"/>
-            <w:tcMar>
-              <w:top w:w="40" w:type="dxa"/>
-              <w:left w:w="70" w:type="dxa"/>
-              <w:bottom w:w="40" w:type="dxa"/>
-              <w:right w:w="70" w:type="dxa"/>
-            </w:tcMar>
-          </w:tcPr>
-          <w:p>
-            <w:pPr>
-              <w:spacing w:after="0" w:line="240" w:lineRule="auto"/>
-              <w:rPr>
-                <w:rFonts w:hint="default" w:ascii="Calibri" w:hAnsi="Calibri" w:cs="Calibri" w:eastAsiaTheme="minorEastAsia"/>
-                <w:sz w:val="24"/>
-                <w:szCs w:val="24"/>
-                <w:lang w:val="en-US" w:eastAsia="zh-CN" w:bidi="ar-SA"/>
-              </w:rPr>
-            </w:pPr>
-            <w:r>
-              <w:rPr>
-                <w:rFonts w:hint="default" w:ascii="Calibri" w:hAnsi="Calibri" w:cs="Calibri" w:eastAsiaTheme="minorEastAsia"/>
-                <w:sz w:val="24"/>
-                <w:szCs w:val="24"/>
-                <w:lang w:val="en-US" w:eastAsia="zh-CN" w:bidi="ar-SA"/>
-              </w:rPr>
-              <w:t>0.754</w:t>
-            </w:r>
-          </w:p>
-        </w:tc>
-        <w:tc>
-          <w:tcPr>
-            <w:tcW w:w="920" w:type="dxa"/>
-            <w:tcMar>
-              <w:top w:w="40" w:type="dxa"/>
-              <w:left w:w="70" w:type="dxa"/>
-              <w:bottom w:w="40" w:type="dxa"/>
-              <w:right w:w="70" w:type="dxa"/>
-            </w:tcMar>
-          </w:tcPr>
-          <w:p>
-            <w:pPr>
-              <w:spacing w:after="0" w:line="240" w:lineRule="auto"/>
-              <w:rPr>
-                <w:rFonts w:hint="default" w:ascii="Calibri" w:hAnsi="Calibri" w:cs="Calibri" w:eastAsiaTheme="minorEastAsia"/>
-                <w:sz w:val="24"/>
-                <w:szCs w:val="24"/>
-                <w:lang w:val="en-US" w:eastAsia="zh-CN" w:bidi="ar-SA"/>
-              </w:rPr>
-            </w:pPr>
-            <w:r>
-              <w:rPr>
-                <w:rFonts w:hint="default" w:ascii="Calibri" w:hAnsi="Calibri" w:cs="Calibri" w:eastAsiaTheme="minorEastAsia"/>
-                <w:sz w:val="24"/>
-                <w:szCs w:val="24"/>
-                <w:lang w:val="en-US" w:eastAsia="zh-CN" w:bidi="ar-SA"/>
-              </w:rPr>
-              <w:t>2.4 s</w:t>
-            </w:r>
-          </w:p>
-        </w:tc>
-      </w:tr>
-      <w:tr>
-        <w:tblPrEx>
-          <w:tblBorders>
-            <w:top w:val="single" w:color="888888" w:sz="4" w:space="0"/>
-            <w:left w:val="single" w:color="888888" w:sz="4" w:space="0"/>
-            <w:bottom w:val="single" w:color="888888" w:sz="4" w:space="0"/>
-            <w:right w:val="single" w:color="888888" w:sz="4" w:space="0"/>
-            <w:insideH w:val="single" w:color="888888" w:sz="4" w:space="0"/>
-            <w:insideV w:val="single" w:color="888888" w:sz="4" w:space="0"/>
-          </w:tblBorders>
-          <w:tblCellMar>
-            <w:top w:w="0" w:type="dxa"/>
-            <w:left w:w="10" w:type="dxa"/>
-            <w:bottom w:w="0" w:type="dxa"/>
-            <w:right w:w="10" w:type="dxa"/>
-          </w:tblCellMar>
-        </w:tblPrEx>
-        <w:tc>
-          <w:tcPr>
-            <w:tcW w:w="1780" w:type="dxa"/>
-            <w:tcMar>
-              <w:top w:w="40" w:type="dxa"/>
-              <w:left w:w="70" w:type="dxa"/>
-              <w:bottom w:w="40" w:type="dxa"/>
-              <w:right w:w="70" w:type="dxa"/>
-            </w:tcMar>
-          </w:tcPr>
-          <w:p>
-            <w:pPr>
-              <w:spacing w:after="0" w:line="240" w:lineRule="auto"/>
-              <w:rPr>
-                <w:rFonts w:hint="default" w:ascii="Calibri" w:hAnsi="Calibri" w:cs="Calibri" w:eastAsiaTheme="minorEastAsia"/>
-                <w:sz w:val="24"/>
-                <w:szCs w:val="24"/>
-                <w:lang w:val="en-US" w:eastAsia="zh-CN" w:bidi="ar-SA"/>
-              </w:rPr>
-            </w:pPr>
-            <w:r>
-              <w:rPr>
-                <w:rFonts w:hint="default" w:ascii="Calibri" w:hAnsi="Calibri" w:cs="Calibri" w:eastAsiaTheme="minorEastAsia"/>
-                <w:sz w:val="24"/>
-                <w:szCs w:val="24"/>
-                <w:lang w:val="en-US" w:eastAsia="zh-CN" w:bidi="ar-SA"/>
-              </w:rPr>
-              <w:t>Semantic chunking</w:t>
-            </w:r>
-          </w:p>
-        </w:tc>
-        <w:tc>
-          <w:tcPr>
-            <w:tcW w:w="860" w:type="dxa"/>
-            <w:tcMar>
-              <w:top w:w="40" w:type="dxa"/>
-              <w:left w:w="70" w:type="dxa"/>
-              <w:bottom w:w="40" w:type="dxa"/>
-              <w:right w:w="70" w:type="dxa"/>
-            </w:tcMar>
-          </w:tcPr>
-          <w:p>
-            <w:pPr>
-              <w:spacing w:after="0" w:line="240" w:lineRule="auto"/>
-              <w:rPr>
-                <w:rFonts w:hint="default" w:ascii="Calibri" w:hAnsi="Calibri" w:cs="Calibri" w:eastAsiaTheme="minorEastAsia"/>
-                <w:sz w:val="24"/>
-                <w:szCs w:val="24"/>
-                <w:lang w:val="en-US" w:eastAsia="zh-CN" w:bidi="ar-SA"/>
-              </w:rPr>
-            </w:pPr>
-            <w:r>
-              <w:rPr>
-                <w:rFonts w:hint="default" w:ascii="Calibri" w:hAnsi="Calibri" w:cs="Calibri" w:eastAsiaTheme="minorEastAsia"/>
-                <w:sz w:val="24"/>
-                <w:szCs w:val="24"/>
-                <w:lang w:val="en-US" w:eastAsia="zh-CN" w:bidi="ar-SA"/>
-              </w:rPr>
-              <w:t>Pre</w:t>
-            </w:r>
-          </w:p>
-        </w:tc>
-        <w:tc>
-          <w:tcPr>
-            <w:tcW w:w="1120" w:type="dxa"/>
-            <w:tcMar>
-              <w:top w:w="40" w:type="dxa"/>
-              <w:left w:w="70" w:type="dxa"/>
-              <w:bottom w:w="40" w:type="dxa"/>
-              <w:right w:w="70" w:type="dxa"/>
-            </w:tcMar>
-          </w:tcPr>
-          <w:p>
-            <w:pPr>
-              <w:spacing w:after="0" w:line="240" w:lineRule="auto"/>
-              <w:rPr>
-                <w:rFonts w:hint="default" w:ascii="Calibri" w:hAnsi="Calibri" w:cs="Calibri" w:eastAsiaTheme="minorEastAsia"/>
-                <w:sz w:val="24"/>
-                <w:szCs w:val="24"/>
-                <w:lang w:val="en-US" w:eastAsia="zh-CN" w:bidi="ar-SA"/>
-              </w:rPr>
-            </w:pPr>
-            <w:r>
-              <w:rPr>
-                <w:rFonts w:hint="default" w:ascii="Calibri" w:hAnsi="Calibri" w:cs="Calibri" w:eastAsiaTheme="minorEastAsia"/>
-                <w:sz w:val="24"/>
-                <w:szCs w:val="24"/>
-                <w:lang w:val="en-US" w:eastAsia="zh-CN" w:bidi="ar-SA"/>
-              </w:rPr>
-              <w:t>0.751</w:t>
-            </w:r>
-          </w:p>
-        </w:tc>
-        <w:tc>
-          <w:tcPr>
-            <w:tcW w:w="1086" w:type="dxa"/>
-            <w:tcMar>
-              <w:top w:w="40" w:type="dxa"/>
-              <w:left w:w="70" w:type="dxa"/>
-              <w:bottom w:w="40" w:type="dxa"/>
-              <w:right w:w="70" w:type="dxa"/>
-            </w:tcMar>
-          </w:tcPr>
-          <w:p>
-            <w:pPr>
-              <w:spacing w:after="0" w:line="240" w:lineRule="auto"/>
-              <w:rPr>
-                <w:rFonts w:hint="default" w:ascii="Calibri" w:hAnsi="Calibri" w:cs="Calibri" w:eastAsiaTheme="minorEastAsia"/>
-                <w:sz w:val="24"/>
-                <w:szCs w:val="24"/>
-                <w:lang w:val="en-US" w:eastAsia="zh-CN" w:bidi="ar-SA"/>
-              </w:rPr>
-            </w:pPr>
-            <w:r>
-              <w:rPr>
-                <w:rFonts w:hint="default" w:ascii="Calibri" w:hAnsi="Calibri" w:cs="Calibri" w:eastAsiaTheme="minorEastAsia"/>
-                <w:sz w:val="24"/>
-                <w:szCs w:val="24"/>
-                <w:lang w:val="en-US" w:eastAsia="zh-CN" w:bidi="ar-SA"/>
-              </w:rPr>
-              <w:t>0.645</w:t>
-            </w:r>
-          </w:p>
-        </w:tc>
-        <w:tc>
-          <w:tcPr>
-            <w:tcW w:w="1080" w:type="dxa"/>
-            <w:tcMar>
-              <w:top w:w="40" w:type="dxa"/>
-              <w:left w:w="70" w:type="dxa"/>
-              <w:bottom w:w="40" w:type="dxa"/>
-              <w:right w:w="70" w:type="dxa"/>
-            </w:tcMar>
-          </w:tcPr>
-          <w:p>
-            <w:pPr>
-              <w:spacing w:after="0" w:line="240" w:lineRule="auto"/>
-              <w:rPr>
-                <w:rFonts w:hint="default" w:ascii="Calibri" w:hAnsi="Calibri" w:cs="Calibri" w:eastAsiaTheme="minorEastAsia"/>
-                <w:sz w:val="24"/>
-                <w:szCs w:val="24"/>
-                <w:lang w:val="en-US" w:eastAsia="zh-CN" w:bidi="ar-SA"/>
-              </w:rPr>
-            </w:pPr>
-            <w:r>
-              <w:rPr>
-                <w:rFonts w:hint="default" w:ascii="Calibri" w:hAnsi="Calibri" w:cs="Calibri" w:eastAsiaTheme="minorEastAsia"/>
-                <w:sz w:val="24"/>
-                <w:szCs w:val="24"/>
-                <w:lang w:val="en-US" w:eastAsia="zh-CN" w:bidi="ar-SA"/>
-              </w:rPr>
-              <w:t>0.700</w:t>
-            </w:r>
-          </w:p>
-        </w:tc>
-        <w:tc>
-          <w:tcPr>
-            <w:tcW w:w="1000" w:type="dxa"/>
-            <w:tcMar>
-              <w:top w:w="40" w:type="dxa"/>
-              <w:left w:w="70" w:type="dxa"/>
-              <w:bottom w:w="40" w:type="dxa"/>
-              <w:right w:w="70" w:type="dxa"/>
-            </w:tcMar>
-          </w:tcPr>
-          <w:p>
-            <w:pPr>
-              <w:spacing w:after="0" w:line="240" w:lineRule="auto"/>
-              <w:rPr>
-                <w:rFonts w:hint="default" w:ascii="Calibri" w:hAnsi="Calibri" w:cs="Calibri" w:eastAsiaTheme="minorEastAsia"/>
-                <w:sz w:val="24"/>
-                <w:szCs w:val="24"/>
-                <w:lang w:val="en-US" w:eastAsia="zh-CN" w:bidi="ar-SA"/>
-              </w:rPr>
-            </w:pPr>
-            <w:r>
-              <w:rPr>
-                <w:rFonts w:hint="default" w:ascii="Calibri" w:hAnsi="Calibri" w:cs="Calibri" w:eastAsiaTheme="minorEastAsia"/>
-                <w:sz w:val="24"/>
-                <w:szCs w:val="24"/>
-                <w:lang w:val="en-US" w:eastAsia="zh-CN" w:bidi="ar-SA"/>
-              </w:rPr>
-              <w:t>0.785</w:t>
-            </w:r>
-          </w:p>
-        </w:tc>
-        <w:tc>
-          <w:tcPr>
-            <w:tcW w:w="920" w:type="dxa"/>
-            <w:tcMar>
-              <w:top w:w="40" w:type="dxa"/>
-              <w:left w:w="70" w:type="dxa"/>
-              <w:bottom w:w="40" w:type="dxa"/>
-              <w:right w:w="70" w:type="dxa"/>
-            </w:tcMar>
-          </w:tcPr>
-          <w:p>
-            <w:pPr>
-              <w:spacing w:after="0" w:line="240" w:lineRule="auto"/>
-              <w:rPr>
-                <w:rFonts w:hint="default" w:ascii="Calibri" w:hAnsi="Calibri" w:cs="Calibri" w:eastAsiaTheme="minorEastAsia"/>
-                <w:sz w:val="24"/>
-                <w:szCs w:val="24"/>
-                <w:lang w:val="en-US" w:eastAsia="zh-CN" w:bidi="ar-SA"/>
-              </w:rPr>
-            </w:pPr>
-            <w:r>
-              <w:rPr>
-                <w:rFonts w:hint="default" w:ascii="Calibri" w:hAnsi="Calibri" w:cs="Calibri" w:eastAsiaTheme="minorEastAsia"/>
-                <w:sz w:val="24"/>
-                <w:szCs w:val="24"/>
-                <w:lang w:val="en-US" w:eastAsia="zh-CN" w:bidi="ar-SA"/>
-              </w:rPr>
-              <w:t>3.6 s</w:t>
-            </w:r>
-          </w:p>
-        </w:tc>
-      </w:tr>
-      <w:tr>
-        <w:tblPrEx>
-          <w:tblBorders>
-            <w:top w:val="single" w:color="888888" w:sz="4" w:space="0"/>
-            <w:left w:val="single" w:color="888888" w:sz="4" w:space="0"/>
-            <w:bottom w:val="single" w:color="888888" w:sz="4" w:space="0"/>
-            <w:right w:val="single" w:color="888888" w:sz="4" w:space="0"/>
-            <w:insideH w:val="single" w:color="888888" w:sz="4" w:space="0"/>
-            <w:insideV w:val="single" w:color="888888" w:sz="4" w:space="0"/>
-          </w:tblBorders>
-          <w:tblCellMar>
-            <w:top w:w="0" w:type="dxa"/>
-            <w:left w:w="10" w:type="dxa"/>
-            <w:bottom w:w="0" w:type="dxa"/>
-            <w:right w:w="10" w:type="dxa"/>
-          </w:tblCellMar>
-        </w:tblPrEx>
-        <w:tc>
-          <w:tcPr>
-            <w:tcW w:w="1780" w:type="dxa"/>
-            <w:tcMar>
-              <w:top w:w="40" w:type="dxa"/>
-              <w:left w:w="70" w:type="dxa"/>
-              <w:bottom w:w="40" w:type="dxa"/>
-              <w:right w:w="70" w:type="dxa"/>
-            </w:tcMar>
-          </w:tcPr>
-          <w:p>
-            <w:pPr>
-              <w:spacing w:after="0" w:line="240" w:lineRule="auto"/>
-              <w:rPr>
-                <w:rFonts w:hint="default" w:ascii="Calibri" w:hAnsi="Calibri" w:cs="Calibri" w:eastAsiaTheme="minorEastAsia"/>
-                <w:sz w:val="24"/>
-                <w:szCs w:val="24"/>
-                <w:lang w:val="en-US" w:eastAsia="zh-CN" w:bidi="ar-SA"/>
-              </w:rPr>
-            </w:pPr>
-            <w:r>
-              <w:rPr>
-                <w:rFonts w:hint="default" w:ascii="Calibri" w:hAnsi="Calibri" w:cs="Calibri" w:eastAsiaTheme="minorEastAsia"/>
-                <w:sz w:val="24"/>
-                <w:szCs w:val="24"/>
-                <w:lang w:val="en-US" w:eastAsia="zh-CN" w:bidi="ar-SA"/>
-              </w:rPr>
-              <w:t>Multi-query</w:t>
-            </w:r>
-          </w:p>
-        </w:tc>
-        <w:tc>
-          <w:tcPr>
-            <w:tcW w:w="860" w:type="dxa"/>
-            <w:tcMar>
-              <w:top w:w="40" w:type="dxa"/>
-              <w:left w:w="70" w:type="dxa"/>
-              <w:bottom w:w="40" w:type="dxa"/>
-              <w:right w:w="70" w:type="dxa"/>
-            </w:tcMar>
-          </w:tcPr>
-          <w:p>
-            <w:pPr>
-              <w:spacing w:after="0" w:line="240" w:lineRule="auto"/>
-              <w:rPr>
-                <w:rFonts w:hint="default" w:ascii="Calibri" w:hAnsi="Calibri" w:cs="Calibri" w:eastAsiaTheme="minorEastAsia"/>
-                <w:sz w:val="24"/>
-                <w:szCs w:val="24"/>
-                <w:lang w:val="en-US" w:eastAsia="zh-CN" w:bidi="ar-SA"/>
-              </w:rPr>
-            </w:pPr>
-            <w:r>
-              <w:rPr>
-                <w:rFonts w:hint="default" w:ascii="Calibri" w:hAnsi="Calibri" w:cs="Calibri" w:eastAsiaTheme="minorEastAsia"/>
-                <w:sz w:val="24"/>
-                <w:szCs w:val="24"/>
-                <w:lang w:val="en-US" w:eastAsia="zh-CN" w:bidi="ar-SA"/>
-              </w:rPr>
-              <w:t>Pre</w:t>
-            </w:r>
-          </w:p>
-        </w:tc>
-        <w:tc>
-          <w:tcPr>
-            <w:tcW w:w="1120" w:type="dxa"/>
-            <w:tcMar>
-              <w:top w:w="40" w:type="dxa"/>
-              <w:left w:w="70" w:type="dxa"/>
-              <w:bottom w:w="40" w:type="dxa"/>
-              <w:right w:w="70" w:type="dxa"/>
-            </w:tcMar>
-          </w:tcPr>
-          <w:p>
-            <w:pPr>
-              <w:spacing w:after="0" w:line="240" w:lineRule="auto"/>
-              <w:rPr>
-                <w:rFonts w:hint="default" w:ascii="Calibri" w:hAnsi="Calibri" w:cs="Calibri" w:eastAsiaTheme="minorEastAsia"/>
-                <w:sz w:val="24"/>
-                <w:szCs w:val="24"/>
-                <w:lang w:val="en-US" w:eastAsia="zh-CN" w:bidi="ar-SA"/>
-              </w:rPr>
-            </w:pPr>
-            <w:r>
-              <w:rPr>
-                <w:rFonts w:hint="default" w:ascii="Calibri" w:hAnsi="Calibri" w:cs="Calibri" w:eastAsiaTheme="minorEastAsia"/>
-                <w:sz w:val="24"/>
-                <w:szCs w:val="24"/>
-                <w:lang w:val="en-US" w:eastAsia="zh-CN" w:bidi="ar-SA"/>
-              </w:rPr>
-              <w:t>0.725</w:t>
-            </w:r>
-          </w:p>
-        </w:tc>
-        <w:tc>
-          <w:tcPr>
-            <w:tcW w:w="1086" w:type="dxa"/>
-            <w:tcMar>
-              <w:top w:w="40" w:type="dxa"/>
-              <w:left w:w="70" w:type="dxa"/>
-              <w:bottom w:w="40" w:type="dxa"/>
-              <w:right w:w="70" w:type="dxa"/>
-            </w:tcMar>
-          </w:tcPr>
-          <w:p>
-            <w:pPr>
-              <w:spacing w:after="0" w:line="240" w:lineRule="auto"/>
-              <w:rPr>
-                <w:rFonts w:hint="default" w:ascii="Calibri" w:hAnsi="Calibri" w:cs="Calibri" w:eastAsiaTheme="minorEastAsia"/>
-                <w:sz w:val="24"/>
-                <w:szCs w:val="24"/>
-                <w:lang w:val="en-US" w:eastAsia="zh-CN" w:bidi="ar-SA"/>
-              </w:rPr>
-            </w:pPr>
-            <w:r>
-              <w:rPr>
-                <w:rFonts w:hint="default" w:ascii="Calibri" w:hAnsi="Calibri" w:cs="Calibri" w:eastAsiaTheme="minorEastAsia"/>
-                <w:sz w:val="24"/>
-                <w:szCs w:val="24"/>
-                <w:lang w:val="en-US" w:eastAsia="zh-CN" w:bidi="ar-SA"/>
-              </w:rPr>
-              <w:t>0.630</w:t>
-            </w:r>
-          </w:p>
-        </w:tc>
-        <w:tc>
-          <w:tcPr>
-            <w:tcW w:w="1080" w:type="dxa"/>
-            <w:tcMar>
-              <w:top w:w="40" w:type="dxa"/>
-              <w:left w:w="70" w:type="dxa"/>
-              <w:bottom w:w="40" w:type="dxa"/>
-              <w:right w:w="70" w:type="dxa"/>
-            </w:tcMar>
-          </w:tcPr>
-          <w:p>
-            <w:pPr>
-              <w:spacing w:after="0" w:line="240" w:lineRule="auto"/>
-              <w:rPr>
-                <w:rFonts w:hint="default" w:ascii="Calibri" w:hAnsi="Calibri" w:cs="Calibri" w:eastAsiaTheme="minorEastAsia"/>
-                <w:sz w:val="24"/>
-                <w:szCs w:val="24"/>
-                <w:lang w:val="en-US" w:eastAsia="zh-CN" w:bidi="ar-SA"/>
-              </w:rPr>
-            </w:pPr>
-            <w:r>
-              <w:rPr>
-                <w:rFonts w:hint="default" w:ascii="Calibri" w:hAnsi="Calibri" w:cs="Calibri" w:eastAsiaTheme="minorEastAsia"/>
-                <w:sz w:val="24"/>
-                <w:szCs w:val="24"/>
-                <w:lang w:val="en-US" w:eastAsia="zh-CN" w:bidi="ar-SA"/>
-              </w:rPr>
-              <w:t>0.693</w:t>
-            </w:r>
-          </w:p>
-        </w:tc>
-        <w:tc>
-          <w:tcPr>
-            <w:tcW w:w="1000" w:type="dxa"/>
-            <w:tcMar>
-              <w:top w:w="40" w:type="dxa"/>
-              <w:left w:w="70" w:type="dxa"/>
-              <w:bottom w:w="40" w:type="dxa"/>
-              <w:right w:w="70" w:type="dxa"/>
-            </w:tcMar>
-          </w:tcPr>
-          <w:p>
-            <w:pPr>
-              <w:spacing w:after="0" w:line="240" w:lineRule="auto"/>
-              <w:rPr>
-                <w:rFonts w:hint="default" w:ascii="Calibri" w:hAnsi="Calibri" w:cs="Calibri" w:eastAsiaTheme="minorEastAsia"/>
-                <w:sz w:val="24"/>
-                <w:szCs w:val="24"/>
-                <w:lang w:val="en-US" w:eastAsia="zh-CN" w:bidi="ar-SA"/>
-              </w:rPr>
-            </w:pPr>
-            <w:r>
-              <w:rPr>
-                <w:rFonts w:hint="default" w:ascii="Calibri" w:hAnsi="Calibri" w:cs="Calibri" w:eastAsiaTheme="minorEastAsia"/>
-                <w:sz w:val="24"/>
-                <w:szCs w:val="24"/>
-                <w:lang w:val="en-US" w:eastAsia="zh-CN" w:bidi="ar-SA"/>
-              </w:rPr>
-              <w:t>0.755</w:t>
-            </w:r>
-          </w:p>
-        </w:tc>
-        <w:tc>
-          <w:tcPr>
-            <w:tcW w:w="920" w:type="dxa"/>
-            <w:tcMar>
-              <w:top w:w="40" w:type="dxa"/>
-              <w:left w:w="70" w:type="dxa"/>
-              <w:bottom w:w="40" w:type="dxa"/>
-              <w:right w:w="70" w:type="dxa"/>
-            </w:tcMar>
-          </w:tcPr>
-          <w:p>
-            <w:pPr>
-              <w:spacing w:after="0" w:line="240" w:lineRule="auto"/>
-              <w:rPr>
-                <w:rFonts w:hint="default" w:ascii="Calibri" w:hAnsi="Calibri" w:cs="Calibri" w:eastAsiaTheme="minorEastAsia"/>
-                <w:sz w:val="24"/>
-                <w:szCs w:val="24"/>
-                <w:lang w:val="en-US" w:eastAsia="zh-CN" w:bidi="ar-SA"/>
-              </w:rPr>
-            </w:pPr>
-            <w:r>
-              <w:rPr>
-                <w:rFonts w:hint="default" w:ascii="Calibri" w:hAnsi="Calibri" w:cs="Calibri" w:eastAsiaTheme="minorEastAsia"/>
-                <w:sz w:val="24"/>
-                <w:szCs w:val="24"/>
-                <w:lang w:val="en-US" w:eastAsia="zh-CN" w:bidi="ar-SA"/>
-              </w:rPr>
-              <w:t>5.0 s</w:t>
-            </w:r>
-          </w:p>
-        </w:tc>
-      </w:tr>
-      <w:tr>
-        <w:tblPrEx>
-          <w:tblBorders>
-            <w:top w:val="single" w:color="888888" w:sz="4" w:space="0"/>
-            <w:left w:val="single" w:color="888888" w:sz="4" w:space="0"/>
-            <w:bottom w:val="single" w:color="888888" w:sz="4" w:space="0"/>
-            <w:right w:val="single" w:color="888888" w:sz="4" w:space="0"/>
-            <w:insideH w:val="single" w:color="888888" w:sz="4" w:space="0"/>
-            <w:insideV w:val="single" w:color="888888" w:sz="4" w:space="0"/>
-          </w:tblBorders>
-          <w:tblCellMar>
-            <w:top w:w="0" w:type="dxa"/>
-            <w:left w:w="10" w:type="dxa"/>
-            <w:bottom w:w="0" w:type="dxa"/>
-            <w:right w:w="10" w:type="dxa"/>
-          </w:tblCellMar>
-        </w:tblPrEx>
-        <w:tc>
-          <w:tcPr>
-            <w:tcW w:w="1780" w:type="dxa"/>
-            <w:tcMar>
-              <w:top w:w="40" w:type="dxa"/>
-              <w:left w:w="70" w:type="dxa"/>
-              <w:bottom w:w="40" w:type="dxa"/>
-              <w:right w:w="70" w:type="dxa"/>
-            </w:tcMar>
-          </w:tcPr>
-          <w:p>
-            <w:pPr>
-              <w:spacing w:after="0" w:line="240" w:lineRule="auto"/>
-              <w:rPr>
-                <w:rFonts w:hint="default" w:ascii="Calibri" w:hAnsi="Calibri" w:cs="Calibri" w:eastAsiaTheme="minorEastAsia"/>
-                <w:sz w:val="24"/>
-                <w:szCs w:val="24"/>
-                <w:lang w:val="en-US" w:eastAsia="zh-CN" w:bidi="ar-SA"/>
-              </w:rPr>
-            </w:pPr>
-            <w:r>
-              <w:rPr>
-                <w:rFonts w:hint="default" w:ascii="Calibri" w:hAnsi="Calibri" w:cs="Calibri" w:eastAsiaTheme="minorEastAsia"/>
-                <w:sz w:val="24"/>
-                <w:szCs w:val="24"/>
-                <w:lang w:val="en-US" w:eastAsia="zh-CN" w:bidi="ar-SA"/>
-              </w:rPr>
-              <w:t>MMR</w:t>
-            </w:r>
-          </w:p>
-        </w:tc>
-        <w:tc>
-          <w:tcPr>
-            <w:tcW w:w="860" w:type="dxa"/>
-            <w:tcMar>
-              <w:top w:w="40" w:type="dxa"/>
-              <w:left w:w="70" w:type="dxa"/>
-              <w:bottom w:w="40" w:type="dxa"/>
-              <w:right w:w="70" w:type="dxa"/>
-            </w:tcMar>
-          </w:tcPr>
-          <w:p>
-            <w:pPr>
-              <w:spacing w:after="0" w:line="240" w:lineRule="auto"/>
-              <w:rPr>
-                <w:rFonts w:hint="default" w:ascii="Calibri" w:hAnsi="Calibri" w:cs="Calibri" w:eastAsiaTheme="minorEastAsia"/>
-                <w:sz w:val="24"/>
-                <w:szCs w:val="24"/>
-                <w:lang w:val="en-US" w:eastAsia="zh-CN" w:bidi="ar-SA"/>
-              </w:rPr>
-            </w:pPr>
-            <w:r>
-              <w:rPr>
-                <w:rFonts w:hint="default" w:ascii="Calibri" w:hAnsi="Calibri" w:cs="Calibri" w:eastAsiaTheme="minorEastAsia"/>
-                <w:sz w:val="24"/>
-                <w:szCs w:val="24"/>
-                <w:lang w:val="en-US" w:eastAsia="zh-CN" w:bidi="ar-SA"/>
-              </w:rPr>
-              <w:t>During</w:t>
-            </w:r>
-          </w:p>
-        </w:tc>
-        <w:tc>
-          <w:tcPr>
-            <w:tcW w:w="1120" w:type="dxa"/>
-            <w:tcMar>
-              <w:top w:w="40" w:type="dxa"/>
-              <w:left w:w="70" w:type="dxa"/>
-              <w:bottom w:w="40" w:type="dxa"/>
-              <w:right w:w="70" w:type="dxa"/>
-            </w:tcMar>
-          </w:tcPr>
-          <w:p>
-            <w:pPr>
-              <w:spacing w:after="0" w:line="240" w:lineRule="auto"/>
-              <w:rPr>
-                <w:rFonts w:hint="default" w:ascii="Calibri" w:hAnsi="Calibri" w:cs="Calibri" w:eastAsiaTheme="minorEastAsia"/>
-                <w:sz w:val="24"/>
-                <w:szCs w:val="24"/>
-                <w:lang w:val="en-US" w:eastAsia="zh-CN" w:bidi="ar-SA"/>
-              </w:rPr>
-            </w:pPr>
-            <w:r>
-              <w:rPr>
-                <w:rFonts w:hint="default" w:ascii="Calibri" w:hAnsi="Calibri" w:cs="Calibri" w:eastAsiaTheme="minorEastAsia"/>
-                <w:sz w:val="24"/>
-                <w:szCs w:val="24"/>
-                <w:lang w:val="en-US" w:eastAsia="zh-CN" w:bidi="ar-SA"/>
-              </w:rPr>
-              <w:t>0.694</w:t>
-            </w:r>
-          </w:p>
-        </w:tc>
-        <w:tc>
-          <w:tcPr>
-            <w:tcW w:w="1086" w:type="dxa"/>
-            <w:tcMar>
-              <w:top w:w="40" w:type="dxa"/>
-              <w:left w:w="70" w:type="dxa"/>
-              <w:bottom w:w="40" w:type="dxa"/>
-              <w:right w:w="70" w:type="dxa"/>
-            </w:tcMar>
-          </w:tcPr>
-          <w:p>
-            <w:pPr>
-              <w:spacing w:after="0" w:line="240" w:lineRule="auto"/>
-              <w:rPr>
-                <w:rFonts w:hint="default" w:ascii="Calibri" w:hAnsi="Calibri" w:cs="Calibri" w:eastAsiaTheme="minorEastAsia"/>
-                <w:sz w:val="24"/>
-                <w:szCs w:val="24"/>
-                <w:lang w:val="en-US" w:eastAsia="zh-CN" w:bidi="ar-SA"/>
-              </w:rPr>
-            </w:pPr>
-            <w:r>
-              <w:rPr>
-                <w:rFonts w:hint="default" w:ascii="Calibri" w:hAnsi="Calibri" w:cs="Calibri" w:eastAsiaTheme="minorEastAsia"/>
-                <w:sz w:val="24"/>
-                <w:szCs w:val="24"/>
-                <w:lang w:val="en-US" w:eastAsia="zh-CN" w:bidi="ar-SA"/>
-              </w:rPr>
-              <w:t>0.551</w:t>
-            </w:r>
-          </w:p>
-        </w:tc>
-        <w:tc>
-          <w:tcPr>
-            <w:tcW w:w="1080" w:type="dxa"/>
-            <w:tcMar>
-              <w:top w:w="40" w:type="dxa"/>
-              <w:left w:w="70" w:type="dxa"/>
-              <w:bottom w:w="40" w:type="dxa"/>
-              <w:right w:w="70" w:type="dxa"/>
-            </w:tcMar>
-          </w:tcPr>
-          <w:p>
-            <w:pPr>
-              <w:spacing w:after="0" w:line="240" w:lineRule="auto"/>
-              <w:rPr>
-                <w:rFonts w:hint="default" w:ascii="Calibri" w:hAnsi="Calibri" w:cs="Calibri" w:eastAsiaTheme="minorEastAsia"/>
-                <w:sz w:val="24"/>
-                <w:szCs w:val="24"/>
-                <w:lang w:val="en-US" w:eastAsia="zh-CN" w:bidi="ar-SA"/>
-              </w:rPr>
-            </w:pPr>
-            <w:r>
-              <w:rPr>
-                <w:rFonts w:hint="default" w:ascii="Calibri" w:hAnsi="Calibri" w:cs="Calibri" w:eastAsiaTheme="minorEastAsia"/>
-                <w:sz w:val="24"/>
-                <w:szCs w:val="24"/>
-                <w:lang w:val="en-US" w:eastAsia="zh-CN" w:bidi="ar-SA"/>
-              </w:rPr>
-              <w:t>0.651</w:t>
-            </w:r>
-          </w:p>
-        </w:tc>
-        <w:tc>
-          <w:tcPr>
-            <w:tcW w:w="1000" w:type="dxa"/>
-            <w:tcMar>
-              <w:top w:w="40" w:type="dxa"/>
-              <w:left w:w="70" w:type="dxa"/>
-              <w:bottom w:w="40" w:type="dxa"/>
-              <w:right w:w="70" w:type="dxa"/>
-            </w:tcMar>
-          </w:tcPr>
-          <w:p>
-            <w:pPr>
-              <w:spacing w:after="0" w:line="240" w:lineRule="auto"/>
-              <w:rPr>
-                <w:rFonts w:hint="default" w:ascii="Calibri" w:hAnsi="Calibri" w:cs="Calibri" w:eastAsiaTheme="minorEastAsia"/>
-                <w:sz w:val="24"/>
-                <w:szCs w:val="24"/>
-                <w:lang w:val="en-US" w:eastAsia="zh-CN" w:bidi="ar-SA"/>
-              </w:rPr>
-            </w:pPr>
-            <w:r>
-              <w:rPr>
-                <w:rFonts w:hint="default" w:ascii="Calibri" w:hAnsi="Calibri" w:cs="Calibri" w:eastAsiaTheme="minorEastAsia"/>
-                <w:sz w:val="24"/>
-                <w:szCs w:val="24"/>
-                <w:lang w:val="en-US" w:eastAsia="zh-CN" w:bidi="ar-SA"/>
-              </w:rPr>
-              <w:t>0.650</w:t>
-            </w:r>
-          </w:p>
-        </w:tc>
-        <w:tc>
-          <w:tcPr>
-            <w:tcW w:w="920" w:type="dxa"/>
-            <w:tcMar>
-              <w:top w:w="40" w:type="dxa"/>
-              <w:left w:w="70" w:type="dxa"/>
-              <w:bottom w:w="40" w:type="dxa"/>
-              <w:right w:w="70" w:type="dxa"/>
-            </w:tcMar>
-          </w:tcPr>
-          <w:p>
-            <w:pPr>
-              <w:spacing w:after="0" w:line="240" w:lineRule="auto"/>
-              <w:rPr>
-                <w:rFonts w:hint="default" w:ascii="Calibri" w:hAnsi="Calibri" w:cs="Calibri" w:eastAsiaTheme="minorEastAsia"/>
-                <w:sz w:val="24"/>
-                <w:szCs w:val="24"/>
-                <w:lang w:val="en-US" w:eastAsia="zh-CN" w:bidi="ar-SA"/>
-              </w:rPr>
-            </w:pPr>
-            <w:r>
-              <w:rPr>
-                <w:rFonts w:hint="default" w:ascii="Calibri" w:hAnsi="Calibri" w:cs="Calibri" w:eastAsiaTheme="minorEastAsia"/>
-                <w:sz w:val="24"/>
-                <w:szCs w:val="24"/>
-                <w:lang w:val="en-US" w:eastAsia="zh-CN" w:bidi="ar-SA"/>
-              </w:rPr>
-              <w:t>3.1 s</w:t>
-            </w:r>
-          </w:p>
-        </w:tc>
-      </w:tr>
-      <w:tr>
-        <w:tblPrEx>
-          <w:tblBorders>
-            <w:top w:val="single" w:color="888888" w:sz="4" w:space="0"/>
-            <w:left w:val="single" w:color="888888" w:sz="4" w:space="0"/>
-            <w:bottom w:val="single" w:color="888888" w:sz="4" w:space="0"/>
-            <w:right w:val="single" w:color="888888" w:sz="4" w:space="0"/>
-            <w:insideH w:val="single" w:color="888888" w:sz="4" w:space="0"/>
-            <w:insideV w:val="single" w:color="888888" w:sz="4" w:space="0"/>
-          </w:tblBorders>
-          <w:tblCellMar>
-            <w:top w:w="0" w:type="dxa"/>
-            <w:left w:w="10" w:type="dxa"/>
-            <w:bottom w:w="0" w:type="dxa"/>
-            <w:right w:w="10" w:type="dxa"/>
-          </w:tblCellMar>
-        </w:tblPrEx>
-        <w:tc>
-          <w:tcPr>
-            <w:tcW w:w="1780" w:type="dxa"/>
-            <w:tcMar>
-              <w:top w:w="40" w:type="dxa"/>
-              <w:left w:w="70" w:type="dxa"/>
-              <w:bottom w:w="40" w:type="dxa"/>
-              <w:right w:w="70" w:type="dxa"/>
-            </w:tcMar>
-          </w:tcPr>
-          <w:p>
-            <w:pPr>
-              <w:spacing w:after="0" w:line="240" w:lineRule="auto"/>
-              <w:rPr>
-                <w:rFonts w:hint="default" w:ascii="Calibri" w:hAnsi="Calibri" w:cs="Calibri" w:eastAsiaTheme="minorEastAsia"/>
-                <w:sz w:val="24"/>
-                <w:szCs w:val="24"/>
-                <w:lang w:val="en-US" w:eastAsia="zh-CN" w:bidi="ar-SA"/>
-              </w:rPr>
-            </w:pPr>
-            <w:r>
-              <w:rPr>
-                <w:rFonts w:hint="default" w:ascii="Calibri" w:hAnsi="Calibri" w:cs="Calibri" w:eastAsiaTheme="minorEastAsia"/>
-                <w:sz w:val="24"/>
-                <w:szCs w:val="24"/>
-                <w:lang w:val="en-US" w:eastAsia="zh-CN" w:bidi="ar-SA"/>
-              </w:rPr>
-              <w:t>Cross-encoder re-rank</w:t>
-            </w:r>
-          </w:p>
-        </w:tc>
-        <w:tc>
-          <w:tcPr>
-            <w:tcW w:w="860" w:type="dxa"/>
-            <w:tcMar>
-              <w:top w:w="40" w:type="dxa"/>
-              <w:left w:w="70" w:type="dxa"/>
-              <w:bottom w:w="40" w:type="dxa"/>
-              <w:right w:w="70" w:type="dxa"/>
-            </w:tcMar>
-          </w:tcPr>
-          <w:p>
-            <w:pPr>
-              <w:spacing w:after="0" w:line="240" w:lineRule="auto"/>
-              <w:rPr>
-                <w:rFonts w:hint="default" w:ascii="Calibri" w:hAnsi="Calibri" w:cs="Calibri" w:eastAsiaTheme="minorEastAsia"/>
-                <w:sz w:val="24"/>
-                <w:szCs w:val="24"/>
-                <w:lang w:val="en-US" w:eastAsia="zh-CN" w:bidi="ar-SA"/>
-              </w:rPr>
-            </w:pPr>
-            <w:r>
-              <w:rPr>
-                <w:rFonts w:hint="default" w:ascii="Calibri" w:hAnsi="Calibri" w:cs="Calibri" w:eastAsiaTheme="minorEastAsia"/>
-                <w:sz w:val="24"/>
-                <w:szCs w:val="24"/>
-                <w:lang w:val="en-US" w:eastAsia="zh-CN" w:bidi="ar-SA"/>
-              </w:rPr>
-              <w:t>During</w:t>
-            </w:r>
-          </w:p>
-        </w:tc>
-        <w:tc>
-          <w:tcPr>
-            <w:tcW w:w="1120" w:type="dxa"/>
-            <w:tcMar>
-              <w:top w:w="40" w:type="dxa"/>
-              <w:left w:w="70" w:type="dxa"/>
-              <w:bottom w:w="40" w:type="dxa"/>
-              <w:right w:w="70" w:type="dxa"/>
-            </w:tcMar>
-          </w:tcPr>
-          <w:p>
-            <w:pPr>
-              <w:spacing w:after="0" w:line="240" w:lineRule="auto"/>
-              <w:rPr>
-                <w:rFonts w:hint="default" w:ascii="Calibri" w:hAnsi="Calibri" w:cs="Calibri" w:eastAsiaTheme="minorEastAsia"/>
-                <w:sz w:val="24"/>
-                <w:szCs w:val="24"/>
-                <w:lang w:val="en-US" w:eastAsia="zh-CN" w:bidi="ar-SA"/>
-              </w:rPr>
-            </w:pPr>
-            <w:r>
-              <w:rPr>
-                <w:rFonts w:hint="default" w:ascii="Calibri" w:hAnsi="Calibri" w:cs="Calibri" w:eastAsiaTheme="minorEastAsia"/>
-                <w:sz w:val="24"/>
-                <w:szCs w:val="24"/>
-                <w:lang w:val="en-US" w:eastAsia="zh-CN" w:bidi="ar-SA"/>
-              </w:rPr>
-              <w:t>0.770</w:t>
-            </w:r>
-          </w:p>
-        </w:tc>
-        <w:tc>
-          <w:tcPr>
-            <w:tcW w:w="1086" w:type="dxa"/>
-            <w:tcMar>
-              <w:top w:w="40" w:type="dxa"/>
-              <w:left w:w="70" w:type="dxa"/>
-              <w:bottom w:w="40" w:type="dxa"/>
-              <w:right w:w="70" w:type="dxa"/>
-            </w:tcMar>
-          </w:tcPr>
-          <w:p>
-            <w:pPr>
-              <w:spacing w:after="0" w:line="240" w:lineRule="auto"/>
-              <w:rPr>
-                <w:rFonts w:hint="default" w:ascii="Calibri" w:hAnsi="Calibri" w:cs="Calibri" w:eastAsiaTheme="minorEastAsia"/>
-                <w:sz w:val="24"/>
-                <w:szCs w:val="24"/>
-                <w:lang w:val="en-US" w:eastAsia="zh-CN" w:bidi="ar-SA"/>
-              </w:rPr>
-            </w:pPr>
-            <w:r>
-              <w:rPr>
-                <w:rFonts w:hint="default" w:ascii="Calibri" w:hAnsi="Calibri" w:cs="Calibri" w:eastAsiaTheme="minorEastAsia"/>
-                <w:sz w:val="24"/>
-                <w:szCs w:val="24"/>
-                <w:lang w:val="en-US" w:eastAsia="zh-CN" w:bidi="ar-SA"/>
-              </w:rPr>
-              <w:t>0.630</w:t>
-            </w:r>
-          </w:p>
-        </w:tc>
-        <w:tc>
-          <w:tcPr>
-            <w:tcW w:w="1080" w:type="dxa"/>
-            <w:tcMar>
-              <w:top w:w="40" w:type="dxa"/>
-              <w:left w:w="70" w:type="dxa"/>
-              <w:bottom w:w="40" w:type="dxa"/>
-              <w:right w:w="70" w:type="dxa"/>
-            </w:tcMar>
-          </w:tcPr>
-          <w:p>
-            <w:pPr>
-              <w:spacing w:after="0" w:line="240" w:lineRule="auto"/>
-              <w:rPr>
-                <w:rFonts w:hint="default" w:ascii="Calibri" w:hAnsi="Calibri" w:cs="Calibri" w:eastAsiaTheme="minorEastAsia"/>
-                <w:sz w:val="24"/>
-                <w:szCs w:val="24"/>
-                <w:lang w:val="en-US" w:eastAsia="zh-CN" w:bidi="ar-SA"/>
-              </w:rPr>
-            </w:pPr>
-            <w:r>
-              <w:rPr>
-                <w:rFonts w:hint="default" w:ascii="Calibri" w:hAnsi="Calibri" w:cs="Calibri" w:eastAsiaTheme="minorEastAsia"/>
-                <w:sz w:val="24"/>
-                <w:szCs w:val="24"/>
-                <w:lang w:val="en-US" w:eastAsia="zh-CN" w:bidi="ar-SA"/>
-              </w:rPr>
-              <w:t>0.759</w:t>
-            </w:r>
-          </w:p>
-        </w:tc>
-        <w:tc>
-          <w:tcPr>
-            <w:tcW w:w="1000" w:type="dxa"/>
-            <w:tcMar>
-              <w:top w:w="40" w:type="dxa"/>
-              <w:left w:w="70" w:type="dxa"/>
-              <w:bottom w:w="40" w:type="dxa"/>
-              <w:right w:w="70" w:type="dxa"/>
-            </w:tcMar>
-          </w:tcPr>
-          <w:p>
-            <w:pPr>
-              <w:spacing w:after="0" w:line="240" w:lineRule="auto"/>
-              <w:rPr>
-                <w:rFonts w:hint="default" w:ascii="Calibri" w:hAnsi="Calibri" w:cs="Calibri" w:eastAsiaTheme="minorEastAsia"/>
-                <w:sz w:val="24"/>
-                <w:szCs w:val="24"/>
-                <w:lang w:val="en-US" w:eastAsia="zh-CN" w:bidi="ar-SA"/>
-              </w:rPr>
-            </w:pPr>
-            <w:r>
-              <w:rPr>
-                <w:rFonts w:hint="default" w:ascii="Calibri" w:hAnsi="Calibri" w:cs="Calibri" w:eastAsiaTheme="minorEastAsia"/>
-                <w:sz w:val="24"/>
-                <w:szCs w:val="24"/>
-                <w:lang w:val="en-US" w:eastAsia="zh-CN" w:bidi="ar-SA"/>
-              </w:rPr>
-              <w:t>0.811</w:t>
-            </w:r>
-          </w:p>
-        </w:tc>
-        <w:tc>
-          <w:tcPr>
-            <w:tcW w:w="920" w:type="dxa"/>
-            <w:tcMar>
-              <w:top w:w="40" w:type="dxa"/>
-              <w:left w:w="70" w:type="dxa"/>
-              <w:bottom w:w="40" w:type="dxa"/>
-              <w:right w:w="70" w:type="dxa"/>
-            </w:tcMar>
-          </w:tcPr>
-          <w:p>
-            <w:pPr>
-              <w:spacing w:after="0" w:line="240" w:lineRule="auto"/>
-              <w:rPr>
-                <w:rFonts w:hint="default" w:ascii="Calibri" w:hAnsi="Calibri" w:cs="Calibri" w:eastAsiaTheme="minorEastAsia"/>
-                <w:sz w:val="24"/>
-                <w:szCs w:val="24"/>
-                <w:lang w:val="en-US" w:eastAsia="zh-CN" w:bidi="ar-SA"/>
-              </w:rPr>
-            </w:pPr>
-            <w:r>
-              <w:rPr>
-                <w:rFonts w:hint="default" w:ascii="Calibri" w:hAnsi="Calibri" w:cs="Calibri" w:eastAsiaTheme="minorEastAsia"/>
-                <w:sz w:val="24"/>
-                <w:szCs w:val="24"/>
-                <w:lang w:val="en-US" w:eastAsia="zh-CN" w:bidi="ar-SA"/>
-              </w:rPr>
-              <w:t>4.2 s</w:t>
-            </w:r>
-          </w:p>
-        </w:tc>
-      </w:tr>
-      <w:tr>
-        <w:tblPrEx>
-          <w:tblBorders>
-            <w:top w:val="single" w:color="888888" w:sz="4" w:space="0"/>
-            <w:left w:val="single" w:color="888888" w:sz="4" w:space="0"/>
-            <w:bottom w:val="single" w:color="888888" w:sz="4" w:space="0"/>
-            <w:right w:val="single" w:color="888888" w:sz="4" w:space="0"/>
-            <w:insideH w:val="single" w:color="888888" w:sz="4" w:space="0"/>
-            <w:insideV w:val="single" w:color="888888" w:sz="4" w:space="0"/>
-          </w:tblBorders>
-          <w:tblCellMar>
-            <w:top w:w="0" w:type="dxa"/>
-            <w:left w:w="10" w:type="dxa"/>
-            <w:bottom w:w="0" w:type="dxa"/>
-            <w:right w:w="10" w:type="dxa"/>
-          </w:tblCellMar>
-        </w:tblPrEx>
-        <w:tc>
-          <w:tcPr>
-            <w:tcW w:w="1780" w:type="dxa"/>
-            <w:tcMar>
-              <w:top w:w="40" w:type="dxa"/>
-              <w:left w:w="70" w:type="dxa"/>
-              <w:bottom w:w="40" w:type="dxa"/>
-              <w:right w:w="70" w:type="dxa"/>
-            </w:tcMar>
-          </w:tcPr>
-          <w:p>
-            <w:pPr>
-              <w:spacing w:after="0" w:line="240" w:lineRule="auto"/>
-              <w:rPr>
-                <w:rFonts w:hint="default" w:ascii="Calibri" w:hAnsi="Calibri" w:cs="Calibri" w:eastAsiaTheme="minorEastAsia"/>
-                <w:sz w:val="24"/>
-                <w:szCs w:val="24"/>
-                <w:lang w:val="en-US" w:eastAsia="zh-CN" w:bidi="ar-SA"/>
-              </w:rPr>
-            </w:pPr>
-            <w:r>
-              <w:rPr>
-                <w:rFonts w:hint="default" w:ascii="Calibri" w:hAnsi="Calibri" w:cs="Calibri" w:eastAsiaTheme="minorEastAsia"/>
-                <w:sz w:val="24"/>
-                <w:szCs w:val="24"/>
-                <w:lang w:val="en-US" w:eastAsia="zh-CN" w:bidi="ar-SA"/>
-              </w:rPr>
-              <w:t>CRAG</w:t>
-            </w:r>
-          </w:p>
-        </w:tc>
-        <w:tc>
-          <w:tcPr>
-            <w:tcW w:w="860" w:type="dxa"/>
-            <w:tcMar>
-              <w:top w:w="40" w:type="dxa"/>
-              <w:left w:w="70" w:type="dxa"/>
-              <w:bottom w:w="40" w:type="dxa"/>
-              <w:right w:w="70" w:type="dxa"/>
-            </w:tcMar>
-          </w:tcPr>
-          <w:p>
-            <w:pPr>
-              <w:spacing w:after="0" w:line="240" w:lineRule="auto"/>
-              <w:rPr>
-                <w:rFonts w:hint="default" w:ascii="Calibri" w:hAnsi="Calibri" w:cs="Calibri" w:eastAsiaTheme="minorEastAsia"/>
-                <w:sz w:val="24"/>
-                <w:szCs w:val="24"/>
-                <w:lang w:val="en-US" w:eastAsia="zh-CN" w:bidi="ar-SA"/>
-              </w:rPr>
-            </w:pPr>
-            <w:r>
-              <w:rPr>
-                <w:rFonts w:hint="default" w:ascii="Calibri" w:hAnsi="Calibri" w:cs="Calibri" w:eastAsiaTheme="minorEastAsia"/>
-                <w:sz w:val="24"/>
-                <w:szCs w:val="24"/>
-                <w:lang w:val="en-US" w:eastAsia="zh-CN" w:bidi="ar-SA"/>
-              </w:rPr>
-              <w:t>During</w:t>
-            </w:r>
-          </w:p>
-        </w:tc>
-        <w:tc>
-          <w:tcPr>
-            <w:tcW w:w="1120" w:type="dxa"/>
-            <w:tcMar>
-              <w:top w:w="40" w:type="dxa"/>
-              <w:left w:w="70" w:type="dxa"/>
-              <w:bottom w:w="40" w:type="dxa"/>
-              <w:right w:w="70" w:type="dxa"/>
-            </w:tcMar>
-          </w:tcPr>
-          <w:p>
-            <w:pPr>
-              <w:spacing w:after="0" w:line="240" w:lineRule="auto"/>
-              <w:rPr>
-                <w:rFonts w:hint="default" w:ascii="Calibri" w:hAnsi="Calibri" w:cs="Calibri" w:eastAsiaTheme="minorEastAsia"/>
-                <w:sz w:val="24"/>
-                <w:szCs w:val="24"/>
-                <w:lang w:val="en-US" w:eastAsia="zh-CN" w:bidi="ar-SA"/>
-              </w:rPr>
-            </w:pPr>
-            <w:r>
-              <w:rPr>
-                <w:rFonts w:hint="default" w:ascii="Calibri" w:hAnsi="Calibri" w:cs="Calibri" w:eastAsiaTheme="minorEastAsia"/>
-                <w:sz w:val="24"/>
-                <w:szCs w:val="24"/>
-                <w:lang w:val="en-US" w:eastAsia="zh-CN" w:bidi="ar-SA"/>
-              </w:rPr>
-              <w:t>0.734</w:t>
-            </w:r>
-          </w:p>
-        </w:tc>
-        <w:tc>
-          <w:tcPr>
-            <w:tcW w:w="1086" w:type="dxa"/>
-            <w:tcMar>
-              <w:top w:w="40" w:type="dxa"/>
-              <w:left w:w="70" w:type="dxa"/>
-              <w:bottom w:w="40" w:type="dxa"/>
-              <w:right w:w="70" w:type="dxa"/>
-            </w:tcMar>
-          </w:tcPr>
-          <w:p>
-            <w:pPr>
-              <w:spacing w:after="0" w:line="240" w:lineRule="auto"/>
-              <w:rPr>
-                <w:rFonts w:hint="default" w:ascii="Calibri" w:hAnsi="Calibri" w:cs="Calibri" w:eastAsiaTheme="minorEastAsia"/>
-                <w:sz w:val="24"/>
-                <w:szCs w:val="24"/>
-                <w:lang w:val="en-US" w:eastAsia="zh-CN" w:bidi="ar-SA"/>
-              </w:rPr>
-            </w:pPr>
-            <w:r>
-              <w:rPr>
-                <w:rFonts w:hint="default" w:ascii="Calibri" w:hAnsi="Calibri" w:cs="Calibri" w:eastAsiaTheme="minorEastAsia"/>
-                <w:sz w:val="24"/>
-                <w:szCs w:val="24"/>
-                <w:lang w:val="en-US" w:eastAsia="zh-CN" w:bidi="ar-SA"/>
-              </w:rPr>
-              <w:t>0.639</w:t>
-            </w:r>
-          </w:p>
-        </w:tc>
-        <w:tc>
-          <w:tcPr>
-            <w:tcW w:w="1080" w:type="dxa"/>
-            <w:tcMar>
-              <w:top w:w="40" w:type="dxa"/>
-              <w:left w:w="70" w:type="dxa"/>
-              <w:bottom w:w="40" w:type="dxa"/>
-              <w:right w:w="70" w:type="dxa"/>
-            </w:tcMar>
-          </w:tcPr>
-          <w:p>
-            <w:pPr>
-              <w:spacing w:after="0" w:line="240" w:lineRule="auto"/>
-              <w:rPr>
-                <w:rFonts w:hint="default" w:ascii="Calibri" w:hAnsi="Calibri" w:cs="Calibri" w:eastAsiaTheme="minorEastAsia"/>
-                <w:sz w:val="24"/>
-                <w:szCs w:val="24"/>
-                <w:lang w:val="en-US" w:eastAsia="zh-CN" w:bidi="ar-SA"/>
-              </w:rPr>
-            </w:pPr>
-            <w:r>
-              <w:rPr>
-                <w:rFonts w:hint="default" w:ascii="Calibri" w:hAnsi="Calibri" w:cs="Calibri" w:eastAsiaTheme="minorEastAsia"/>
-                <w:sz w:val="24"/>
-                <w:szCs w:val="24"/>
-                <w:lang w:val="en-US" w:eastAsia="zh-CN" w:bidi="ar-SA"/>
-              </w:rPr>
-              <w:t>0.735</w:t>
-            </w:r>
-          </w:p>
-        </w:tc>
-        <w:tc>
-          <w:tcPr>
-            <w:tcW w:w="1000" w:type="dxa"/>
-            <w:tcMar>
-              <w:top w:w="40" w:type="dxa"/>
-              <w:left w:w="70" w:type="dxa"/>
-              <w:bottom w:w="40" w:type="dxa"/>
-              <w:right w:w="70" w:type="dxa"/>
-            </w:tcMar>
-          </w:tcPr>
-          <w:p>
-            <w:pPr>
-              <w:spacing w:after="0" w:line="240" w:lineRule="auto"/>
-              <w:rPr>
-                <w:rFonts w:hint="default" w:ascii="Calibri" w:hAnsi="Calibri" w:cs="Calibri" w:eastAsiaTheme="minorEastAsia"/>
-                <w:sz w:val="24"/>
-                <w:szCs w:val="24"/>
-                <w:lang w:val="en-US" w:eastAsia="zh-CN" w:bidi="ar-SA"/>
-              </w:rPr>
-            </w:pPr>
-            <w:r>
-              <w:rPr>
-                <w:rFonts w:hint="default" w:ascii="Calibri" w:hAnsi="Calibri" w:cs="Calibri" w:eastAsiaTheme="minorEastAsia"/>
-                <w:sz w:val="24"/>
-                <w:szCs w:val="24"/>
-                <w:lang w:val="en-US" w:eastAsia="zh-CN" w:bidi="ar-SA"/>
-              </w:rPr>
-              <w:t>0.717</w:t>
-            </w:r>
-          </w:p>
-        </w:tc>
-        <w:tc>
-          <w:tcPr>
-            <w:tcW w:w="920" w:type="dxa"/>
-            <w:tcMar>
-              <w:top w:w="40" w:type="dxa"/>
-              <w:left w:w="70" w:type="dxa"/>
-              <w:bottom w:w="40" w:type="dxa"/>
-              <w:right w:w="70" w:type="dxa"/>
-            </w:tcMar>
-          </w:tcPr>
-          <w:p>
-            <w:pPr>
-              <w:spacing w:after="0" w:line="240" w:lineRule="auto"/>
-              <w:rPr>
-                <w:rFonts w:hint="default" w:ascii="Calibri" w:hAnsi="Calibri" w:cs="Calibri" w:eastAsiaTheme="minorEastAsia"/>
-                <w:sz w:val="24"/>
-                <w:szCs w:val="24"/>
-                <w:lang w:val="en-US" w:eastAsia="zh-CN" w:bidi="ar-SA"/>
-              </w:rPr>
-            </w:pPr>
-            <w:r>
-              <w:rPr>
-                <w:rFonts w:hint="default" w:ascii="Calibri" w:hAnsi="Calibri" w:cs="Calibri" w:eastAsiaTheme="minorEastAsia"/>
-                <w:sz w:val="24"/>
-                <w:szCs w:val="24"/>
-                <w:lang w:val="en-US" w:eastAsia="zh-CN" w:bidi="ar-SA"/>
-              </w:rPr>
-              <w:t>4.6 s</w:t>
-            </w:r>
-          </w:p>
-        </w:tc>
-      </w:tr>
-      <w:tr>
-        <w:tblPrEx>
-          <w:tblBorders>
-            <w:top w:val="single" w:color="888888" w:sz="4" w:space="0"/>
-            <w:left w:val="single" w:color="888888" w:sz="4" w:space="0"/>
-            <w:bottom w:val="single" w:color="888888" w:sz="4" w:space="0"/>
-            <w:right w:val="single" w:color="888888" w:sz="4" w:space="0"/>
-            <w:insideH w:val="single" w:color="888888" w:sz="4" w:space="0"/>
-            <w:insideV w:val="single" w:color="888888" w:sz="4" w:space="0"/>
-          </w:tblBorders>
-          <w:tblCellMar>
-            <w:top w:w="0" w:type="dxa"/>
-            <w:left w:w="10" w:type="dxa"/>
-            <w:bottom w:w="0" w:type="dxa"/>
-            <w:right w:w="10" w:type="dxa"/>
-          </w:tblCellMar>
-        </w:tblPrEx>
-        <w:tc>
-          <w:tcPr>
-            <w:tcW w:w="1780" w:type="dxa"/>
-            <w:tcMar>
-              <w:top w:w="40" w:type="dxa"/>
-              <w:left w:w="70" w:type="dxa"/>
-              <w:bottom w:w="40" w:type="dxa"/>
-              <w:right w:w="70" w:type="dxa"/>
-            </w:tcMar>
-          </w:tcPr>
-          <w:p>
-            <w:pPr>
-              <w:spacing w:after="0" w:line="240" w:lineRule="auto"/>
-              <w:rPr>
-                <w:rFonts w:hint="default" w:ascii="Calibri" w:hAnsi="Calibri" w:cs="Calibri" w:eastAsiaTheme="minorEastAsia"/>
-                <w:sz w:val="24"/>
-                <w:szCs w:val="24"/>
-                <w:lang w:val="en-US" w:eastAsia="zh-CN" w:bidi="ar-SA"/>
-              </w:rPr>
-            </w:pPr>
-            <w:r>
-              <w:rPr>
-                <w:rFonts w:hint="default" w:ascii="Calibri" w:hAnsi="Calibri" w:cs="Calibri" w:eastAsiaTheme="minorEastAsia"/>
-                <w:sz w:val="24"/>
-                <w:szCs w:val="24"/>
-                <w:lang w:val="en-US" w:eastAsia="zh-CN" w:bidi="ar-SA"/>
-              </w:rPr>
-              <w:t>Compression</w:t>
-            </w:r>
-          </w:p>
-        </w:tc>
-        <w:tc>
-          <w:tcPr>
-            <w:tcW w:w="860" w:type="dxa"/>
-            <w:tcMar>
-              <w:top w:w="40" w:type="dxa"/>
-              <w:left w:w="70" w:type="dxa"/>
-              <w:bottom w:w="40" w:type="dxa"/>
-              <w:right w:w="70" w:type="dxa"/>
-            </w:tcMar>
-          </w:tcPr>
-          <w:p>
-            <w:pPr>
-              <w:spacing w:after="0" w:line="240" w:lineRule="auto"/>
-              <w:rPr>
-                <w:rFonts w:hint="default" w:ascii="Calibri" w:hAnsi="Calibri" w:cs="Calibri" w:eastAsiaTheme="minorEastAsia"/>
-                <w:sz w:val="24"/>
-                <w:szCs w:val="24"/>
-                <w:lang w:val="en-US" w:eastAsia="zh-CN" w:bidi="ar-SA"/>
-              </w:rPr>
-            </w:pPr>
-            <w:r>
-              <w:rPr>
-                <w:rFonts w:hint="default" w:ascii="Calibri" w:hAnsi="Calibri" w:cs="Calibri" w:eastAsiaTheme="minorEastAsia"/>
-                <w:sz w:val="24"/>
-                <w:szCs w:val="24"/>
-                <w:lang w:val="en-US" w:eastAsia="zh-CN" w:bidi="ar-SA"/>
-              </w:rPr>
-              <w:t>Post</w:t>
-            </w:r>
-          </w:p>
-        </w:tc>
-        <w:tc>
-          <w:tcPr>
-            <w:tcW w:w="1120" w:type="dxa"/>
-            <w:tcMar>
-              <w:top w:w="40" w:type="dxa"/>
-              <w:left w:w="70" w:type="dxa"/>
-              <w:bottom w:w="40" w:type="dxa"/>
-              <w:right w:w="70" w:type="dxa"/>
-            </w:tcMar>
-          </w:tcPr>
-          <w:p>
-            <w:pPr>
-              <w:spacing w:after="0" w:line="240" w:lineRule="auto"/>
-              <w:rPr>
-                <w:rFonts w:hint="default" w:ascii="Calibri" w:hAnsi="Calibri" w:cs="Calibri" w:eastAsiaTheme="minorEastAsia"/>
-                <w:sz w:val="24"/>
-                <w:szCs w:val="24"/>
-                <w:lang w:val="en-US" w:eastAsia="zh-CN" w:bidi="ar-SA"/>
-              </w:rPr>
-            </w:pPr>
-            <w:r>
-              <w:rPr>
-                <w:rFonts w:hint="default" w:ascii="Calibri" w:hAnsi="Calibri" w:cs="Calibri" w:eastAsiaTheme="minorEastAsia"/>
-                <w:sz w:val="24"/>
-                <w:szCs w:val="24"/>
-                <w:lang w:val="en-US" w:eastAsia="zh-CN" w:bidi="ar-SA"/>
-              </w:rPr>
-              <w:t>0.863</w:t>
-            </w:r>
-          </w:p>
-        </w:tc>
-        <w:tc>
-          <w:tcPr>
-            <w:tcW w:w="1086" w:type="dxa"/>
-            <w:tcMar>
-              <w:top w:w="40" w:type="dxa"/>
-              <w:left w:w="70" w:type="dxa"/>
-              <w:bottom w:w="40" w:type="dxa"/>
-              <w:right w:w="70" w:type="dxa"/>
-            </w:tcMar>
-          </w:tcPr>
-          <w:p>
-            <w:pPr>
-              <w:spacing w:after="0" w:line="240" w:lineRule="auto"/>
-              <w:rPr>
-                <w:rFonts w:hint="default" w:ascii="Calibri" w:hAnsi="Calibri" w:cs="Calibri" w:eastAsiaTheme="minorEastAsia"/>
-                <w:sz w:val="24"/>
-                <w:szCs w:val="24"/>
-                <w:lang w:val="en-US" w:eastAsia="zh-CN" w:bidi="ar-SA"/>
-              </w:rPr>
-            </w:pPr>
-            <w:r>
-              <w:rPr>
-                <w:rFonts w:hint="default" w:ascii="Calibri" w:hAnsi="Calibri" w:cs="Calibri" w:eastAsiaTheme="minorEastAsia"/>
-                <w:sz w:val="24"/>
-                <w:szCs w:val="24"/>
-                <w:lang w:val="en-US" w:eastAsia="zh-CN" w:bidi="ar-SA"/>
-              </w:rPr>
-              <w:t>0.657</w:t>
-            </w:r>
-          </w:p>
-        </w:tc>
-        <w:tc>
-          <w:tcPr>
-            <w:tcW w:w="1080" w:type="dxa"/>
-            <w:tcMar>
-              <w:top w:w="40" w:type="dxa"/>
-              <w:left w:w="70" w:type="dxa"/>
-              <w:bottom w:w="40" w:type="dxa"/>
-              <w:right w:w="70" w:type="dxa"/>
-            </w:tcMar>
-          </w:tcPr>
-          <w:p>
-            <w:pPr>
-              <w:spacing w:after="0" w:line="240" w:lineRule="auto"/>
-              <w:rPr>
-                <w:rFonts w:hint="default" w:ascii="Calibri" w:hAnsi="Calibri" w:cs="Calibri" w:eastAsiaTheme="minorEastAsia"/>
-                <w:sz w:val="24"/>
-                <w:szCs w:val="24"/>
-                <w:lang w:val="en-US" w:eastAsia="zh-CN" w:bidi="ar-SA"/>
-              </w:rPr>
-            </w:pPr>
-            <w:r>
-              <w:rPr>
-                <w:rFonts w:hint="default" w:ascii="Calibri" w:hAnsi="Calibri" w:cs="Calibri" w:eastAsiaTheme="minorEastAsia"/>
-                <w:sz w:val="24"/>
-                <w:szCs w:val="24"/>
-                <w:lang w:val="en-US" w:eastAsia="zh-CN" w:bidi="ar-SA"/>
-              </w:rPr>
-              <w:t>0.742</w:t>
-            </w:r>
-          </w:p>
-        </w:tc>
-        <w:tc>
-          <w:tcPr>
-            <w:tcW w:w="1000" w:type="dxa"/>
-            <w:tcMar>
-              <w:top w:w="40" w:type="dxa"/>
-              <w:left w:w="70" w:type="dxa"/>
-              <w:bottom w:w="40" w:type="dxa"/>
-              <w:right w:w="70" w:type="dxa"/>
-            </w:tcMar>
-          </w:tcPr>
-          <w:p>
-            <w:pPr>
-              <w:spacing w:after="0" w:line="240" w:lineRule="auto"/>
-              <w:rPr>
-                <w:rFonts w:hint="default" w:ascii="Calibri" w:hAnsi="Calibri" w:cs="Calibri" w:eastAsiaTheme="minorEastAsia"/>
-                <w:sz w:val="24"/>
-                <w:szCs w:val="24"/>
-                <w:lang w:val="en-US" w:eastAsia="zh-CN" w:bidi="ar-SA"/>
-              </w:rPr>
-            </w:pPr>
-            <w:r>
-              <w:rPr>
-                <w:rFonts w:hint="default" w:ascii="Calibri" w:hAnsi="Calibri" w:cs="Calibri" w:eastAsiaTheme="minorEastAsia"/>
-                <w:sz w:val="24"/>
-                <w:szCs w:val="24"/>
-                <w:lang w:val="en-US" w:eastAsia="zh-CN" w:bidi="ar-SA"/>
-              </w:rPr>
-              <w:t>0.781</w:t>
-            </w:r>
-          </w:p>
-        </w:tc>
-        <w:tc>
-          <w:tcPr>
-            <w:tcW w:w="920" w:type="dxa"/>
-            <w:tcMar>
-              <w:top w:w="40" w:type="dxa"/>
-              <w:left w:w="70" w:type="dxa"/>
-              <w:bottom w:w="40" w:type="dxa"/>
-              <w:right w:w="70" w:type="dxa"/>
-            </w:tcMar>
-          </w:tcPr>
-          <w:p>
-            <w:pPr>
-              <w:spacing w:after="0" w:line="240" w:lineRule="auto"/>
-              <w:rPr>
-                <w:rFonts w:hint="default" w:ascii="Calibri" w:hAnsi="Calibri" w:cs="Calibri" w:eastAsiaTheme="minorEastAsia"/>
-                <w:sz w:val="24"/>
-                <w:szCs w:val="24"/>
-                <w:lang w:val="en-US" w:eastAsia="zh-CN" w:bidi="ar-SA"/>
-              </w:rPr>
-            </w:pPr>
-            <w:r>
-              <w:rPr>
-                <w:rFonts w:hint="default" w:ascii="Calibri" w:hAnsi="Calibri" w:cs="Calibri" w:eastAsiaTheme="minorEastAsia"/>
-                <w:sz w:val="24"/>
-                <w:szCs w:val="24"/>
-                <w:lang w:val="en-US" w:eastAsia="zh-CN" w:bidi="ar-SA"/>
-              </w:rPr>
-              <w:t>4.6 s</w:t>
-            </w:r>
-          </w:p>
-        </w:tc>
-      </w:tr>
-      <w:tr>
-        <w:tblPrEx>
-          <w:tblBorders>
-            <w:top w:val="single" w:color="888888" w:sz="4" w:space="0"/>
-            <w:left w:val="single" w:color="888888" w:sz="4" w:space="0"/>
-            <w:bottom w:val="single" w:color="888888" w:sz="4" w:space="0"/>
-            <w:right w:val="single" w:color="888888" w:sz="4" w:space="0"/>
-            <w:insideH w:val="single" w:color="888888" w:sz="4" w:space="0"/>
-            <w:insideV w:val="single" w:color="888888" w:sz="4" w:space="0"/>
-          </w:tblBorders>
-          <w:tblCellMar>
-            <w:top w:w="0" w:type="dxa"/>
-            <w:left w:w="10" w:type="dxa"/>
-            <w:bottom w:w="0" w:type="dxa"/>
-            <w:right w:w="10" w:type="dxa"/>
-          </w:tblCellMar>
-        </w:tblPrEx>
-        <w:tc>
-          <w:tcPr>
-            <w:tcW w:w="1780" w:type="dxa"/>
-            <w:tcMar>
-              <w:top w:w="40" w:type="dxa"/>
-              <w:left w:w="70" w:type="dxa"/>
-              <w:bottom w:w="40" w:type="dxa"/>
-              <w:right w:w="70" w:type="dxa"/>
-            </w:tcMar>
-          </w:tcPr>
-          <w:p>
-            <w:pPr>
-              <w:spacing w:after="0" w:line="240" w:lineRule="auto"/>
-              <w:rPr>
-                <w:rFonts w:hint="default" w:ascii="Calibri" w:hAnsi="Calibri" w:cs="Calibri" w:eastAsiaTheme="minorEastAsia"/>
-                <w:sz w:val="24"/>
-                <w:szCs w:val="24"/>
-                <w:lang w:val="en-US" w:eastAsia="zh-CN" w:bidi="ar-SA"/>
-              </w:rPr>
-            </w:pPr>
-            <w:r>
-              <w:rPr>
-                <w:rFonts w:hint="default" w:ascii="Calibri" w:hAnsi="Calibri" w:cs="Calibri" w:eastAsiaTheme="minorEastAsia"/>
-                <w:sz w:val="24"/>
-                <w:szCs w:val="24"/>
-                <w:lang w:val="en-US" w:eastAsia="zh-CN" w:bidi="ar-SA"/>
-              </w:rPr>
-              <w:t>SelfCheckGPT</w:t>
-            </w:r>
-          </w:p>
-        </w:tc>
-        <w:tc>
-          <w:tcPr>
-            <w:tcW w:w="860" w:type="dxa"/>
-            <w:tcMar>
-              <w:top w:w="40" w:type="dxa"/>
-              <w:left w:w="70" w:type="dxa"/>
-              <w:bottom w:w="40" w:type="dxa"/>
-              <w:right w:w="70" w:type="dxa"/>
-            </w:tcMar>
-          </w:tcPr>
-          <w:p>
-            <w:pPr>
-              <w:spacing w:after="0" w:line="240" w:lineRule="auto"/>
-              <w:rPr>
-                <w:rFonts w:hint="default" w:ascii="Calibri" w:hAnsi="Calibri" w:cs="Calibri" w:eastAsiaTheme="minorEastAsia"/>
-                <w:sz w:val="24"/>
-                <w:szCs w:val="24"/>
-                <w:lang w:val="en-US" w:eastAsia="zh-CN" w:bidi="ar-SA"/>
-              </w:rPr>
-            </w:pPr>
-            <w:r>
-              <w:rPr>
-                <w:rFonts w:hint="default" w:ascii="Calibri" w:hAnsi="Calibri" w:cs="Calibri" w:eastAsiaTheme="minorEastAsia"/>
-                <w:sz w:val="24"/>
-                <w:szCs w:val="24"/>
-                <w:lang w:val="en-US" w:eastAsia="zh-CN" w:bidi="ar-SA"/>
-              </w:rPr>
-              <w:t>Post</w:t>
-            </w:r>
-          </w:p>
-        </w:tc>
-        <w:tc>
-          <w:tcPr>
-            <w:tcW w:w="1120" w:type="dxa"/>
-            <w:tcMar>
-              <w:top w:w="40" w:type="dxa"/>
-              <w:left w:w="70" w:type="dxa"/>
-              <w:bottom w:w="40" w:type="dxa"/>
-              <w:right w:w="70" w:type="dxa"/>
-            </w:tcMar>
-          </w:tcPr>
-          <w:p>
-            <w:pPr>
-              <w:spacing w:after="0" w:line="240" w:lineRule="auto"/>
-              <w:rPr>
-                <w:rFonts w:hint="default" w:ascii="Calibri" w:hAnsi="Calibri" w:cs="Calibri" w:eastAsiaTheme="minorEastAsia"/>
-                <w:sz w:val="24"/>
-                <w:szCs w:val="24"/>
-                <w:lang w:val="en-US" w:eastAsia="zh-CN" w:bidi="ar-SA"/>
-              </w:rPr>
-            </w:pPr>
-            <w:r>
-              <w:rPr>
-                <w:rFonts w:hint="default" w:ascii="Calibri" w:hAnsi="Calibri" w:cs="Calibri" w:eastAsiaTheme="minorEastAsia"/>
-                <w:sz w:val="24"/>
-                <w:szCs w:val="24"/>
-                <w:lang w:val="en-US" w:eastAsia="zh-CN" w:bidi="ar-SA"/>
-              </w:rPr>
-              <w:t>0.732</w:t>
-            </w:r>
-          </w:p>
-        </w:tc>
-        <w:tc>
-          <w:tcPr>
-            <w:tcW w:w="1086" w:type="dxa"/>
-            <w:tcMar>
-              <w:top w:w="40" w:type="dxa"/>
-              <w:left w:w="70" w:type="dxa"/>
-              <w:bottom w:w="40" w:type="dxa"/>
-              <w:right w:w="70" w:type="dxa"/>
-            </w:tcMar>
-          </w:tcPr>
-          <w:p>
-            <w:pPr>
-              <w:spacing w:after="0" w:line="240" w:lineRule="auto"/>
-              <w:rPr>
-                <w:rFonts w:hint="default" w:ascii="Calibri" w:hAnsi="Calibri" w:cs="Calibri" w:eastAsiaTheme="minorEastAsia"/>
-                <w:sz w:val="24"/>
-                <w:szCs w:val="24"/>
-                <w:lang w:val="en-US" w:eastAsia="zh-CN" w:bidi="ar-SA"/>
-              </w:rPr>
-            </w:pPr>
-            <w:r>
-              <w:rPr>
-                <w:rFonts w:hint="default" w:ascii="Calibri" w:hAnsi="Calibri" w:cs="Calibri" w:eastAsiaTheme="minorEastAsia"/>
-                <w:sz w:val="24"/>
-                <w:szCs w:val="24"/>
-                <w:lang w:val="en-US" w:eastAsia="zh-CN" w:bidi="ar-SA"/>
-              </w:rPr>
-              <w:t>0.636</w:t>
-            </w:r>
-          </w:p>
-        </w:tc>
-        <w:tc>
-          <w:tcPr>
-            <w:tcW w:w="1080" w:type="dxa"/>
-            <w:tcMar>
-              <w:top w:w="40" w:type="dxa"/>
-              <w:left w:w="70" w:type="dxa"/>
-              <w:bottom w:w="40" w:type="dxa"/>
-              <w:right w:w="70" w:type="dxa"/>
-            </w:tcMar>
-          </w:tcPr>
-          <w:p>
-            <w:pPr>
-              <w:spacing w:after="0" w:line="240" w:lineRule="auto"/>
-              <w:rPr>
-                <w:rFonts w:hint="default" w:ascii="Calibri" w:hAnsi="Calibri" w:cs="Calibri" w:eastAsiaTheme="minorEastAsia"/>
-                <w:sz w:val="24"/>
-                <w:szCs w:val="24"/>
-                <w:lang w:val="en-US" w:eastAsia="zh-CN" w:bidi="ar-SA"/>
-              </w:rPr>
-            </w:pPr>
-            <w:r>
-              <w:rPr>
-                <w:rFonts w:hint="default" w:ascii="Calibri" w:hAnsi="Calibri" w:cs="Calibri" w:eastAsiaTheme="minorEastAsia"/>
-                <w:sz w:val="24"/>
-                <w:szCs w:val="24"/>
-                <w:lang w:val="en-US" w:eastAsia="zh-CN" w:bidi="ar-SA"/>
-              </w:rPr>
-              <w:t>0.694</w:t>
-            </w:r>
-          </w:p>
-        </w:tc>
-        <w:tc>
-          <w:tcPr>
-            <w:tcW w:w="1000" w:type="dxa"/>
-            <w:tcMar>
-              <w:top w:w="40" w:type="dxa"/>
-              <w:left w:w="70" w:type="dxa"/>
-              <w:bottom w:w="40" w:type="dxa"/>
-              <w:right w:w="70" w:type="dxa"/>
-            </w:tcMar>
-          </w:tcPr>
-          <w:p>
-            <w:pPr>
-              <w:spacing w:after="0" w:line="240" w:lineRule="auto"/>
-              <w:rPr>
-                <w:rFonts w:hint="default" w:ascii="Calibri" w:hAnsi="Calibri" w:cs="Calibri" w:eastAsiaTheme="minorEastAsia"/>
-                <w:sz w:val="24"/>
-                <w:szCs w:val="24"/>
-                <w:lang w:val="en-US" w:eastAsia="zh-CN" w:bidi="ar-SA"/>
-              </w:rPr>
-            </w:pPr>
-            <w:r>
-              <w:rPr>
-                <w:rFonts w:hint="default" w:ascii="Calibri" w:hAnsi="Calibri" w:cs="Calibri" w:eastAsiaTheme="minorEastAsia"/>
-                <w:sz w:val="24"/>
-                <w:szCs w:val="24"/>
-                <w:lang w:val="en-US" w:eastAsia="zh-CN" w:bidi="ar-SA"/>
-              </w:rPr>
-              <w:t>0.769</w:t>
-            </w:r>
-          </w:p>
-        </w:tc>
-        <w:tc>
-          <w:tcPr>
-            <w:tcW w:w="920" w:type="dxa"/>
-            <w:tcMar>
-              <w:top w:w="40" w:type="dxa"/>
-              <w:left w:w="70" w:type="dxa"/>
-              <w:bottom w:w="40" w:type="dxa"/>
-              <w:right w:w="70" w:type="dxa"/>
-            </w:tcMar>
-          </w:tcPr>
-          <w:p>
-            <w:pPr>
-              <w:spacing w:after="0" w:line="240" w:lineRule="auto"/>
-              <w:rPr>
-                <w:rFonts w:hint="default" w:ascii="Calibri" w:hAnsi="Calibri" w:cs="Calibri" w:eastAsiaTheme="minorEastAsia"/>
-                <w:sz w:val="24"/>
-                <w:szCs w:val="24"/>
-                <w:lang w:val="en-US" w:eastAsia="zh-CN" w:bidi="ar-SA"/>
-              </w:rPr>
-            </w:pPr>
-            <w:r>
-              <w:rPr>
-                <w:rFonts w:hint="default" w:ascii="Calibri" w:hAnsi="Calibri" w:cs="Calibri" w:eastAsiaTheme="minorEastAsia"/>
-                <w:sz w:val="24"/>
-                <w:szCs w:val="24"/>
-                <w:lang w:val="en-US" w:eastAsia="zh-CN" w:bidi="ar-SA"/>
-              </w:rPr>
-              <w:t>4.1 s</w:t>
-            </w:r>
-          </w:p>
-        </w:tc>
-      </w:tr>
-    </w:tbl>
+    <w:p>
+      <w:pPr>
+        <w:rPr>
+          <w:rFonts w:hint="default" w:ascii="Calibri" w:hAnsi="Calibri" w:cs="Calibri" w:eastAsiaTheme="minorEastAsia"/>
+          <w:sz w:val="24"/>
+          <w:szCs w:val="24"/>
+          <w:lang w:val="en-US" w:eastAsia="zh-CN" w:bidi="ar-SA"/>
+        </w:rPr>
+      </w:pPr>
+    </w:p>
     <w:p>
       <w:pPr>
         <w:rPr>
@@ -13614,6 +11297,51 @@
           <w:lang w:val="en-US" w:eastAsia="zh-CN" w:bidi="ar-SA"/>
         </w:rPr>
       </w:pPr>
+      <w:r>
+        <w:rPr>
+          <w:rFonts w:asciiTheme="minorHAnsi" w:hAnsiTheme="minorHAnsi" w:eastAsiaTheme="minorEastAsia" w:cstheme="minorBidi"/>
+          <w:sz w:val="20"/>
+          <w:szCs w:val="20"/>
+          <w:lang w:val="en-US" w:eastAsia="zh-CN" w:bidi="ar-SA"/>
+        </w:rPr>
+        <w:drawing>
+          <wp:inline distT="0" distB="0" distL="114300" distR="114300">
+            <wp:extent cx="5120640" cy="2865120"/>
+            <wp:effectExtent l="0" t="0" r="0" b="0"/>
+            <wp:docPr id="86" name="Picture 86" descr="Screenshot 2026-09-03 143741"/>
+            <wp:cNvGraphicFramePr>
+              <a:graphicFrameLocks xmlns:a="http://schemas.openxmlformats.org/drawingml/2006/main" noChangeAspect="1"/>
+            </wp:cNvGraphicFramePr>
+            <a:graphic xmlns:a="http://schemas.openxmlformats.org/drawingml/2006/main">
+              <a:graphicData uri="http://schemas.openxmlformats.org/drawingml/2006/picture">
+                <pic:pic xmlns:pic="http://schemas.openxmlformats.org/drawingml/2006/picture">
+                  <pic:nvPicPr>
+                    <pic:cNvPr id="86" name="Picture 86" descr="Screenshot 2026-09-03 143741"/>
+                    <pic:cNvPicPr>
+                      <a:picLocks noChangeAspect="1"/>
+                    </pic:cNvPicPr>
+                  </pic:nvPicPr>
+                  <pic:blipFill>
+                    <a:blip r:embed="rId11"/>
+                    <a:stretch>
+                      <a:fillRect/>
+                    </a:stretch>
+                  </pic:blipFill>
+                  <pic:spPr>
+                    <a:xfrm>
+                      <a:off x="0" y="0"/>
+                      <a:ext cx="5120640" cy="2865120"/>
+                    </a:xfrm>
+                    <a:prstGeom prst="rect">
+                      <a:avLst/>
+                    </a:prstGeom>
+                  </pic:spPr>
+                </pic:pic>
+              </a:graphicData>
+            </a:graphic>
+          </wp:inline>
+        </w:drawing>
+      </w:r>
     </w:p>
     <w:p>
       <w:pPr>
@@ -13772,7 +11500,7 @@
                     </pic:cNvPicPr>
                   </pic:nvPicPr>
                   <pic:blipFill>
-                    <a:blip r:embed="rId11"/>
+                    <a:blip r:embed="rId12"/>
                     <a:srcRect l="1870" r="1870"/>
                     <a:stretch>
                       <a:fillRect/>
@@ -13822,10 +11550,10 @@
       <w:r>
         <w:fldChar w:fldCharType="end"/>
       </w:r>
-      <w:bookmarkStart w:id="97" w:name="_Toc4254"/>
+      <w:bookmarkStart w:id="97" w:name="_Toc29699"/>
       <w:bookmarkStart w:id="98" w:name="_Toc23817"/>
-      <w:bookmarkStart w:id="99" w:name="_Toc29699"/>
-      <w:bookmarkStart w:id="100" w:name="_Toc3004"/>
+      <w:bookmarkStart w:id="99" w:name="_Toc4254"/>
+      <w:bookmarkStart w:id="100" w:name="_Toc26473"/>
       <w:r>
         <w:rPr>
           <w:rFonts w:hint="default"/>
@@ -13888,7 +11616,7 @@
                     </pic:cNvPicPr>
                   </pic:nvPicPr>
                   <pic:blipFill>
-                    <a:blip r:embed="rId12"/>
+                    <a:blip r:embed="rId13"/>
                     <a:srcRect t="71" b="71"/>
                     <a:stretch>
                       <a:fillRect/>
@@ -13939,10 +11667,10 @@
       <w:r>
         <w:fldChar w:fldCharType="end"/>
       </w:r>
-      <w:bookmarkStart w:id="101" w:name="_Toc31046"/>
-      <w:bookmarkStart w:id="102" w:name="_Toc10158"/>
-      <w:bookmarkStart w:id="103" w:name="_Toc22397"/>
-      <w:bookmarkStart w:id="104" w:name="_Toc9968"/>
+      <w:bookmarkStart w:id="101" w:name="_Toc22397"/>
+      <w:bookmarkStart w:id="102" w:name="_Toc31046"/>
+      <w:bookmarkStart w:id="103" w:name="_Toc10158"/>
+      <w:bookmarkStart w:id="104" w:name="_Toc21544"/>
       <w:r>
         <w:rPr>
           <w:rFonts w:hint="default"/>
@@ -14149,7 +11877,7 @@
                     </pic:cNvPicPr>
                   </pic:nvPicPr>
                   <pic:blipFill>
-                    <a:blip r:embed="rId13"/>
+                    <a:blip r:embed="rId14"/>
                     <a:srcRect l="1052" r="1052"/>
                     <a:stretch>
                       <a:fillRect/>
@@ -14199,10 +11927,10 @@
       <w:r>
         <w:fldChar w:fldCharType="end"/>
       </w:r>
-      <w:bookmarkStart w:id="107" w:name="_Toc23429"/>
-      <w:bookmarkStart w:id="108" w:name="_Toc29909"/>
-      <w:bookmarkStart w:id="109" w:name="_Toc14477"/>
-      <w:bookmarkStart w:id="110" w:name="_Toc809"/>
+      <w:bookmarkStart w:id="107" w:name="_Toc29909"/>
+      <w:bookmarkStart w:id="108" w:name="_Toc14477"/>
+      <w:bookmarkStart w:id="109" w:name="_Toc23429"/>
+      <w:bookmarkStart w:id="110" w:name="_Toc4018"/>
       <w:r>
         <w:rPr>
           <w:rFonts w:hint="default"/>
@@ -14254,78 +11982,174 @@
           <w:szCs w:val="24"/>
           <w:lang w:val="en-US" w:eastAsia="zh-CN" w:bidi="ar-SA"/>
         </w:rPr>
-        <w:t>Only the retrieval metrics are affected as the size of the corpus grew, and the reason is that the corpus is only visible to the retrieval step. As the generator and the judge does not directly have access to the whole corpus, but only the top four passages that are retrieved and passed on for answer generation. Context recall and context precision measure those fetched chunks against the answer the paper should give, so that they can register the change directly, as the chunks compete against each other and the unrelated chunks get discarded which have lower recall and precision. Faithfulness and answer relevancy does not check whether retrieval fetched the right passages. They only check whether the answer is supported by the passages that was given and the answer relevancy ask only whether the answer addresses the question. So, neither follow the size of the corpus as they only checks the retrieved chunks.</w:t>
-      </w:r>
-    </w:p>
-    <w:p>
-      <w:pPr>
-        <w:spacing w:line="360" w:lineRule="auto"/>
-        <w:jc w:val="both"/>
-        <w:rPr>
-          <w:rFonts w:asciiTheme="minorHAnsi" w:hAnsiTheme="minorHAnsi" w:eastAsiaTheme="minorEastAsia" w:cstheme="minorBidi"/>
-          <w:sz w:val="24"/>
-          <w:szCs w:val="24"/>
-          <w:lang w:val="en-US" w:eastAsia="zh-CN" w:bidi="ar-SA"/>
-        </w:rPr>
-      </w:pPr>
-    </w:p>
-    <w:p>
-      <w:pPr>
-        <w:spacing w:line="360" w:lineRule="auto"/>
-        <w:jc w:val="both"/>
-        <w:rPr>
-          <w:rFonts w:asciiTheme="minorHAnsi" w:hAnsiTheme="minorHAnsi" w:eastAsiaTheme="minorEastAsia" w:cstheme="minorBidi"/>
-          <w:sz w:val="24"/>
-          <w:szCs w:val="24"/>
-          <w:lang w:val="en-US" w:eastAsia="zh-CN" w:bidi="ar-SA"/>
-        </w:rPr>
-      </w:pPr>
-    </w:p>
-    <w:p>
-      <w:pPr>
-        <w:spacing w:line="360" w:lineRule="auto"/>
-        <w:jc w:val="both"/>
-        <w:rPr>
-          <w:rFonts w:asciiTheme="minorHAnsi" w:hAnsiTheme="minorHAnsi" w:eastAsiaTheme="minorEastAsia" w:cstheme="minorBidi"/>
-          <w:sz w:val="24"/>
-          <w:szCs w:val="24"/>
-          <w:lang w:val="en-US" w:eastAsia="zh-CN" w:bidi="ar-SA"/>
-        </w:rPr>
-      </w:pPr>
-    </w:p>
-    <w:p>
-      <w:pPr>
-        <w:spacing w:line="360" w:lineRule="auto"/>
-        <w:jc w:val="both"/>
-        <w:rPr>
-          <w:rFonts w:asciiTheme="minorHAnsi" w:hAnsiTheme="minorHAnsi" w:eastAsiaTheme="minorEastAsia" w:cstheme="minorBidi"/>
-          <w:sz w:val="24"/>
-          <w:szCs w:val="24"/>
-          <w:lang w:val="en-US" w:eastAsia="zh-CN" w:bidi="ar-SA"/>
-        </w:rPr>
-      </w:pPr>
-    </w:p>
-    <w:p>
-      <w:pPr>
-        <w:spacing w:line="360" w:lineRule="auto"/>
-        <w:jc w:val="both"/>
-        <w:rPr>
-          <w:rFonts w:asciiTheme="minorHAnsi" w:hAnsiTheme="minorHAnsi" w:eastAsiaTheme="minorEastAsia" w:cstheme="minorBidi"/>
-          <w:sz w:val="24"/>
-          <w:szCs w:val="24"/>
-          <w:lang w:val="en-US" w:eastAsia="zh-CN" w:bidi="ar-SA"/>
-        </w:rPr>
-      </w:pPr>
-    </w:p>
-    <w:p>
-      <w:pPr>
-        <w:spacing w:line="360" w:lineRule="auto"/>
-        <w:jc w:val="both"/>
-        <w:rPr>
-          <w:rFonts w:asciiTheme="minorHAnsi" w:hAnsiTheme="minorHAnsi" w:eastAsiaTheme="minorEastAsia" w:cstheme="minorBidi"/>
-          <w:sz w:val="24"/>
-          <w:szCs w:val="24"/>
-          <w:lang w:val="en-US" w:eastAsia="zh-CN" w:bidi="ar-SA"/>
+        <w:t xml:space="preserve">Only the retrieval metrics are affected as the size of the corpus grew, and the reason is that the corpus is only visible to the retrieval step. As the generator and the judge does not directly have access to the whole corpus, but only the top four passages that are retrieved and passed on for answer generation. Context recall and context precision measure those fetched chunks against the answer the paper should give, so that they can register the change directly, as the chunks compete against each other and the unrelated chunks get discarded which have lower recall and precision.  They only check whether the answer is supported by the passages that was given and the answer relevancy ask only whether the answer addresses the question. </w:t>
+      </w:r>
+    </w:p>
+    <w:p>
+      <w:pPr>
+        <w:rPr>
+          <w:rFonts w:hint="default" w:ascii="Calibri" w:hAnsi="Calibri" w:cs="Calibri"/>
+          <w:b/>
+          <w:bCs/>
+          <w:i/>
+          <w:iCs/>
+          <w:sz w:val="26"/>
+          <w:szCs w:val="26"/>
+          <w:lang w:val="en-US"/>
+        </w:rPr>
+      </w:pPr>
+    </w:p>
+    <w:p>
+      <w:pPr>
+        <w:rPr>
+          <w:rFonts w:hint="default" w:ascii="Calibri" w:hAnsi="Calibri" w:cs="Calibri"/>
+          <w:b/>
+          <w:bCs/>
+          <w:i/>
+          <w:iCs/>
+          <w:sz w:val="26"/>
+          <w:szCs w:val="26"/>
+          <w:lang w:val="en-US"/>
+        </w:rPr>
+      </w:pPr>
+    </w:p>
+    <w:p>
+      <w:pPr>
+        <w:rPr>
+          <w:rFonts w:hint="default" w:ascii="Calibri" w:hAnsi="Calibri" w:cs="Calibri"/>
+          <w:b/>
+          <w:bCs/>
+          <w:i/>
+          <w:iCs/>
+          <w:sz w:val="26"/>
+          <w:szCs w:val="26"/>
+          <w:lang w:val="en-US"/>
+        </w:rPr>
+      </w:pPr>
+    </w:p>
+    <w:p>
+      <w:pPr>
+        <w:rPr>
+          <w:rFonts w:hint="default" w:ascii="Calibri" w:hAnsi="Calibri" w:cs="Calibri"/>
+          <w:b/>
+          <w:bCs/>
+          <w:i/>
+          <w:iCs/>
+          <w:sz w:val="26"/>
+          <w:szCs w:val="26"/>
+          <w:lang w:val="en-US"/>
+        </w:rPr>
+      </w:pPr>
+    </w:p>
+    <w:p>
+      <w:pPr>
+        <w:rPr>
+          <w:rFonts w:hint="default" w:ascii="Calibri" w:hAnsi="Calibri" w:cs="Calibri"/>
+          <w:b/>
+          <w:bCs/>
+          <w:i/>
+          <w:iCs/>
+          <w:sz w:val="26"/>
+          <w:szCs w:val="26"/>
+          <w:lang w:val="en-US"/>
+        </w:rPr>
+      </w:pPr>
+    </w:p>
+    <w:p>
+      <w:pPr>
+        <w:rPr>
+          <w:rFonts w:hint="default" w:ascii="Calibri" w:hAnsi="Calibri" w:cs="Calibri"/>
+          <w:b/>
+          <w:bCs/>
+          <w:i/>
+          <w:iCs/>
+          <w:sz w:val="26"/>
+          <w:szCs w:val="26"/>
+          <w:lang w:val="en-US"/>
+        </w:rPr>
+      </w:pPr>
+    </w:p>
+    <w:p>
+      <w:pPr>
+        <w:rPr>
+          <w:rFonts w:hint="default" w:ascii="Calibri" w:hAnsi="Calibri" w:cs="Calibri"/>
+          <w:b/>
+          <w:bCs/>
+          <w:i/>
+          <w:iCs/>
+          <w:sz w:val="26"/>
+          <w:szCs w:val="26"/>
+          <w:lang w:val="en-US"/>
+        </w:rPr>
+      </w:pPr>
+    </w:p>
+    <w:p>
+      <w:pPr>
+        <w:rPr>
+          <w:rFonts w:hint="default" w:ascii="Calibri" w:hAnsi="Calibri" w:cs="Calibri"/>
+          <w:b/>
+          <w:bCs/>
+          <w:i/>
+          <w:iCs/>
+          <w:sz w:val="26"/>
+          <w:szCs w:val="26"/>
+          <w:lang w:val="en-US"/>
+        </w:rPr>
+      </w:pPr>
+    </w:p>
+    <w:p>
+      <w:pPr>
+        <w:rPr>
+          <w:rFonts w:hint="default" w:ascii="Calibri" w:hAnsi="Calibri" w:cs="Calibri"/>
+          <w:b/>
+          <w:bCs/>
+          <w:i/>
+          <w:iCs/>
+          <w:sz w:val="26"/>
+          <w:szCs w:val="26"/>
+          <w:lang w:val="en-US"/>
+        </w:rPr>
+      </w:pPr>
+    </w:p>
+    <w:p>
+      <w:pPr>
+        <w:rPr>
+          <w:rFonts w:hint="default" w:ascii="Calibri" w:hAnsi="Calibri" w:cs="Calibri"/>
+          <w:b/>
+          <w:bCs/>
+          <w:i/>
+          <w:iCs/>
+          <w:sz w:val="26"/>
+          <w:szCs w:val="26"/>
+          <w:lang w:val="en-US"/>
+        </w:rPr>
+      </w:pPr>
+    </w:p>
+    <w:p>
+      <w:pPr>
+        <w:rPr>
+          <w:rFonts w:hint="default" w:ascii="Calibri" w:hAnsi="Calibri" w:cs="Calibri"/>
+          <w:b/>
+          <w:bCs/>
+          <w:i/>
+          <w:iCs/>
+          <w:sz w:val="26"/>
+          <w:szCs w:val="26"/>
+          <w:lang w:val="en-US"/>
+        </w:rPr>
+      </w:pPr>
+    </w:p>
+    <w:p>
+      <w:pPr>
+        <w:rPr>
+          <w:rFonts w:hint="default" w:ascii="Calibri" w:hAnsi="Calibri" w:cs="Calibri"/>
+          <w:b/>
+          <w:bCs/>
+          <w:i/>
+          <w:iCs/>
+          <w:sz w:val="26"/>
+          <w:szCs w:val="26"/>
+          <w:lang w:val="en-US"/>
         </w:rPr>
       </w:pPr>
     </w:p>
@@ -14406,7 +12230,7 @@
                     </pic:cNvPicPr>
                   </pic:nvPicPr>
                   <pic:blipFill>
-                    <a:blip r:embed="rId14"/>
+                    <a:blip r:embed="rId15"/>
                     <a:stretch>
                       <a:fillRect/>
                     </a:stretch>
@@ -14460,7 +12284,7 @@
       <w:r>
         <w:fldChar w:fldCharType="end"/>
       </w:r>
-      <w:bookmarkStart w:id="112" w:name="_Toc6197"/>
+      <w:bookmarkStart w:id="112" w:name="_Toc3475"/>
       <w:r>
         <w:rPr>
           <w:rFonts w:hint="default"/>
@@ -14523,7 +12347,7 @@
                     </pic:cNvPicPr>
                   </pic:nvPicPr>
                   <pic:blipFill>
-                    <a:blip r:embed="rId15"/>
+                    <a:blip r:embed="rId16"/>
                     <a:stretch>
                       <a:fillRect/>
                     </a:stretch>
@@ -14576,7 +12400,7 @@
       <w:r>
         <w:fldChar w:fldCharType="end"/>
       </w:r>
-      <w:bookmarkStart w:id="114" w:name="_Toc15748"/>
+      <w:bookmarkStart w:id="114" w:name="_Toc31549"/>
       <w:r>
         <w:rPr>
           <w:rFonts w:hint="default"/>
@@ -14638,7 +12462,7 @@
                     </pic:cNvPicPr>
                   </pic:nvPicPr>
                   <pic:blipFill>
-                    <a:blip r:embed="rId16"/>
+                    <a:blip r:embed="rId17"/>
                     <a:stretch>
                       <a:fillRect/>
                     </a:stretch>
@@ -14691,7 +12515,7 @@
       <w:r>
         <w:fldChar w:fldCharType="end"/>
       </w:r>
-      <w:bookmarkStart w:id="116" w:name="_Toc20708"/>
+      <w:bookmarkStart w:id="116" w:name="_Toc6985"/>
       <w:r>
         <w:rPr>
           <w:rFonts w:hint="default"/>
@@ -14753,7 +12577,7 @@
                     </pic:cNvPicPr>
                   </pic:nvPicPr>
                   <pic:blipFill>
-                    <a:blip r:embed="rId17"/>
+                    <a:blip r:embed="rId18"/>
                     <a:stretch>
                       <a:fillRect/>
                     </a:stretch>
@@ -14806,7 +12630,7 @@
       <w:r>
         <w:fldChar w:fldCharType="end"/>
       </w:r>
-      <w:bookmarkStart w:id="118" w:name="_Toc24563"/>
+      <w:bookmarkStart w:id="118" w:name="_Toc23524"/>
       <w:r>
         <w:rPr>
           <w:rFonts w:hint="default"/>
@@ -17705,7 +15529,7 @@
                                 </pic:cNvPicPr>
                               </pic:nvPicPr>
                               <pic:blipFill>
-                                <a:blip r:embed="rId18"/>
+                                <a:blip r:embed="rId19"/>
                                 <a:stretch>
                                   <a:fillRect/>
                                 </a:stretch>
@@ -17771,7 +15595,7 @@
                     </pic:cNvPicPr>
                   </pic:nvPicPr>
                   <pic:blipFill>
-                    <a:blip r:embed="rId19"/>
+                    <a:blip r:embed="rId20"/>
                     <a:stretch>
                       <a:fillRect/>
                     </a:stretch>
@@ -17818,7 +15642,7 @@
                     </pic:cNvPicPr>
                   </pic:nvPicPr>
                   <pic:blipFill>
-                    <a:blip r:embed="rId20"/>
+                    <a:blip r:embed="rId21"/>
                     <a:stretch>
                       <a:fillRect/>
                     </a:stretch>
@@ -17971,12 +15795,6 @@
             <w:insideH w:val="single" w:color="auto" w:sz="4" w:space="0"/>
             <w:insideV w:val="single" w:color="auto" w:sz="4" w:space="0"/>
           </w:tblBorders>
-          <w:tblCellMar>
-            <w:top w:w="0" w:type="dxa"/>
-            <w:left w:w="108" w:type="dxa"/>
-            <w:bottom w:w="0" w:type="dxa"/>
-            <w:right w:w="108" w:type="dxa"/>
-          </w:tblCellMar>
         </w:tblPrEx>
         <w:tc>
           <w:tcPr>
@@ -18671,7 +16489,7 @@
                     </pic:cNvPicPr>
                   </pic:nvPicPr>
                   <pic:blipFill>
-                    <a:blip r:embed="rId21"/>
+                    <a:blip r:embed="rId22"/>
                     <a:stretch>
                       <a:fillRect/>
                     </a:stretch>
@@ -19428,7 +17246,7 @@
       <w:r>
         <w:fldChar w:fldCharType="end"/>
       </w:r>
-      <w:bookmarkStart w:id="133" w:name="_Toc21097"/>
+      <w:bookmarkStart w:id="133" w:name="_Toc2435"/>
       <w:r>
         <w:rPr>
           <w:rFonts w:hint="default"/>
@@ -19531,8 +17349,8 @@
           <w:szCs w:val="22"/>
         </w:rPr>
       </w:pPr>
-      <w:bookmarkStart w:id="134" w:name="_Toc8400"/>
-      <w:bookmarkStart w:id="135" w:name="_Toc13034"/>
+      <w:bookmarkStart w:id="134" w:name="_Toc13034"/>
+      <w:bookmarkStart w:id="135" w:name="_Toc8400"/>
       <w:r>
         <w:t xml:space="preserve">Figure </w:t>
       </w:r>
@@ -19551,7 +17369,7 @@
       <w:r>
         <w:fldChar w:fldCharType="end"/>
       </w:r>
-      <w:bookmarkStart w:id="136" w:name="_Toc17254"/>
+      <w:bookmarkStart w:id="136" w:name="_Toc18514"/>
       <w:r>
         <w:rPr>
           <w:rFonts w:hint="default"/>
@@ -19620,7 +17438,7 @@
                     </pic:cNvPicPr>
                   </pic:nvPicPr>
                   <pic:blipFill>
-                    <a:blip r:embed="rId22"/>
+                    <a:blip r:embed="rId23"/>
                     <a:stretch>
                       <a:fillRect/>
                     </a:stretch>
@@ -19651,8 +17469,8 @@
           <w:lang w:val="en-US"/>
         </w:rPr>
       </w:pPr>
-      <w:bookmarkStart w:id="137" w:name="_Toc15380"/>
-      <w:bookmarkStart w:id="138" w:name="_Toc1328"/>
+      <w:bookmarkStart w:id="137" w:name="_Toc1328"/>
+      <w:bookmarkStart w:id="138" w:name="_Toc15380"/>
       <w:r>
         <w:t xml:space="preserve">Figure </w:t>
       </w:r>
@@ -19671,7 +17489,7 @@
       <w:r>
         <w:fldChar w:fldCharType="end"/>
       </w:r>
-      <w:bookmarkStart w:id="139" w:name="_Toc27231"/>
+      <w:bookmarkStart w:id="139" w:name="_Toc4603"/>
       <w:r>
         <w:rPr>
           <w:rFonts w:hint="default"/>
@@ -19733,7 +17551,7 @@
                     </pic:cNvPicPr>
                   </pic:nvPicPr>
                   <pic:blipFill>
-                    <a:blip r:embed="rId23"/>
+                    <a:blip r:embed="rId24"/>
                     <a:stretch>
                       <a:fillRect/>
                     </a:stretch>
@@ -19768,8 +17586,8 @@
           <w:lang w:val="en-US" w:eastAsia="zh-CN"/>
         </w:rPr>
       </w:pPr>
-      <w:bookmarkStart w:id="140" w:name="_Toc28767"/>
-      <w:bookmarkStart w:id="141" w:name="_Toc17922"/>
+      <w:bookmarkStart w:id="140" w:name="_Toc17922"/>
+      <w:bookmarkStart w:id="141" w:name="_Toc28767"/>
       <w:r>
         <w:t xml:space="preserve">Figure </w:t>
       </w:r>
@@ -19788,7 +17606,7 @@
       <w:r>
         <w:fldChar w:fldCharType="end"/>
       </w:r>
-      <w:bookmarkStart w:id="142" w:name="_Toc14446"/>
+      <w:bookmarkStart w:id="142" w:name="_Toc8880"/>
       <w:r>
         <w:rPr>
           <w:rFonts w:hint="default"/>
@@ -19832,7 +17650,7 @@
                     </pic:cNvPicPr>
                   </pic:nvPicPr>
                   <pic:blipFill>
-                    <a:blip r:embed="rId24"/>
+                    <a:blip r:embed="rId25"/>
                     <a:stretch>
                       <a:fillRect/>
                     </a:stretch>
@@ -19887,9 +17705,7 @@
       <w:r>
         <w:fldChar w:fldCharType="end"/>
       </w:r>
-      <w:bookmarkStart w:id="152" w:name="_GoBack"/>
-      <w:bookmarkEnd w:id="152"/>
-      <w:bookmarkStart w:id="145" w:name="_Toc13572"/>
+      <w:bookmarkStart w:id="145" w:name="_Toc22445"/>
       <w:r>
         <w:rPr>
           <w:rFonts w:hint="default"/>
@@ -19950,7 +17766,7 @@
                     </pic:cNvPicPr>
                   </pic:nvPicPr>
                   <pic:blipFill>
-                    <a:blip r:embed="rId25"/>
+                    <a:blip r:embed="rId26"/>
                     <a:stretch>
                       <a:fillRect/>
                     </a:stretch>
@@ -20015,7 +17831,7 @@
       <w:r>
         <w:fldChar w:fldCharType="end"/>
       </w:r>
-      <w:bookmarkStart w:id="148" w:name="_Toc15698"/>
+      <w:bookmarkStart w:id="148" w:name="_Toc21122"/>
       <w:r>
         <w:rPr>
           <w:rFonts w:hint="default"/>
@@ -20069,7 +17885,7 @@
                     </pic:cNvPicPr>
                   </pic:nvPicPr>
                   <pic:blipFill>
-                    <a:blip r:embed="rId26"/>
+                    <a:blip r:embed="rId27"/>
                     <a:stretch>
                       <a:fillRect/>
                     </a:stretch>
@@ -20133,7 +17949,7 @@
       <w:r>
         <w:fldChar w:fldCharType="end"/>
       </w:r>
-      <w:bookmarkStart w:id="151" w:name="_Toc9194"/>
+      <w:bookmarkStart w:id="151" w:name="_Toc4063"/>
       <w:r>
         <w:rPr>
           <w:rFonts w:hint="default"/>
